--- a/SistemBeritaAcara.Web/wwwroot/files/templates/BA_Template.docx
+++ b/SistemBeritaAcara.Web/wwwroot/files/templates/BA_Template.docx
@@ -173,23 +173,7 @@
                 <w:sz w:val="18"/>
                 <w:szCs w:val="18"/>
               </w:rPr>
-              <w:t xml:space="preserve">Gd. Wisma </w:t>
-            </w:r>
-            <w:proofErr w:type="spellStart"/>
-            <w:r>
-              <w:rPr>
-                <w:sz w:val="18"/>
-                <w:szCs w:val="18"/>
-              </w:rPr>
-              <w:t>Tugu</w:t>
-            </w:r>
-            <w:proofErr w:type="spellEnd"/>
-            <w:r>
-              <w:rPr>
-                <w:sz w:val="18"/>
-                <w:szCs w:val="18"/>
-              </w:rPr>
-              <w:t xml:space="preserve"> II Lt. 2 Jl. </w:t>
+              <w:t xml:space="preserve">Gd. Wisma Tugu II Lt. 2 Jl. </w:t>
             </w:r>
             <w:r>
               <w:rPr>
@@ -267,14 +251,14 @@
               <w:tblLook w:val="04A0" w:firstRow="1" w:lastRow="0" w:firstColumn="1" w:lastColumn="0" w:noHBand="0" w:noVBand="1"/>
             </w:tblPr>
             <w:tblGrid>
-              <w:gridCol w:w="1017"/>
+              <w:gridCol w:w="1097"/>
               <w:gridCol w:w="211"/>
-              <w:gridCol w:w="2272"/>
+              <w:gridCol w:w="2192"/>
             </w:tblGrid>
             <w:tr>
               <w:tc>
                 <w:tcPr>
-                  <w:tcW w:w="1100" w:type="dxa"/>
+                  <w:tcW w:w="1097" w:type="dxa"/>
                   <w:tcMar>
                     <w:top w:w="60" w:type="dxa"/>
                     <w:left w:w="80" w:type="dxa"/>
@@ -286,7 +270,6 @@
                   <w:pPr>
                     <w:spacing w:line="276" w:lineRule="auto"/>
                   </w:pPr>
-                  <w:proofErr w:type="spellStart"/>
                   <w:r>
                     <w:rPr>
                       <w:sz w:val="18"/>
@@ -294,12 +277,11 @@
                     </w:rPr>
                     <w:t>Nomor</w:t>
                   </w:r>
-                  <w:proofErr w:type="spellEnd"/>
                 </w:p>
               </w:tc>
               <w:tc>
                 <w:tcPr>
-                  <w:tcW w:w="200" w:type="dxa"/>
+                  <w:tcW w:w="211" w:type="dxa"/>
                   <w:tcMar>
                     <w:top w:w="60" w:type="dxa"/>
                     <w:left w:w="80" w:type="dxa"/>
@@ -322,7 +304,7 @@
               </w:tc>
               <w:tc>
                 <w:tcPr>
-                  <w:tcW w:w="2200" w:type="dxa"/>
+                  <w:tcW w:w="2192" w:type="dxa"/>
                   <w:tcMar>
                     <w:top w:w="60" w:type="dxa"/>
                     <w:left w:w="80" w:type="dxa"/>
@@ -347,7 +329,7 @@
             <w:tr>
               <w:tc>
                 <w:tcPr>
-                  <w:tcW w:w="1100" w:type="dxa"/>
+                  <w:tcW w:w="1097" w:type="dxa"/>
                   <w:tcMar>
                     <w:top w:w="60" w:type="dxa"/>
                     <w:left w:w="80" w:type="dxa"/>
@@ -359,7 +341,6 @@
                   <w:pPr>
                     <w:spacing w:line="276" w:lineRule="auto"/>
                   </w:pPr>
-                  <w:proofErr w:type="spellStart"/>
                   <w:r>
                     <w:rPr>
                       <w:sz w:val="18"/>
@@ -367,12 +348,11 @@
                     </w:rPr>
                     <w:t>Tanggal</w:t>
                   </w:r>
-                  <w:proofErr w:type="spellEnd"/>
                 </w:p>
               </w:tc>
               <w:tc>
                 <w:tcPr>
-                  <w:tcW w:w="200" w:type="dxa"/>
+                  <w:tcW w:w="211" w:type="dxa"/>
                   <w:tcMar>
                     <w:top w:w="60" w:type="dxa"/>
                     <w:left w:w="80" w:type="dxa"/>
@@ -395,7 +375,7 @@
               </w:tc>
               <w:tc>
                 <w:tcPr>
-                  <w:tcW w:w="2200" w:type="dxa"/>
+                  <w:tcW w:w="2192" w:type="dxa"/>
                   <w:tcMar>
                     <w:top w:w="60" w:type="dxa"/>
                     <w:left w:w="80" w:type="dxa"/>
@@ -420,7 +400,69 @@
             <w:tr>
               <w:tc>
                 <w:tcPr>
-                  <w:tcW w:w="1100" w:type="dxa"/>
+                  <w:tcW w:w="1097" w:type="dxa"/>
+                  <w:tcMar>
+                    <w:top w:w="60" w:type="dxa"/>
+                    <w:left w:w="80" w:type="dxa"/>
+                    <w:bottom w:w="60" w:type="dxa"/>
+                    <w:right w:w="80" w:type="dxa"/>
+                  </w:tcMar>
+                </w:tcPr>
+                <w:p>
+                  <w:pPr>
+                    <w:spacing w:line="276" w:lineRule="auto"/>
+                    <w:rPr>
+                      <w:sz w:val="18"/>
+                      <w:szCs w:val="18"/>
+                    </w:rPr>
+                  </w:pPr>
+                </w:p>
+              </w:tc>
+              <w:tc>
+                <w:tcPr>
+                  <w:tcW w:w="211" w:type="dxa"/>
+                  <w:tcMar>
+                    <w:top w:w="60" w:type="dxa"/>
+                    <w:left w:w="80" w:type="dxa"/>
+                    <w:bottom w:w="60" w:type="dxa"/>
+                    <w:right w:w="80" w:type="dxa"/>
+                  </w:tcMar>
+                </w:tcPr>
+                <w:p>
+                  <w:pPr>
+                    <w:spacing w:line="276" w:lineRule="auto"/>
+                    <w:rPr>
+                      <w:sz w:val="18"/>
+                      <w:szCs w:val="18"/>
+                    </w:rPr>
+                  </w:pPr>
+                </w:p>
+              </w:tc>
+              <w:tc>
+                <w:tcPr>
+                  <w:tcW w:w="2192" w:type="dxa"/>
+                  <w:tcMar>
+                    <w:top w:w="60" w:type="dxa"/>
+                    <w:left w:w="80" w:type="dxa"/>
+                    <w:bottom w:w="60" w:type="dxa"/>
+                    <w:right w:w="80" w:type="dxa"/>
+                  </w:tcMar>
+                </w:tcPr>
+                <w:p>
+                  <w:pPr>
+                    <w:spacing w:line="276" w:lineRule="auto"/>
+                    <w:rPr>
+                      <w:sz w:val="18"/>
+                      <w:szCs w:val="18"/>
+                    </w:rPr>
+                  </w:pPr>
+                </w:p>
+              </w:tc>
+            </w:tr>
+            <w:tr>
+              <w:tc>
+                <w:tcPr>
+                  <w:tcW w:w="1097" w:type="dxa"/>
                   <w:tcMar>
                     <w:top w:w="60" w:type="dxa"/>
                     <w:left w:w="80" w:type="dxa"/>
@@ -443,7 +485,7 @@
               </w:tc>
               <w:tc>
                 <w:tcPr>
-                  <w:tcW w:w="200" w:type="dxa"/>
+                  <w:tcW w:w="211" w:type="dxa"/>
                   <w:tcMar>
                     <w:top w:w="60" w:type="dxa"/>
                     <w:left w:w="80" w:type="dxa"/>
@@ -466,7 +508,7 @@
               </w:tc>
               <w:tc>
                 <w:tcPr>
-                  <w:tcW w:w="2200" w:type="dxa"/>
+                  <w:tcW w:w="2192" w:type="dxa"/>
                   <w:tcMar>
                     <w:top w:w="60" w:type="dxa"/>
                     <w:left w:w="80" w:type="dxa"/>
@@ -483,24 +525,15 @@
                       <w:sz w:val="18"/>
                       <w:szCs w:val="18"/>
                     </w:rPr>
-                    <w:t xml:space="preserve">IT </w:t>
+                    <w:t>IT Sumbagsel</w:t>
                   </w:r>
-                  <w:proofErr w:type="spellStart"/>
-                  <w:r>
-                    <w:rPr>
-                      <w:sz w:val="18"/>
-                      <w:szCs w:val="18"/>
-                    </w:rPr>
-                    <w:t>Sumbagsel</w:t>
-                  </w:r>
-                  <w:proofErr w:type="spellEnd"/>
                 </w:p>
               </w:tc>
             </w:tr>
             <w:tr>
               <w:tc>
                 <w:tcPr>
-                  <w:tcW w:w="1100" w:type="dxa"/>
+                  <w:tcW w:w="1097" w:type="dxa"/>
                   <w:tcMar>
                     <w:top w:w="60" w:type="dxa"/>
                     <w:left w:w="80" w:type="dxa"/>
@@ -523,7 +556,7 @@
               </w:tc>
               <w:tc>
                 <w:tcPr>
-                  <w:tcW w:w="200" w:type="dxa"/>
+                  <w:tcW w:w="211" w:type="dxa"/>
                   <w:tcMar>
                     <w:top w:w="60" w:type="dxa"/>
                     <w:left w:w="80" w:type="dxa"/>
@@ -546,7 +579,7 @@
               </w:tc>
               <w:tc>
                 <w:tcPr>
-                  <w:tcW w:w="2200" w:type="dxa"/>
+                  <w:tcW w:w="2192" w:type="dxa"/>
                   <w:tcMar>
                     <w:top w:w="60" w:type="dxa"/>
                     <w:left w:w="80" w:type="dxa"/>
@@ -563,17 +596,8 @@
                       <w:sz w:val="18"/>
                       <w:szCs w:val="18"/>
                     </w:rPr>
-                    <w:t xml:space="preserve">Retail Sales </w:t>
+                    <w:t>Retail Sales Sumbagsel</w:t>
                   </w:r>
-                  <w:proofErr w:type="spellStart"/>
-                  <w:r>
-                    <w:rPr>
-                      <w:sz w:val="18"/>
-                      <w:szCs w:val="18"/>
-                    </w:rPr>
-                    <w:t>Sumbagsel</w:t>
-                  </w:r>
-                  <w:proofErr w:type="spellEnd"/>
                 </w:p>
               </w:tc>
             </w:tr>
@@ -643,13 +667,8 @@
               <w:spacing w:line="276" w:lineRule="auto"/>
             </w:pPr>
             <w:r>
-              <w:t xml:space="preserve">Nama </w:t>
-            </w:r>
-            <w:proofErr w:type="spellStart"/>
-            <w:r>
-              <w:t>Penanggung</w:t>
-            </w:r>
-            <w:proofErr w:type="spellEnd"/>
+              <w:t>Nama Penanggung</w:t>
+            </w:r>
             <w:r>
               <w:t xml:space="preserve"> </w:t>
             </w:r>
@@ -833,19 +852,9 @@
             <w:pPr>
               <w:spacing w:line="276" w:lineRule="auto"/>
             </w:pPr>
-            <w:proofErr w:type="spellStart"/>
-            <w:r>
-              <w:t>Fungsi</w:t>
-            </w:r>
-            <w:proofErr w:type="spellEnd"/>
-            <w:r>
-              <w:t>/</w:t>
-            </w:r>
-            <w:proofErr w:type="spellStart"/>
-            <w:r>
-              <w:t>Direktorat</w:t>
-            </w:r>
-            <w:proofErr w:type="spellEnd"/>
+            <w:r>
+              <w:t>Fungsi/Direktorat</w:t>
+            </w:r>
           </w:p>
         </w:tc>
         <w:tc>
@@ -883,13 +892,8 @@
               <w:spacing w:line="276" w:lineRule="auto"/>
             </w:pPr>
             <w:r>
-              <w:t xml:space="preserve">Retail Sales </w:t>
-            </w:r>
-            <w:proofErr w:type="spellStart"/>
-            <w:r>
-              <w:t>Sumbagsel</w:t>
-            </w:r>
-            <w:proofErr w:type="spellEnd"/>
+              <w:t>Retail Sales Sumbagsel</w:t>
+            </w:r>
           </w:p>
         </w:tc>
       </w:tr>
@@ -948,13 +952,8 @@
               <w:spacing w:line="276" w:lineRule="auto"/>
             </w:pPr>
             <w:r>
-              <w:t xml:space="preserve">Retail Sales </w:t>
-            </w:r>
-            <w:proofErr w:type="spellStart"/>
-            <w:r>
-              <w:t>Sumbagsel</w:t>
-            </w:r>
-            <w:proofErr w:type="spellEnd"/>
+              <w:t>Retail Sales Sumbagsel</w:t>
+            </w:r>
           </w:p>
         </w:tc>
       </w:tr>
@@ -1034,13 +1033,8 @@
               <w:spacing w:line="276" w:lineRule="auto"/>
             </w:pPr>
             <w:r>
-              <w:t xml:space="preserve">No. </w:t>
-            </w:r>
-            <w:proofErr w:type="spellStart"/>
-            <w:r>
-              <w:t>Pekerja</w:t>
-            </w:r>
-            <w:proofErr w:type="spellEnd"/>
+              <w:t>No. Pekerja</w:t>
+            </w:r>
           </w:p>
         </w:tc>
         <w:tc>
@@ -1220,61 +1214,15 @@
           <w:bCs/>
           <w:u w:val="single"/>
         </w:rPr>
-        <w:t xml:space="preserve">Jenis </w:t>
-      </w:r>
-      <w:proofErr w:type="spellStart"/>
-      <w:r>
-        <w:rPr>
-          <w:b/>
-          <w:bCs/>
-          <w:u w:val="single"/>
-        </w:rPr>
-        <w:t>Perangkat</w:t>
-      </w:r>
-      <w:proofErr w:type="spellEnd"/>
-      <w:r>
-        <w:rPr>
-          <w:b/>
-          <w:bCs/>
-          <w:u w:val="single"/>
-        </w:rPr>
-        <w:t xml:space="preserve"> </w:t>
-      </w:r>
-      <w:proofErr w:type="spellStart"/>
-      <w:proofErr w:type="gramStart"/>
-      <w:r>
-        <w:rPr>
-          <w:b/>
-          <w:bCs/>
-          <w:u w:val="single"/>
-        </w:rPr>
-        <w:t>Keras</w:t>
-      </w:r>
-      <w:proofErr w:type="spellEnd"/>
-      <w:r>
-        <w:rPr>
-          <w:b/>
-          <w:bCs/>
-          <w:u w:val="single"/>
-        </w:rPr>
-        <w:t xml:space="preserve"> :</w:t>
-      </w:r>
-      <w:proofErr w:type="gramEnd"/>
-      <w:r>
-        <w:rPr>
-          <w:b/>
-          <w:bCs/>
-          <w:u w:val="single"/>
-        </w:rPr>
-        <w:t xml:space="preserve"> </w:t>
-      </w:r>
-      <w:r>
-        <w:t>Mouse</w:t>
+        <w:t xml:space="preserve">Jenis Perangkat Keras : </w:t>
+      </w:r>
+      <w:r>
+        <w:t>{{JenisPerangkat}}</w:t>
       </w:r>
     </w:p>
     <w:tbl>
       <w:tblPr>
-        <w:tblW w:w="9026" w:type="dxa"/>
+        <w:tblW w:w="10343" w:type="dxa"/>
         <w:tblBorders>
           <w:top w:val="single" w:sz="4" w:space="0" w:color="auto"/>
           <w:left w:val="single" w:sz="4" w:space="0" w:color="auto"/>
@@ -1290,13 +1238,13 @@
         <w:tblLook w:val="04A0" w:firstRow="1" w:lastRow="0" w:firstColumn="1" w:lastColumn="0" w:noHBand="0" w:noVBand="1"/>
       </w:tblPr>
       <w:tblGrid>
-        <w:gridCol w:w="517"/>
-        <w:gridCol w:w="949"/>
-        <w:gridCol w:w="947"/>
-        <w:gridCol w:w="994"/>
-        <w:gridCol w:w="2163"/>
-        <w:gridCol w:w="293"/>
-        <w:gridCol w:w="3163"/>
+        <w:gridCol w:w="516"/>
+        <w:gridCol w:w="1984"/>
+        <w:gridCol w:w="2173"/>
+        <w:gridCol w:w="1701"/>
+        <w:gridCol w:w="272"/>
+        <w:gridCol w:w="1618"/>
+        <w:gridCol w:w="2079"/>
       </w:tblGrid>
       <w:tr>
         <w:trPr>
@@ -1304,7 +1252,7 @@
         </w:trPr>
         <w:tc>
           <w:tcPr>
-            <w:tcW w:w="500" w:type="dxa"/>
+            <w:tcW w:w="516" w:type="dxa"/>
             <w:tcBorders>
               <w:top w:val="single" w:sz="4" w:space="0" w:color="000000"/>
               <w:left w:val="single" w:sz="4" w:space="0" w:color="000000"/>
@@ -1336,7 +1284,7 @@
         </w:tc>
         <w:tc>
           <w:tcPr>
-            <w:tcW w:w="1900" w:type="dxa"/>
+            <w:tcW w:w="4157" w:type="dxa"/>
             <w:gridSpan w:val="2"/>
             <w:tcBorders>
               <w:top w:val="single" w:sz="4" w:space="0" w:color="000000"/>
@@ -1368,39 +1316,7 @@
         </w:tc>
         <w:tc>
           <w:tcPr>
-            <w:tcW w:w="900" w:type="dxa"/>
-            <w:tcBorders>
-              <w:top w:val="single" w:sz="4" w:space="0" w:color="000000"/>
-              <w:left w:val="single" w:sz="4" w:space="0" w:color="000000"/>
-              <w:bottom w:val="single" w:sz="4" w:space="0" w:color="000000"/>
-              <w:right w:val="single" w:sz="4" w:space="0" w:color="000000"/>
-            </w:tcBorders>
-            <w:shd w:val="clear" w:color="auto" w:fill="FFFFFF" w:themeFill="background1"/>
-            <w:tcMar>
-              <w:top w:w="60" w:type="dxa"/>
-              <w:left w:w="80" w:type="dxa"/>
-              <w:bottom w:w="60" w:type="dxa"/>
-              <w:right w:w="80" w:type="dxa"/>
-            </w:tcMar>
-            <w:vAlign w:val="center"/>
-          </w:tcPr>
-          <w:p>
-            <w:pPr>
-              <w:spacing w:line="276" w:lineRule="auto"/>
-              <w:jc w:val="center"/>
-            </w:pPr>
-            <w:r>
-              <w:rPr>
-                <w:b/>
-                <w:bCs/>
-              </w:rPr>
-              <w:t>SATUAN</w:t>
-            </w:r>
-          </w:p>
-        </w:tc>
-        <w:tc>
-          <w:tcPr>
-            <w:tcW w:w="2500" w:type="dxa"/>
+            <w:tcW w:w="1973" w:type="dxa"/>
             <w:gridSpan w:val="2"/>
             <w:tcBorders>
               <w:top w:val="single" w:sz="4" w:space="0" w:color="000000"/>
@@ -1427,13 +1343,13 @@
                 <w:b/>
                 <w:bCs/>
               </w:rPr>
-              <w:t>NOMOR SERIAL</w:t>
-            </w:r>
-          </w:p>
-        </w:tc>
-        <w:tc>
-          <w:tcPr>
-            <w:tcW w:w="3226" w:type="dxa"/>
+              <w:t>SATUAN</w:t>
+            </w:r>
+          </w:p>
+        </w:tc>
+        <w:tc>
+          <w:tcPr>
+            <w:tcW w:w="1618" w:type="dxa"/>
             <w:tcBorders>
               <w:top w:val="single" w:sz="4" w:space="0" w:color="000000"/>
               <w:left w:val="single" w:sz="4" w:space="0" w:color="000000"/>
@@ -1459,18 +1375,13 @@
                 <w:b/>
                 <w:bCs/>
               </w:rPr>
-              <w:t>K E T E R A N G A N</w:t>
-            </w:r>
-          </w:p>
-        </w:tc>
-      </w:tr>
-      <w:tr>
-        <w:trPr>
-          <w:tblHeader/>
-        </w:trPr>
-        <w:tc>
-          <w:tcPr>
-            <w:tcW w:w="500" w:type="dxa"/>
+              <w:t>NOMOR SERIAL</w:t>
+            </w:r>
+          </w:p>
+        </w:tc>
+        <w:tc>
+          <w:tcPr>
+            <w:tcW w:w="2079" w:type="dxa"/>
             <w:tcBorders>
               <w:top w:val="single" w:sz="4" w:space="0" w:color="000000"/>
               <w:left w:val="single" w:sz="4" w:space="0" w:color="000000"/>
@@ -1484,16 +1395,30 @@
               <w:bottom w:w="60" w:type="dxa"/>
               <w:right w:w="80" w:type="dxa"/>
             </w:tcMar>
-          </w:tcPr>
-          <w:p>
-            <w:pPr>
-              <w:spacing w:line="276" w:lineRule="auto"/>
-            </w:pPr>
-          </w:p>
-        </w:tc>
-        <w:tc>
-          <w:tcPr>
-            <w:tcW w:w="950" w:type="dxa"/>
+            <w:vAlign w:val="center"/>
+          </w:tcPr>
+          <w:p>
+            <w:pPr>
+              <w:spacing w:line="276" w:lineRule="auto"/>
+              <w:jc w:val="center"/>
+            </w:pPr>
+            <w:r>
+              <w:rPr>
+                <w:b/>
+                <w:bCs/>
+              </w:rPr>
+              <w:t>K E T E R A N G A N</w:t>
+            </w:r>
+          </w:p>
+        </w:tc>
+      </w:tr>
+      <w:tr>
+        <w:trPr>
+          <w:tblHeader/>
+        </w:trPr>
+        <w:tc>
+          <w:tcPr>
+            <w:tcW w:w="516" w:type="dxa"/>
             <w:tcBorders>
               <w:top w:val="single" w:sz="4" w:space="0" w:color="000000"/>
               <w:left w:val="single" w:sz="4" w:space="0" w:color="000000"/>
@@ -1511,20 +1436,12 @@
           <w:p>
             <w:pPr>
               <w:spacing w:line="276" w:lineRule="auto"/>
-              <w:jc w:val="center"/>
-            </w:pPr>
-            <w:r>
-              <w:rPr>
-                <w:b/>
-                <w:bCs/>
-              </w:rPr>
-              <w:t>ANGKA</w:t>
-            </w:r>
-          </w:p>
-        </w:tc>
-        <w:tc>
-          <w:tcPr>
-            <w:tcW w:w="950" w:type="dxa"/>
+            </w:pPr>
+          </w:p>
+        </w:tc>
+        <w:tc>
+          <w:tcPr>
+            <w:tcW w:w="1984" w:type="dxa"/>
             <w:tcBorders>
               <w:top w:val="single" w:sz="4" w:space="0" w:color="000000"/>
               <w:left w:val="single" w:sz="4" w:space="0" w:color="000000"/>
@@ -1549,13 +1466,13 @@
                 <w:b/>
                 <w:bCs/>
               </w:rPr>
-              <w:t>HURUF</w:t>
-            </w:r>
-          </w:p>
-        </w:tc>
-        <w:tc>
-          <w:tcPr>
-            <w:tcW w:w="900" w:type="dxa"/>
+              <w:t>ANGKA</w:t>
+            </w:r>
+          </w:p>
+        </w:tc>
+        <w:tc>
+          <w:tcPr>
+            <w:tcW w:w="2173" w:type="dxa"/>
             <w:tcBorders>
               <w:top w:val="single" w:sz="4" w:space="0" w:color="000000"/>
               <w:left w:val="single" w:sz="4" w:space="0" w:color="000000"/>
@@ -1573,12 +1490,20 @@
           <w:p>
             <w:pPr>
               <w:spacing w:line="276" w:lineRule="auto"/>
-            </w:pPr>
-          </w:p>
-        </w:tc>
-        <w:tc>
-          <w:tcPr>
-            <w:tcW w:w="2500" w:type="dxa"/>
+              <w:jc w:val="center"/>
+            </w:pPr>
+            <w:r>
+              <w:rPr>
+                <w:b/>
+                <w:bCs/>
+              </w:rPr>
+              <w:t>HURUF</w:t>
+            </w:r>
+          </w:p>
+        </w:tc>
+        <w:tc>
+          <w:tcPr>
+            <w:tcW w:w="1973" w:type="dxa"/>
             <w:gridSpan w:val="2"/>
             <w:tcBorders>
               <w:top w:val="single" w:sz="4" w:space="0" w:color="000000"/>
@@ -1602,7 +1527,7 @@
         </w:tc>
         <w:tc>
           <w:tcPr>
-            <w:tcW w:w="3226" w:type="dxa"/>
+            <w:tcW w:w="1618" w:type="dxa"/>
             <w:tcBorders>
               <w:top w:val="single" w:sz="4" w:space="0" w:color="000000"/>
               <w:left w:val="single" w:sz="4" w:space="0" w:color="000000"/>
@@ -1623,37 +1548,34 @@
             </w:pPr>
           </w:p>
         </w:tc>
-      </w:tr>
-      <w:tr>
-        <w:tc>
-          <w:tcPr>
-            <w:tcW w:w="500" w:type="dxa"/>
+        <w:tc>
+          <w:tcPr>
+            <w:tcW w:w="2079" w:type="dxa"/>
             <w:tcBorders>
               <w:top w:val="single" w:sz="4" w:space="0" w:color="000000"/>
               <w:left w:val="single" w:sz="4" w:space="0" w:color="000000"/>
               <w:bottom w:val="single" w:sz="4" w:space="0" w:color="000000"/>
               <w:right w:val="single" w:sz="4" w:space="0" w:color="000000"/>
             </w:tcBorders>
-            <w:tcMar>
-              <w:top w:w="60" w:type="dxa"/>
-              <w:left w:w="80" w:type="dxa"/>
-              <w:bottom w:w="60" w:type="dxa"/>
-              <w:right w:w="80" w:type="dxa"/>
-            </w:tcMar>
-          </w:tcPr>
-          <w:p>
-            <w:pPr>
-              <w:spacing w:line="276" w:lineRule="auto"/>
-              <w:jc w:val="center"/>
-            </w:pPr>
-            <w:r>
-              <w:t>1</w:t>
-            </w:r>
-          </w:p>
-        </w:tc>
-        <w:tc>
-          <w:tcPr>
-            <w:tcW w:w="950" w:type="dxa"/>
+            <w:shd w:val="clear" w:color="auto" w:fill="FFFFFF" w:themeFill="background1"/>
+            <w:tcMar>
+              <w:top w:w="60" w:type="dxa"/>
+              <w:left w:w="80" w:type="dxa"/>
+              <w:bottom w:w="60" w:type="dxa"/>
+              <w:right w:w="80" w:type="dxa"/>
+            </w:tcMar>
+          </w:tcPr>
+          <w:p>
+            <w:pPr>
+              <w:spacing w:line="276" w:lineRule="auto"/>
+            </w:pPr>
+          </w:p>
+        </w:tc>
+      </w:tr>
+      <w:tr>
+        <w:tc>
+          <w:tcPr>
+            <w:tcW w:w="516" w:type="dxa"/>
             <w:tcBorders>
               <w:top w:val="single" w:sz="4" w:space="0" w:color="000000"/>
               <w:left w:val="single" w:sz="4" w:space="0" w:color="000000"/>
@@ -1673,13 +1595,13 @@
               <w:jc w:val="center"/>
             </w:pPr>
             <w:r>
-              <w:t>{{PerangkatJumlah}}</w:t>
-            </w:r>
-          </w:p>
-        </w:tc>
-        <w:tc>
-          <w:tcPr>
-            <w:tcW w:w="950" w:type="dxa"/>
+              <w:t>1</w:t>
+            </w:r>
+          </w:p>
+        </w:tc>
+        <w:tc>
+          <w:tcPr>
+            <w:tcW w:w="1984" w:type="dxa"/>
             <w:tcBorders>
               <w:top w:val="single" w:sz="4" w:space="0" w:color="000000"/>
               <w:left w:val="single" w:sz="4" w:space="0" w:color="000000"/>
@@ -1699,13 +1621,13 @@
               <w:jc w:val="center"/>
             </w:pPr>
             <w:r>
-              <w:t>{{PerangkatTerbilang}}</w:t>
-            </w:r>
-          </w:p>
-        </w:tc>
-        <w:tc>
-          <w:tcPr>
-            <w:tcW w:w="900" w:type="dxa"/>
+              <w:t>{{PerangkatJumlah}}</w:t>
+            </w:r>
+          </w:p>
+        </w:tc>
+        <w:tc>
+          <w:tcPr>
+            <w:tcW w:w="2173" w:type="dxa"/>
             <w:tcBorders>
               <w:top w:val="single" w:sz="4" w:space="0" w:color="000000"/>
               <w:left w:val="single" w:sz="4" w:space="0" w:color="000000"/>
@@ -1725,13 +1647,13 @@
               <w:jc w:val="center"/>
             </w:pPr>
             <w:r>
-              <w:t>{{PerangkatSatuan}}</w:t>
-            </w:r>
-          </w:p>
-        </w:tc>
-        <w:tc>
-          <w:tcPr>
-            <w:tcW w:w="2500" w:type="dxa"/>
+              <w:t>{{PerangkatTerbilang}}</w:t>
+            </w:r>
+          </w:p>
+        </w:tc>
+        <w:tc>
+          <w:tcPr>
+            <w:tcW w:w="1973" w:type="dxa"/>
             <w:gridSpan w:val="2"/>
             <w:tcBorders>
               <w:top w:val="single" w:sz="4" w:space="0" w:color="000000"/>
@@ -1752,13 +1674,13 @@
               <w:jc w:val="center"/>
             </w:pPr>
             <w:r>
-              <w:t>{{PerangkatSN}}</w:t>
-            </w:r>
-          </w:p>
-        </w:tc>
-        <w:tc>
-          <w:tcPr>
-            <w:tcW w:w="3226" w:type="dxa"/>
+              <w:t>{{PerangkatSatuan}}</w:t>
+            </w:r>
+          </w:p>
+        </w:tc>
+        <w:tc>
+          <w:tcPr>
+            <w:tcW w:w="1618" w:type="dxa"/>
             <w:tcBorders>
               <w:top w:val="single" w:sz="4" w:space="0" w:color="000000"/>
               <w:left w:val="single" w:sz="4" w:space="0" w:color="000000"/>
@@ -1775,17 +1697,16 @@
           <w:p>
             <w:pPr>
               <w:spacing w:line="276" w:lineRule="auto"/>
-            </w:pPr>
-            <w:r>
-              <w:t>{{PerangkatNama}}</w:t>
-            </w:r>
-          </w:p>
-        </w:tc>
-      </w:tr>
-      <w:tr>
-        <w:tc>
-          <w:tcPr>
-            <w:tcW w:w="500" w:type="dxa"/>
+              <w:jc w:val="center"/>
+            </w:pPr>
+            <w:r>
+              <w:t>{{PerangkatSN}}</w:t>
+            </w:r>
+          </w:p>
+        </w:tc>
+        <w:tc>
+          <w:tcPr>
+            <w:tcW w:w="2079" w:type="dxa"/>
             <w:tcBorders>
               <w:top w:val="single" w:sz="4" w:space="0" w:color="000000"/>
               <w:left w:val="single" w:sz="4" w:space="0" w:color="000000"/>
@@ -1803,11 +1724,16 @@
             <w:pPr>
               <w:spacing w:line="276" w:lineRule="auto"/>
             </w:pPr>
-          </w:p>
-        </w:tc>
-        <w:tc>
-          <w:tcPr>
-            <w:tcW w:w="950" w:type="dxa"/>
+            <w:r>
+              <w:t>{{PerangkatNama}}</w:t>
+            </w:r>
+          </w:p>
+        </w:tc>
+      </w:tr>
+      <w:tr>
+        <w:tc>
+          <w:tcPr>
+            <w:tcW w:w="516" w:type="dxa"/>
             <w:tcBorders>
               <w:top w:val="single" w:sz="4" w:space="0" w:color="000000"/>
               <w:left w:val="single" w:sz="4" w:space="0" w:color="000000"/>
@@ -1829,7 +1755,7 @@
         </w:tc>
         <w:tc>
           <w:tcPr>
-            <w:tcW w:w="950" w:type="dxa"/>
+            <w:tcW w:w="1984" w:type="dxa"/>
             <w:tcBorders>
               <w:top w:val="single" w:sz="4" w:space="0" w:color="000000"/>
               <w:left w:val="single" w:sz="4" w:space="0" w:color="000000"/>
@@ -1851,7 +1777,7 @@
         </w:tc>
         <w:tc>
           <w:tcPr>
-            <w:tcW w:w="900" w:type="dxa"/>
+            <w:tcW w:w="2173" w:type="dxa"/>
             <w:tcBorders>
               <w:top w:val="single" w:sz="4" w:space="0" w:color="000000"/>
               <w:left w:val="single" w:sz="4" w:space="0" w:color="000000"/>
@@ -1873,7 +1799,7 @@
         </w:tc>
         <w:tc>
           <w:tcPr>
-            <w:tcW w:w="2500" w:type="dxa"/>
+            <w:tcW w:w="1973" w:type="dxa"/>
             <w:gridSpan w:val="2"/>
             <w:tcBorders>
               <w:top w:val="single" w:sz="4" w:space="0" w:color="000000"/>
@@ -1896,7 +1822,7 @@
         </w:tc>
         <w:tc>
           <w:tcPr>
-            <w:tcW w:w="3226" w:type="dxa"/>
+            <w:tcW w:w="1618" w:type="dxa"/>
             <w:tcBorders>
               <w:top w:val="single" w:sz="4" w:space="0" w:color="000000"/>
               <w:left w:val="single" w:sz="4" w:space="0" w:color="000000"/>
@@ -1916,12 +1842,34 @@
             </w:pPr>
           </w:p>
         </w:tc>
+        <w:tc>
+          <w:tcPr>
+            <w:tcW w:w="2079" w:type="dxa"/>
+            <w:tcBorders>
+              <w:top w:val="single" w:sz="4" w:space="0" w:color="000000"/>
+              <w:left w:val="single" w:sz="4" w:space="0" w:color="000000"/>
+              <w:bottom w:val="single" w:sz="4" w:space="0" w:color="000000"/>
+              <w:right w:val="single" w:sz="4" w:space="0" w:color="000000"/>
+            </w:tcBorders>
+            <w:tcMar>
+              <w:top w:w="60" w:type="dxa"/>
+              <w:left w:w="80" w:type="dxa"/>
+              <w:bottom w:w="60" w:type="dxa"/>
+              <w:right w:w="80" w:type="dxa"/>
+            </w:tcMar>
+          </w:tcPr>
+          <w:p>
+            <w:pPr>
+              <w:spacing w:line="276" w:lineRule="auto"/>
+            </w:pPr>
+          </w:p>
+        </w:tc>
       </w:tr>
       <w:tr>
         <w:tc>
           <w:tcPr>
-            <w:tcW w:w="5500" w:type="dxa"/>
-            <w:gridSpan w:val="5"/>
+            <w:tcW w:w="6374" w:type="dxa"/>
+            <w:gridSpan w:val="4"/>
             <w:tcBorders>
               <w:top w:val="none" w:sz="0" w:space="0" w:color="FFFFFF"/>
               <w:left w:val="single" w:sz="4" w:space="0" w:color="000000"/>
@@ -1937,133 +1885,39 @@
           </w:tcPr>
           <w:p>
             <w:pPr>
-              <w:spacing w:line="276" w:lineRule="auto"/>
-            </w:pPr>
-            <w:proofErr w:type="spellStart"/>
-            <w:proofErr w:type="gramStart"/>
+              <w:tabs>
+                <w:tab w:val="right" w:pos="7995"/>
+              </w:tabs>
+              <w:spacing w:line="276" w:lineRule="auto"/>
+            </w:pPr>
             <w:r>
               <w:rPr>
                 <w:sz w:val="18"/>
                 <w:szCs w:val="18"/>
               </w:rPr>
-              <w:t>Catatan</w:t>
-            </w:r>
-            <w:proofErr w:type="spellEnd"/>
+              <w:t>Catatan : Perangkat IT ini di pinjamkan berdasarkan</w:t>
+            </w:r>
+          </w:p>
+          <w:p>
+            <w:pPr>
+              <w:tabs>
+                <w:tab w:val="right" w:pos="7995"/>
+              </w:tabs>
+              <w:spacing w:line="276" w:lineRule="auto"/>
+            </w:pPr>
             <w:r>
               <w:rPr>
                 <w:sz w:val="18"/>
                 <w:szCs w:val="18"/>
               </w:rPr>
-              <w:t xml:space="preserve"> :</w:t>
-            </w:r>
-            <w:proofErr w:type="gramEnd"/>
-            <w:r>
-              <w:rPr>
-                <w:sz w:val="18"/>
-                <w:szCs w:val="18"/>
-              </w:rPr>
-              <w:t xml:space="preserve"> </w:t>
-            </w:r>
-            <w:proofErr w:type="spellStart"/>
-            <w:r>
-              <w:rPr>
-                <w:sz w:val="18"/>
-                <w:szCs w:val="18"/>
-              </w:rPr>
-              <w:t>Perangkat</w:t>
-            </w:r>
-            <w:proofErr w:type="spellEnd"/>
-            <w:r>
-              <w:rPr>
-                <w:sz w:val="18"/>
-                <w:szCs w:val="18"/>
-              </w:rPr>
-              <w:t xml:space="preserve"> IT </w:t>
-            </w:r>
-            <w:proofErr w:type="spellStart"/>
-            <w:r>
-              <w:rPr>
-                <w:sz w:val="18"/>
-                <w:szCs w:val="18"/>
-              </w:rPr>
-              <w:t>ini</w:t>
-            </w:r>
-            <w:proofErr w:type="spellEnd"/>
-            <w:r>
-              <w:rPr>
-                <w:sz w:val="18"/>
-                <w:szCs w:val="18"/>
-              </w:rPr>
-              <w:t xml:space="preserve"> di </w:t>
-            </w:r>
-            <w:proofErr w:type="spellStart"/>
-            <w:r>
-              <w:rPr>
-                <w:sz w:val="18"/>
-                <w:szCs w:val="18"/>
-              </w:rPr>
-              <w:t>pinjamkan</w:t>
-            </w:r>
-            <w:proofErr w:type="spellEnd"/>
-            <w:r>
-              <w:rPr>
-                <w:sz w:val="18"/>
-                <w:szCs w:val="18"/>
-              </w:rPr>
-              <w:t xml:space="preserve"> </w:t>
-            </w:r>
-            <w:proofErr w:type="spellStart"/>
-            <w:r>
-              <w:rPr>
-                <w:sz w:val="18"/>
-                <w:szCs w:val="18"/>
-              </w:rPr>
-              <w:t>berdasarkan</w:t>
-            </w:r>
-            <w:proofErr w:type="spellEnd"/>
-          </w:p>
-          <w:p>
-            <w:pPr>
-              <w:spacing w:line="276" w:lineRule="auto"/>
-            </w:pPr>
-            <w:proofErr w:type="spellStart"/>
-            <w:r>
-              <w:rPr>
-                <w:sz w:val="18"/>
-                <w:szCs w:val="18"/>
-              </w:rPr>
-              <w:t>Tiket</w:t>
-            </w:r>
-            <w:proofErr w:type="spellEnd"/>
-            <w:r>
-              <w:rPr>
-                <w:sz w:val="18"/>
-                <w:szCs w:val="18"/>
-              </w:rPr>
-              <w:t xml:space="preserve"> di My SSC </w:t>
-            </w:r>
-            <w:proofErr w:type="gramStart"/>
-            <w:r>
-              <w:rPr>
-                <w:sz w:val="18"/>
-                <w:szCs w:val="18"/>
-              </w:rPr>
-              <w:t>No :</w:t>
-            </w:r>
-            <w:proofErr w:type="gramEnd"/>
-            <w:r>
-              <w:rPr>
-                <w:sz w:val="18"/>
-                <w:szCs w:val="18"/>
-              </w:rPr>
-              <w:t xml:space="preserve"> WO00000DUMMY001</w:t>
-            </w:r>
-          </w:p>
-        </w:tc>
-        <w:tc>
-          <w:tcPr>
-            <w:tcW w:w="3526" w:type="dxa"/>
-            <w:gridSpan w:val="2"/>
+              <w:t>Tiket di My SSC No : WO00000DUMMY001</w:t>
+            </w:r>
+          </w:p>
+        </w:tc>
+        <w:tc>
+          <w:tcPr>
+            <w:tcW w:w="3969" w:type="dxa"/>
+            <w:gridSpan w:val="3"/>
             <w:tcBorders>
               <w:top w:val="none" w:sz="0" w:space="0" w:color="FFFFFF"/>
               <w:left w:val="none" w:sz="0" w:space="0" w:color="FFFFFF"/>
@@ -2086,53 +1940,50 @@
                 <w:sz w:val="18"/>
                 <w:szCs w:val="18"/>
               </w:rPr>
-              <w:t xml:space="preserve">SN </w:t>
-            </w:r>
-            <w:proofErr w:type="gramStart"/>
+              <w:t>SN lama : -</w:t>
+            </w:r>
+          </w:p>
+          <w:p>
+            <w:pPr>
+              <w:tabs>
+                <w:tab w:val="right" w:pos="3603"/>
+              </w:tabs>
+              <w:spacing w:line="276" w:lineRule="auto"/>
+            </w:pPr>
             <w:r>
               <w:rPr>
                 <w:sz w:val="18"/>
                 <w:szCs w:val="18"/>
               </w:rPr>
-              <w:t>lama :</w:t>
-            </w:r>
-            <w:proofErr w:type="gramEnd"/>
+              <w:t xml:space="preserve">Tanggal </w:t>
+            </w:r>
             <w:r>
               <w:rPr>
                 <w:sz w:val="18"/>
                 <w:szCs w:val="18"/>
               </w:rPr>
-              <w:t xml:space="preserve"> -</w:t>
-            </w:r>
-          </w:p>
-          <w:p>
-            <w:pPr>
-              <w:spacing w:line="276" w:lineRule="auto"/>
-            </w:pPr>
-            <w:proofErr w:type="spellStart"/>
-            <w:proofErr w:type="gramStart"/>
+              <w:t>Pengembalian</w:t>
+            </w:r>
             <w:r>
               <w:rPr>
                 <w:sz w:val="18"/>
                 <w:szCs w:val="18"/>
               </w:rPr>
-              <w:t>Tanggal</w:t>
-            </w:r>
-            <w:proofErr w:type="spellEnd"/>
+              <w:t xml:space="preserve"> :</w:t>
+            </w:r>
             <w:r>
               <w:rPr>
                 <w:sz w:val="18"/>
                 <w:szCs w:val="18"/>
               </w:rPr>
-              <w:t xml:space="preserve">  :</w:t>
-            </w:r>
-            <w:proofErr w:type="gramEnd"/>
+              <w:t xml:space="preserve"> </w:t>
+            </w:r>
             <w:r>
               <w:rPr>
                 <w:sz w:val="18"/>
                 <w:szCs w:val="18"/>
               </w:rPr>
-              <w:t xml:space="preserve"> {{Tanggal}}</w:t>
+              <w:t>{{TanggalKembali}}</w:t>
             </w:r>
           </w:p>
         </w:tc>
@@ -2162,205 +2013,8 @@
         </w:rPr>
         <w:tab/>
       </w:r>
-      <w:proofErr w:type="spellStart"/>
-      <w:r>
-        <w:t>Pihak</w:t>
-      </w:r>
-      <w:proofErr w:type="spellEnd"/>
-      <w:r>
-        <w:t xml:space="preserve"> </w:t>
-      </w:r>
-      <w:proofErr w:type="spellStart"/>
-      <w:r>
-        <w:t>penerima</w:t>
-      </w:r>
-      <w:proofErr w:type="spellEnd"/>
-      <w:r>
-        <w:t xml:space="preserve"> </w:t>
-      </w:r>
-      <w:proofErr w:type="spellStart"/>
-      <w:r>
-        <w:t>bertanggung</w:t>
-      </w:r>
-      <w:proofErr w:type="spellEnd"/>
-      <w:r>
-        <w:t xml:space="preserve"> </w:t>
-      </w:r>
-      <w:proofErr w:type="spellStart"/>
-      <w:r>
-        <w:t>jawab</w:t>
-      </w:r>
-      <w:proofErr w:type="spellEnd"/>
-      <w:r>
-        <w:t xml:space="preserve"> </w:t>
-      </w:r>
-      <w:proofErr w:type="spellStart"/>
-      <w:r>
-        <w:t>sepenuhnya</w:t>
-      </w:r>
-      <w:proofErr w:type="spellEnd"/>
-      <w:r>
-        <w:t xml:space="preserve"> </w:t>
-      </w:r>
-      <w:proofErr w:type="spellStart"/>
-      <w:r>
-        <w:t>atas</w:t>
-      </w:r>
-      <w:proofErr w:type="spellEnd"/>
-      <w:r>
-        <w:t xml:space="preserve"> </w:t>
-      </w:r>
-      <w:proofErr w:type="spellStart"/>
-      <w:r>
-        <w:t>peralatan</w:t>
-      </w:r>
-      <w:proofErr w:type="spellEnd"/>
-      <w:r>
-        <w:t xml:space="preserve"> yang </w:t>
-      </w:r>
-      <w:proofErr w:type="spellStart"/>
-      <w:r>
-        <w:t>digunakannya</w:t>
-      </w:r>
-      <w:proofErr w:type="spellEnd"/>
-      <w:r>
-        <w:t xml:space="preserve"> dan </w:t>
-      </w:r>
-      <w:proofErr w:type="spellStart"/>
-      <w:r>
-        <w:t>telah</w:t>
-      </w:r>
-      <w:proofErr w:type="spellEnd"/>
-      <w:r>
-        <w:t xml:space="preserve"> </w:t>
-      </w:r>
-      <w:proofErr w:type="spellStart"/>
-      <w:r>
-        <w:t>membaca</w:t>
-      </w:r>
-      <w:proofErr w:type="spellEnd"/>
-      <w:r>
-        <w:t xml:space="preserve"> dan </w:t>
-      </w:r>
-      <w:proofErr w:type="spellStart"/>
-      <w:r>
-        <w:t>setuju</w:t>
-      </w:r>
-      <w:proofErr w:type="spellEnd"/>
-      <w:r>
-        <w:t xml:space="preserve"> </w:t>
-      </w:r>
-      <w:proofErr w:type="spellStart"/>
-      <w:r>
-        <w:t>dengan</w:t>
-      </w:r>
-      <w:proofErr w:type="spellEnd"/>
-      <w:r>
-        <w:t xml:space="preserve"> </w:t>
-      </w:r>
-      <w:proofErr w:type="spellStart"/>
-      <w:r>
-        <w:t>ketentuan</w:t>
-      </w:r>
-      <w:proofErr w:type="spellEnd"/>
-      <w:r>
-        <w:t xml:space="preserve"> </w:t>
-      </w:r>
-      <w:proofErr w:type="spellStart"/>
-      <w:r>
-        <w:t>tambahan</w:t>
-      </w:r>
-      <w:proofErr w:type="spellEnd"/>
-      <w:r>
-        <w:t xml:space="preserve"> yang </w:t>
-      </w:r>
-      <w:proofErr w:type="spellStart"/>
-      <w:r>
-        <w:t>tercantum</w:t>
-      </w:r>
-      <w:proofErr w:type="spellEnd"/>
-      <w:r>
-        <w:t xml:space="preserve"> pada </w:t>
-      </w:r>
-      <w:proofErr w:type="spellStart"/>
-      <w:r>
-        <w:t>halaman</w:t>
-      </w:r>
-      <w:proofErr w:type="spellEnd"/>
-      <w:r>
-        <w:t xml:space="preserve"> </w:t>
-      </w:r>
-      <w:proofErr w:type="spellStart"/>
-      <w:r>
-        <w:t>belakang</w:t>
-      </w:r>
-      <w:proofErr w:type="spellEnd"/>
-      <w:r>
-        <w:t xml:space="preserve"> </w:t>
-      </w:r>
-      <w:proofErr w:type="spellStart"/>
-      <w:r>
-        <w:t>dari</w:t>
-      </w:r>
-      <w:proofErr w:type="spellEnd"/>
-      <w:r>
-        <w:t xml:space="preserve"> </w:t>
-      </w:r>
-      <w:proofErr w:type="spellStart"/>
-      <w:r>
-        <w:t>lembar</w:t>
-      </w:r>
-      <w:proofErr w:type="spellEnd"/>
-      <w:r>
-        <w:t xml:space="preserve"> </w:t>
-      </w:r>
-      <w:proofErr w:type="spellStart"/>
-      <w:r>
-        <w:t>bukti</w:t>
-      </w:r>
-      <w:proofErr w:type="spellEnd"/>
-      <w:r>
-        <w:t xml:space="preserve"> </w:t>
-      </w:r>
-      <w:proofErr w:type="spellStart"/>
-      <w:r>
-        <w:t>penerimaan</w:t>
-      </w:r>
-      <w:proofErr w:type="spellEnd"/>
-      <w:r>
-        <w:t xml:space="preserve"> </w:t>
-      </w:r>
-      <w:proofErr w:type="spellStart"/>
-      <w:r>
-        <w:t>barang</w:t>
-      </w:r>
-      <w:proofErr w:type="spellEnd"/>
-      <w:r>
-        <w:t xml:space="preserve"> </w:t>
-      </w:r>
-      <w:proofErr w:type="spellStart"/>
-      <w:r>
-        <w:t>ini</w:t>
-      </w:r>
-      <w:proofErr w:type="spellEnd"/>
-      <w:r>
-        <w:t xml:space="preserve"> (</w:t>
-      </w:r>
-      <w:proofErr w:type="spellStart"/>
-      <w:r>
-        <w:t>wajib</w:t>
-      </w:r>
-      <w:proofErr w:type="spellEnd"/>
-      <w:r>
-        <w:t xml:space="preserve"> </w:t>
-      </w:r>
-      <w:proofErr w:type="spellStart"/>
-      <w:r>
-        <w:t>dibaca</w:t>
-      </w:r>
-      <w:proofErr w:type="spellEnd"/>
-      <w:r>
-        <w:t>).</w:t>
+      <w:r>
+        <w:t>Pihak penerima bertanggung jawab sepenuhnya atas peralatan yang digunakannya dan telah membaca dan setuju dengan ketentuan tambahan yang tercantum pada halaman belakang dari lembar bukti penerimaan barang ini (wajib dibaca).</w:t>
       </w:r>
     </w:p>
     <w:p>
@@ -2385,205 +2039,8 @@
         </w:rPr>
         <w:tab/>
       </w:r>
-      <w:proofErr w:type="spellStart"/>
-      <w:r>
-        <w:t>Apabila</w:t>
-      </w:r>
-      <w:proofErr w:type="spellEnd"/>
-      <w:r>
-        <w:t xml:space="preserve"> </w:t>
-      </w:r>
-      <w:proofErr w:type="spellStart"/>
-      <w:r>
-        <w:t>terjadi</w:t>
-      </w:r>
-      <w:proofErr w:type="spellEnd"/>
-      <w:r>
-        <w:t xml:space="preserve"> </w:t>
-      </w:r>
-      <w:proofErr w:type="spellStart"/>
-      <w:r>
-        <w:t>pencurian</w:t>
-      </w:r>
-      <w:proofErr w:type="spellEnd"/>
-      <w:r>
-        <w:t>/</w:t>
-      </w:r>
-      <w:proofErr w:type="spellStart"/>
-      <w:r>
-        <w:t>kehilangan</w:t>
-      </w:r>
-      <w:proofErr w:type="spellEnd"/>
-      <w:r>
-        <w:t xml:space="preserve"> </w:t>
-      </w:r>
-      <w:proofErr w:type="spellStart"/>
-      <w:r>
-        <w:t>perangkat</w:t>
-      </w:r>
-      <w:proofErr w:type="spellEnd"/>
-      <w:r>
-        <w:t xml:space="preserve"> yang </w:t>
-      </w:r>
-      <w:proofErr w:type="spellStart"/>
-      <w:r>
-        <w:t>diserahkan</w:t>
-      </w:r>
-      <w:proofErr w:type="spellEnd"/>
-      <w:r>
-        <w:t xml:space="preserve"> </w:t>
-      </w:r>
-      <w:proofErr w:type="spellStart"/>
-      <w:r>
-        <w:t>kepada</w:t>
-      </w:r>
-      <w:proofErr w:type="spellEnd"/>
-      <w:r>
-        <w:t xml:space="preserve"> </w:t>
-      </w:r>
-      <w:proofErr w:type="spellStart"/>
-      <w:r>
-        <w:t>pemakai</w:t>
-      </w:r>
-      <w:proofErr w:type="spellEnd"/>
-      <w:r>
-        <w:t>/</w:t>
-      </w:r>
-      <w:proofErr w:type="spellStart"/>
-      <w:r>
-        <w:t>penanggung</w:t>
-      </w:r>
-      <w:proofErr w:type="spellEnd"/>
-      <w:r>
-        <w:t xml:space="preserve"> </w:t>
-      </w:r>
-      <w:proofErr w:type="spellStart"/>
-      <w:r>
-        <w:t>jawab</w:t>
-      </w:r>
-      <w:proofErr w:type="spellEnd"/>
-      <w:r>
-        <w:t xml:space="preserve">, </w:t>
-      </w:r>
-      <w:proofErr w:type="spellStart"/>
-      <w:r>
-        <w:t>maka</w:t>
-      </w:r>
-      <w:proofErr w:type="spellEnd"/>
-      <w:r>
-        <w:t xml:space="preserve"> </w:t>
-      </w:r>
-      <w:proofErr w:type="spellStart"/>
-      <w:r>
-        <w:t>pemakai</w:t>
-      </w:r>
-      <w:proofErr w:type="spellEnd"/>
-      <w:r>
-        <w:t>/</w:t>
-      </w:r>
-      <w:proofErr w:type="spellStart"/>
-      <w:r>
-        <w:t>penanggung</w:t>
-      </w:r>
-      <w:proofErr w:type="spellEnd"/>
-      <w:r>
-        <w:t xml:space="preserve"> </w:t>
-      </w:r>
-      <w:proofErr w:type="spellStart"/>
-      <w:r>
-        <w:t>jawab</w:t>
-      </w:r>
-      <w:proofErr w:type="spellEnd"/>
-      <w:r>
-        <w:t xml:space="preserve"> </w:t>
-      </w:r>
-      <w:proofErr w:type="spellStart"/>
-      <w:r>
-        <w:t>harus</w:t>
-      </w:r>
-      <w:proofErr w:type="spellEnd"/>
-      <w:r>
-        <w:t xml:space="preserve"> </w:t>
-      </w:r>
-      <w:proofErr w:type="spellStart"/>
-      <w:r>
-        <w:t>melaporkan</w:t>
-      </w:r>
-      <w:proofErr w:type="spellEnd"/>
-      <w:r>
-        <w:t xml:space="preserve">     </w:t>
-      </w:r>
-      <w:proofErr w:type="spellStart"/>
-      <w:r>
-        <w:t>kepada</w:t>
-      </w:r>
-      <w:proofErr w:type="spellEnd"/>
-      <w:r>
-        <w:t xml:space="preserve"> </w:t>
-      </w:r>
-      <w:proofErr w:type="spellStart"/>
-      <w:r>
-        <w:t>Kepolisian</w:t>
-      </w:r>
-      <w:proofErr w:type="spellEnd"/>
-      <w:r>
-        <w:t xml:space="preserve"> dan </w:t>
-      </w:r>
-      <w:proofErr w:type="spellStart"/>
-      <w:r>
-        <w:t>Sekuriti</w:t>
-      </w:r>
-      <w:proofErr w:type="spellEnd"/>
-      <w:r>
-        <w:t xml:space="preserve"> PERTAMINA </w:t>
-      </w:r>
-      <w:proofErr w:type="spellStart"/>
-      <w:r>
-        <w:t>dimana</w:t>
-      </w:r>
-      <w:proofErr w:type="spellEnd"/>
-      <w:r>
-        <w:t xml:space="preserve"> </w:t>
-      </w:r>
-      <w:proofErr w:type="spellStart"/>
-      <w:r>
-        <w:t>terjadi</w:t>
-      </w:r>
-      <w:proofErr w:type="spellEnd"/>
-      <w:r>
-        <w:t xml:space="preserve"> </w:t>
-      </w:r>
-      <w:proofErr w:type="spellStart"/>
-      <w:r>
-        <w:t>pencurian</w:t>
-      </w:r>
-      <w:proofErr w:type="spellEnd"/>
-      <w:r>
-        <w:t xml:space="preserve"> / </w:t>
-      </w:r>
-      <w:proofErr w:type="spellStart"/>
-      <w:r>
-        <w:t>kehilangan</w:t>
-      </w:r>
-      <w:proofErr w:type="spellEnd"/>
-      <w:r>
-        <w:t xml:space="preserve"> </w:t>
-      </w:r>
-      <w:proofErr w:type="spellStart"/>
-      <w:r>
-        <w:t>barang</w:t>
-      </w:r>
-      <w:proofErr w:type="spellEnd"/>
-      <w:r>
-        <w:t xml:space="preserve"> </w:t>
-      </w:r>
-      <w:proofErr w:type="spellStart"/>
-      <w:r>
-        <w:t>tersebut</w:t>
-      </w:r>
-      <w:proofErr w:type="spellEnd"/>
-      <w:r>
-        <w:t xml:space="preserve">. </w:t>
+      <w:r>
+        <w:t xml:space="preserve">Apabila terjadi pencurian/kehilangan perangkat yang diserahkan kepada pemakai/penanggung jawab, maka pemakai/penanggung jawab harus melaporkan     kepada Kepolisian dan Sekuriti PERTAMINA dimana terjadi pencurian / kehilangan barang tersebut. </w:t>
       </w:r>
       <w:r>
         <w:rPr>
@@ -2719,7 +2176,7 @@
     </w:p>
     <w:tbl>
       <w:tblPr>
-        <w:tblW w:w="9026" w:type="dxa"/>
+        <w:tblW w:w="10490" w:type="dxa"/>
         <w:tblCellMar>
           <w:left w:w="10" w:type="dxa"/>
           <w:right w:w="10" w:type="dxa"/>
@@ -2727,64 +2184,54 @@
         <w:tblLook w:val="04A0" w:firstRow="1" w:lastRow="0" w:firstColumn="1" w:lastColumn="0" w:noHBand="0" w:noVBand="1"/>
       </w:tblPr>
       <w:tblGrid>
-        <w:gridCol w:w="3008"/>
-        <w:gridCol w:w="3010"/>
-        <w:gridCol w:w="3008"/>
+        <w:gridCol w:w="4111"/>
+        <w:gridCol w:w="4111"/>
+        <w:gridCol w:w="2268"/>
       </w:tblGrid>
       <w:tr>
         <w:tc>
           <w:tcPr>
-            <w:tcW w:w="3008" w:type="dxa"/>
-            <w:tcMar>
-              <w:top w:w="60" w:type="dxa"/>
-              <w:left w:w="80" w:type="dxa"/>
-              <w:bottom w:w="60" w:type="dxa"/>
-              <w:right w:w="80" w:type="dxa"/>
-            </w:tcMar>
-          </w:tcPr>
-          <w:p>
-            <w:pPr>
-              <w:spacing w:line="276" w:lineRule="auto"/>
-            </w:pPr>
-            <w:r>
-              <w:t xml:space="preserve">Yang </w:t>
-            </w:r>
-            <w:proofErr w:type="spellStart"/>
-            <w:r>
-              <w:t>menyerahkan</w:t>
-            </w:r>
-            <w:proofErr w:type="spellEnd"/>
-            <w:r>
-              <w:t>,</w:t>
-            </w:r>
-          </w:p>
-        </w:tc>
-        <w:tc>
-          <w:tcPr>
-            <w:tcW w:w="3010" w:type="dxa"/>
-            <w:tcMar>
-              <w:top w:w="60" w:type="dxa"/>
-              <w:left w:w="80" w:type="dxa"/>
-              <w:bottom w:w="60" w:type="dxa"/>
-              <w:right w:w="80" w:type="dxa"/>
-            </w:tcMar>
-          </w:tcPr>
-          <w:p>
-            <w:pPr>
-              <w:spacing w:line="276" w:lineRule="auto"/>
-            </w:pPr>
-            <w:proofErr w:type="spellStart"/>
-            <w:r>
-              <w:t>Mengetahui</w:t>
-            </w:r>
-            <w:proofErr w:type="spellEnd"/>
-            <w:r>
-              <w:t>,</w:t>
-            </w:r>
-          </w:p>
-          <w:p>
-            <w:pPr>
-              <w:spacing w:line="276" w:lineRule="auto"/>
+            <w:tcW w:w="4111" w:type="dxa"/>
+            <w:tcMar>
+              <w:top w:w="60" w:type="dxa"/>
+              <w:left w:w="80" w:type="dxa"/>
+              <w:bottom w:w="60" w:type="dxa"/>
+              <w:right w:w="80" w:type="dxa"/>
+            </w:tcMar>
+          </w:tcPr>
+          <w:p>
+            <w:pPr>
+              <w:spacing w:line="276" w:lineRule="auto"/>
+              <w:jc w:val="both"/>
+            </w:pPr>
+            <w:r>
+              <w:t>Yang menyerahkan,</w:t>
+            </w:r>
+          </w:p>
+        </w:tc>
+        <w:tc>
+          <w:tcPr>
+            <w:tcW w:w="4111" w:type="dxa"/>
+            <w:tcMar>
+              <w:top w:w="60" w:type="dxa"/>
+              <w:left w:w="80" w:type="dxa"/>
+              <w:bottom w:w="60" w:type="dxa"/>
+              <w:right w:w="80" w:type="dxa"/>
+            </w:tcMar>
+          </w:tcPr>
+          <w:p>
+            <w:pPr>
+              <w:spacing w:line="276" w:lineRule="auto"/>
+              <w:jc w:val="both"/>
+            </w:pPr>
+            <w:r>
+              <w:t>Mengetahui,</w:t>
+            </w:r>
+          </w:p>
+          <w:p>
+            <w:pPr>
+              <w:spacing w:line="276" w:lineRule="auto"/>
+              <w:jc w:val="both"/>
             </w:pPr>
             <w:r>
               <w:t>Officer I System Operation</w:t>
@@ -2793,17 +2240,18 @@
         </w:tc>
         <w:tc>
           <w:tcPr>
-            <w:tcW w:w="3008" w:type="dxa"/>
-            <w:tcMar>
-              <w:top w:w="60" w:type="dxa"/>
-              <w:left w:w="80" w:type="dxa"/>
-              <w:bottom w:w="60" w:type="dxa"/>
-              <w:right w:w="80" w:type="dxa"/>
-            </w:tcMar>
-          </w:tcPr>
-          <w:p>
-            <w:pPr>
-              <w:spacing w:line="276" w:lineRule="auto"/>
+            <w:tcW w:w="2268" w:type="dxa"/>
+            <w:tcMar>
+              <w:top w:w="60" w:type="dxa"/>
+              <w:left w:w="80" w:type="dxa"/>
+              <w:bottom w:w="60" w:type="dxa"/>
+              <w:right w:w="80" w:type="dxa"/>
+            </w:tcMar>
+          </w:tcPr>
+          <w:p>
+            <w:pPr>
+              <w:spacing w:line="276" w:lineRule="auto"/>
+              <w:jc w:val="both"/>
             </w:pPr>
             <w:r>
               <w:t>Palembang, {{Tanggal}}</w:t>
@@ -2812,6 +2260,7 @@
           <w:p>
             <w:pPr>
               <w:spacing w:line="276" w:lineRule="auto"/>
+              <w:jc w:val="both"/>
             </w:pPr>
             <w:r>
               <w:t>Yang Menerima,</w:t>
@@ -2825,39 +2274,39 @@
         </w:trPr>
         <w:tc>
           <w:tcPr>
-            <w:tcW w:w="3008" w:type="dxa"/>
-            <w:tcMar>
-              <w:top w:w="60" w:type="dxa"/>
-              <w:left w:w="80" w:type="dxa"/>
-              <w:bottom w:w="60" w:type="dxa"/>
-              <w:right w:w="80" w:type="dxa"/>
-            </w:tcMar>
-          </w:tcPr>
-          <w:p>
-            <w:pPr>
-              <w:spacing w:line="276" w:lineRule="auto"/>
-            </w:pPr>
-          </w:p>
-        </w:tc>
-        <w:tc>
-          <w:tcPr>
-            <w:tcW w:w="3010" w:type="dxa"/>
-            <w:tcMar>
-              <w:top w:w="60" w:type="dxa"/>
-              <w:left w:w="80" w:type="dxa"/>
-              <w:bottom w:w="60" w:type="dxa"/>
-              <w:right w:w="80" w:type="dxa"/>
-            </w:tcMar>
-          </w:tcPr>
-          <w:p>
-            <w:pPr>
-              <w:spacing w:line="276" w:lineRule="auto"/>
-            </w:pPr>
-          </w:p>
-        </w:tc>
-        <w:tc>
-          <w:tcPr>
-            <w:tcW w:w="3008" w:type="dxa"/>
+            <w:tcW w:w="4111" w:type="dxa"/>
+            <w:tcMar>
+              <w:top w:w="60" w:type="dxa"/>
+              <w:left w:w="80" w:type="dxa"/>
+              <w:bottom w:w="60" w:type="dxa"/>
+              <w:right w:w="80" w:type="dxa"/>
+            </w:tcMar>
+          </w:tcPr>
+          <w:p>
+            <w:pPr>
+              <w:spacing w:line="276" w:lineRule="auto"/>
+            </w:pPr>
+          </w:p>
+        </w:tc>
+        <w:tc>
+          <w:tcPr>
+            <w:tcW w:w="4111" w:type="dxa"/>
+            <w:tcMar>
+              <w:top w:w="60" w:type="dxa"/>
+              <w:left w:w="80" w:type="dxa"/>
+              <w:bottom w:w="60" w:type="dxa"/>
+              <w:right w:w="80" w:type="dxa"/>
+            </w:tcMar>
+          </w:tcPr>
+          <w:p>
+            <w:pPr>
+              <w:spacing w:line="276" w:lineRule="auto"/>
+            </w:pPr>
+          </w:p>
+        </w:tc>
+        <w:tc>
+          <w:tcPr>
+            <w:tcW w:w="2268" w:type="dxa"/>
             <w:tcMar>
               <w:top w:w="60" w:type="dxa"/>
               <w:left w:w="80" w:type="dxa"/>
@@ -2875,7 +2324,7 @@
       <w:tr>
         <w:tc>
           <w:tcPr>
-            <w:tcW w:w="3008" w:type="dxa"/>
+            <w:tcW w:w="4111" w:type="dxa"/>
             <w:tcMar>
               <w:top w:w="60" w:type="dxa"/>
               <w:left w:w="80" w:type="dxa"/>
@@ -2898,7 +2347,7 @@
         </w:tc>
         <w:tc>
           <w:tcPr>
-            <w:tcW w:w="3010" w:type="dxa"/>
+            <w:tcW w:w="4111" w:type="dxa"/>
             <w:tcMar>
               <w:top w:w="60" w:type="dxa"/>
               <w:left w:w="80" w:type="dxa"/>
@@ -2921,7 +2370,7 @@
         </w:tc>
         <w:tc>
           <w:tcPr>
-            <w:tcW w:w="3008" w:type="dxa"/>
+            <w:tcW w:w="2268" w:type="dxa"/>
             <w:tcMar>
               <w:top w:w="60" w:type="dxa"/>
               <w:left w:w="80" w:type="dxa"/>
@@ -2965,29 +2414,7 @@
           <w:u w:val="single"/>
         </w:rPr>
         <w:lastRenderedPageBreak/>
-        <w:t xml:space="preserve">Bukti Foto </w:t>
-      </w:r>
-      <w:proofErr w:type="spellStart"/>
-      <w:r>
-        <w:rPr>
-          <w:b/>
-          <w:bCs/>
-          <w:sz w:val="24"/>
-          <w:szCs w:val="24"/>
-          <w:u w:val="single"/>
-        </w:rPr>
-        <w:t>Alokasi</w:t>
-      </w:r>
-      <w:proofErr w:type="spellEnd"/>
-      <w:r>
-        <w:rPr>
-          <w:b/>
-          <w:bCs/>
-          <w:sz w:val="24"/>
-          <w:szCs w:val="24"/>
-          <w:u w:val="single"/>
-        </w:rPr>
-        <w:t xml:space="preserve"> Barang</w:t>
+        <w:t>Bukti Foto Alokasi Barang</w:t>
       </w:r>
     </w:p>
     <w:p>
@@ -3006,9 +2433,8 @@
           <w:sz w:val="18"/>
           <w:szCs w:val="18"/>
         </w:rPr>
-        <w:t xml:space="preserve">Berita acara </w:t>
-      </w:r>
-      <w:proofErr w:type="spellStart"/>
+        <w:t xml:space="preserve">Berita acara alokasi </w:t>
+      </w:r>
       <w:r>
         <w:rPr>
           <w:b/>
@@ -3016,70 +2442,19 @@
           <w:sz w:val="18"/>
           <w:szCs w:val="18"/>
         </w:rPr>
-        <w:t>alokasi</w:t>
-      </w:r>
-      <w:proofErr w:type="spellEnd"/>
-      <w:r>
-        <w:rPr>
-          <w:b/>
-          <w:bCs/>
-          <w:sz w:val="18"/>
-          <w:szCs w:val="18"/>
-        </w:rPr>
-        <w:t xml:space="preserve"> Mouse</w:t>
+        <w:t>{{JenisPerangkat}}</w:t>
       </w:r>
     </w:p>
     <w:p>
       <w:pPr>
         <w:spacing w:line="276" w:lineRule="auto"/>
       </w:pPr>
-      <w:proofErr w:type="spellStart"/>
       <w:r>
         <w:rPr>
           <w:sz w:val="18"/>
           <w:szCs w:val="18"/>
         </w:rPr>
-        <w:t>sesuai</w:t>
-      </w:r>
-      <w:proofErr w:type="spellEnd"/>
-      <w:r>
-        <w:rPr>
-          <w:sz w:val="18"/>
-          <w:szCs w:val="18"/>
-        </w:rPr>
-        <w:t xml:space="preserve"> </w:t>
-      </w:r>
-      <w:proofErr w:type="spellStart"/>
-      <w:r>
-        <w:rPr>
-          <w:sz w:val="18"/>
-          <w:szCs w:val="18"/>
-        </w:rPr>
-        <w:t>dengan</w:t>
-      </w:r>
-      <w:proofErr w:type="spellEnd"/>
-      <w:r>
-        <w:rPr>
-          <w:sz w:val="18"/>
-          <w:szCs w:val="18"/>
-        </w:rPr>
-        <w:t xml:space="preserve"> </w:t>
-      </w:r>
-      <w:proofErr w:type="spellStart"/>
-      <w:r>
-        <w:rPr>
-          <w:sz w:val="18"/>
-          <w:szCs w:val="18"/>
-        </w:rPr>
-        <w:t>Tiket</w:t>
-      </w:r>
-      <w:proofErr w:type="spellEnd"/>
-      <w:r>
-        <w:rPr>
-          <w:sz w:val="18"/>
-          <w:szCs w:val="18"/>
-        </w:rPr>
-        <w:t xml:space="preserve"> di My SSC No. </w:t>
+        <w:t xml:space="preserve">sesuai dengan Tiket di My SSC No. </w:t>
       </w:r>
       <w:r>
         <w:rPr>
@@ -3109,17 +2484,8 @@
           <w:sz w:val="18"/>
           <w:szCs w:val="18"/>
         </w:rPr>
-        <w:t xml:space="preserve"> - Retail Sales </w:t>
-      </w:r>
-      <w:proofErr w:type="spellStart"/>
-      <w:r>
-        <w:rPr>
-          <w:sz w:val="18"/>
-          <w:szCs w:val="18"/>
-        </w:rPr>
-        <w:t>Sumbagsel</w:t>
-      </w:r>
-      <w:proofErr w:type="spellEnd"/>
+        <w:t xml:space="preserve"> - Retail Sales Sumbagsel</w:t>
+      </w:r>
     </w:p>
     <w:p>
       <w:pPr>

--- a/SistemBeritaAcara.Web/wwwroot/files/templates/BA_Template.docx
+++ b/SistemBeritaAcara.Web/wwwroot/files/templates/BA_Template.docx
@@ -1,9 +1,11 @@
 
 <file path=word/document.xml><?xml version="1.0" encoding="utf-8"?>
-<w:document xmlns:wpc="http://schemas.microsoft.com/office/word/2010/wordprocessingCanvas" xmlns:cx="http://schemas.microsoft.com/office/drawing/2014/chartex" xmlns:cx1="http://schemas.microsoft.com/office/drawing/2015/9/8/chartex" xmlns:cx2="http://schemas.microsoft.com/office/drawing/2015/10/21/chartex" xmlns:cx3="http://schemas.microsoft.com/office/drawing/2016/5/9/chartex" xmlns:cx4="http://schemas.microsoft.com/office/drawing/2016/5/10/chartex" xmlns:cx5="http://schemas.microsoft.com/office/drawing/2016/5/11/chartex" xmlns:cx6="http://schemas.microsoft.com/office/drawing/2016/5/12/chartex" xmlns:cx7="http://schemas.microsoft.com/office/drawing/2016/5/13/chartex" xmlns:cx8="http://schemas.microsoft.com/office/drawing/2016/5/14/chartex" xmlns:mc="http://schemas.openxmlformats.org/markup-compatibility/2006" xmlns:aink="http://schemas.microsoft.com/office/drawing/2016/ink" xmlns:am3d="http://schemas.microsoft.com/office/drawing/2017/model3d" xmlns:o="urn:schemas-microsoft-com:office:office" xmlns:oel="http://schemas.microsoft.com/office/2019/extlst" xmlns:r="http://schemas.openxmlformats.org/officeDocument/2006/relationships" xmlns:m="http://schemas.openxmlformats.org/officeDocument/2006/math" xmlns:v="urn:schemas-microsoft-com:vml" xmlns:wp14="http://schemas.microsoft.com/office/word/2010/wordprocessingDrawing" xmlns:wp="http://schemas.openxmlformats.org/drawingml/2006/wordprocessingDrawing" xmlns:w10="urn:schemas-microsoft-com:office:word" xmlns:w="http://schemas.openxmlformats.org/wordprocessingml/2006/main" xmlns:w14="http://schemas.microsoft.com/office/word/2010/wordml" xmlns:w15="http://schemas.microsoft.com/office/word/2012/wordml" xmlns:w16cex="http://schemas.microsoft.com/office/word/2018/wordml/cex" xmlns:w16cid="http://schemas.microsoft.com/office/word/2016/wordml/cid" xmlns:w16="http://schemas.microsoft.com/office/word/2018/wordml" xmlns:w16du="http://schemas.microsoft.com/office/word/2023/wordml/word16du" xmlns:w16sdtdh="http://schemas.microsoft.com/office/word/2020/wordml/sdtdatahash" xmlns:w16sdtfl="http://schemas.microsoft.com/office/word/2024/wordml/sdtformatlock" xmlns:w16se="http://schemas.microsoft.com/office/word/2015/wordml/symex" xmlns:wpg="http://schemas.microsoft.com/office/word/2010/wordprocessingGroup" xmlns:wpi="http://schemas.microsoft.com/office/word/2010/wordprocessingInk" xmlns:wne="http://schemas.microsoft.com/office/word/2006/wordml" xmlns:wps="http://schemas.microsoft.com/office/word/2010/wordprocessingShape" mc:Ignorable="w14 w15 w16se w16cid w16 w16cex w16sdtdh w16sdtfl w16du wp14">
+<!-- Generated by Spire.Doc -->
+<w:document xmlns:mc="http://schemas.openxmlformats.org/markup-compatibility/2006" xmlns:o="urn:schemas-microsoft-com:office:office" xmlns:r="http://schemas.openxmlformats.org/officeDocument/2006/relationships" xmlns:m="http://schemas.openxmlformats.org/officeDocument/2006/math" xmlns:v="urn:schemas-microsoft-com:vml" xmlns:wp="http://schemas.openxmlformats.org/drawingml/2006/wordprocessingDrawing" xmlns:w10="urn:schemas-microsoft-com:office:word" xmlns:w="http://schemas.openxmlformats.org/wordprocessingml/2006/main" xmlns:wne="http://schemas.microsoft.com/office/word/2006/wordml" xmlns:wpc="http://schemas.microsoft.com/office/word/2010/wordprocessingCanvas" xmlns:wp14="http://schemas.microsoft.com/office/word/2010/wordprocessingDrawing" xmlns:w14="http://schemas.microsoft.com/office/word/2010/wordml" xmlns:wpg="http://schemas.microsoft.com/office/word/2010/wordprocessingGroup" xmlns:wpi="http://schemas.microsoft.com/office/word/2010/wordprocessingInk" xmlns:wps="http://schemas.microsoft.com/office/word/2010/wordprocessingShape" xmlns:cx="http://schemas.microsoft.com/office/drawing/2014/chartex" xmlns:cx1="http://schemas.microsoft.com/office/drawing/2015/9/8/chartex" xmlns:w15="http://schemas.microsoft.com/office/word/2012/wordml" mc:Ignorable="w14 wp14 w15">
   <w:body>
     <w:tbl>
       <w:tblPr>
+        <w:tblStyle w:val="NormalTable"/>
         <w:tblW w:w="9026" w:type="dxa"/>
         <w:tblBorders>
           <w:top w:val="single" w:sz="4" w:space="0" w:color="auto"/>
@@ -24,14 +26,32 @@
         <w:gridCol w:w="3670"/>
       </w:tblGrid>
       <w:tr>
+        <w:tblPrEx>
+          <w:tblW w:w="9026" w:type="dxa"/>
+          <w:tblBorders>
+            <w:top w:val="single" w:sz="4" w:space="0" w:color="auto"/>
+            <w:left w:val="single" w:sz="4" w:space="0" w:color="auto"/>
+            <w:bottom w:val="single" w:sz="4" w:space="0" w:color="auto"/>
+            <w:right w:val="single" w:sz="4" w:space="0" w:color="auto"/>
+            <w:insideH w:val="single" w:sz="4" w:space="0" w:color="auto"/>
+            <w:insideV w:val="single" w:sz="4" w:space="0" w:color="auto"/>
+          </w:tblBorders>
+          <w:tblCellMar>
+            <w:left w:w="10" w:type="dxa"/>
+            <w:right w:w="10" w:type="dxa"/>
+          </w:tblCellMar>
+        </w:tblPrEx>
+        <w:trPr>
+          <w:trHeight w:hRule="auto" w:val="0"/>
+        </w:trPr>
         <w:tc>
           <w:tcPr>
             <w:tcW w:w="5426" w:type="dxa"/>
             <w:tcBorders>
-              <w:top w:val="none" w:sz="0" w:space="0" w:color="FFFFFF"/>
-              <w:left w:val="none" w:sz="0" w:space="0" w:color="FFFFFF"/>
-              <w:bottom w:val="none" w:sz="0" w:space="0" w:color="FFFFFF"/>
-              <w:right w:val="none" w:sz="0" w:space="0" w:color="FFFFFF"/>
+              <w:top w:val="nil"/>
+              <w:left w:val="nil"/>
+              <w:bottom w:val="nil"/>
+              <w:right w:val="nil"/>
             </w:tcBorders>
             <w:tcMar>
               <w:top w:w="60" w:type="dxa"/>
@@ -43,13 +63,14 @@
           <w:p>
             <w:pPr>
               <w:spacing w:line="276" w:lineRule="auto"/>
+              <w:rPr/>
             </w:pPr>
             <w:r>
               <w:rPr>
                 <w:noProof/>
               </w:rPr>
               <w:drawing>
-                <wp:anchor distT="0" distB="0" distL="114300" distR="114300" simplePos="0" relativeHeight="251659264" behindDoc="0" locked="0" layoutInCell="1" allowOverlap="1" wp14:anchorId="3751A126" wp14:editId="1CC906C9">
+                <wp:anchor distT="0" distB="0" distL="114300" distR="114300" simplePos="0" relativeHeight="251658240" behindDoc="0" locked="0" layoutInCell="1" allowOverlap="1">
                   <wp:simplePos x="0" y="0"/>
                   <wp:positionH relativeFrom="column">
                     <wp:posOffset>2540</wp:posOffset>
@@ -68,15 +89,15 @@
                     <a:graphicData uri="http://schemas.openxmlformats.org/drawingml/2006/picture">
                       <pic:pic xmlns:pic="http://schemas.openxmlformats.org/drawingml/2006/picture">
                         <pic:nvPicPr>
-                          <pic:cNvPr id="0" name="Picture 1" descr="PT Pertamina Patra Niaga Logo Vector"/>
+                          <pic:cNvPr id="148036755" name="Picture 1" descr="PT Pertamina Patra Niaga Logo Vector"/>
                           <pic:cNvPicPr>
                             <a:picLocks noChangeAspect="1" noChangeArrowheads="1"/>
                           </pic:cNvPicPr>
                         </pic:nvPicPr>
-                        <pic:blipFill rotWithShape="1">
-                          <a:blip r:embed="rId5" cstate="print">
+                        <pic:blipFill>
+                          <a:blip xmlns:r="http://schemas.openxmlformats.org/officeDocument/2006/relationships" r:embed="rId1" cstate="print">
                             <a:extLst>
-                              <a:ext uri="{28A0092B-C50C-407E-A947-70E740481C1C}">
+                              <a:ext xmlns:a="http://schemas.openxmlformats.org/drawingml/2006/main" uri="{28A0092B-C50C-407E-A947-70E740481C1C}">
                                 <a14:useLocalDpi xmlns:a14="http://schemas.microsoft.com/office/drawing/2010/main" val="0"/>
                               </a:ext>
                             </a:extLst>
@@ -99,7 +120,7 @@
                             <a:noFill/>
                           </a:ln>
                           <a:extLst>
-                            <a:ext uri="{53640926-AAD7-44D8-BBD7-CCE9431645EC}">
+                            <a:ext xmlns:a="http://schemas.openxmlformats.org/drawingml/2006/main" uri="{53640926-AAD7-44D8-BBD7-CCE9431645EC}">
                               <a14:shadowObscured xmlns:a14="http://schemas.microsoft.com/office/drawing/2010/main"/>
                             </a:ext>
                           </a:extLst>
@@ -127,37 +148,41 @@
           <w:p>
             <w:pPr>
               <w:spacing w:line="276" w:lineRule="auto"/>
+              <w:rPr/>
             </w:pPr>
           </w:p>
           <w:p>
             <w:pPr>
               <w:spacing w:line="276" w:lineRule="auto"/>
               <w:jc w:val="center"/>
+              <w:rPr/>
             </w:pPr>
             <w:r>
               <w:rPr>
                 <w:b/>
                 <w:bCs/>
               </w:rPr>
-              <w:t>DIT. PENUNJANG BISNIS</w:t>
+              <w:t xml:space="preserve">DIT. PENUNJANG BISNIS</w:t>
             </w:r>
           </w:p>
           <w:p>
             <w:pPr>
               <w:spacing w:line="276" w:lineRule="auto"/>
               <w:jc w:val="center"/>
+              <w:rPr/>
             </w:pPr>
             <w:r>
               <w:rPr>
                 <w:b/>
                 <w:bCs/>
               </w:rPr>
-              <w:t>INFORMATION TECHNOLOGY</w:t>
-            </w:r>
-          </w:p>
-          <w:p>
-            <w:pPr>
-              <w:spacing w:line="276" w:lineRule="auto"/>
+              <w:t xml:space="preserve">INFORMATION TECHNOLOGY</w:t>
+            </w:r>
+          </w:p>
+          <w:p>
+            <w:pPr>
+              <w:spacing w:line="276" w:lineRule="auto"/>
+              <w:rPr/>
             </w:pPr>
           </w:p>
           <w:p>
@@ -173,7 +198,21 @@
                 <w:sz w:val="18"/>
                 <w:szCs w:val="18"/>
               </w:rPr>
-              <w:t xml:space="preserve">Gd. Wisma Tugu II Lt. 2 Jl. </w:t>
+              <w:t xml:space="preserve">Gd. Wisma </w:t>
+            </w:r>
+            <w:r>
+              <w:rPr>
+                <w:sz w:val="18"/>
+                <w:szCs w:val="18"/>
+              </w:rPr>
+              <w:t xml:space="preserve">Tugu</w:t>
+            </w:r>
+            <w:r>
+              <w:rPr>
+                <w:sz w:val="18"/>
+                <w:szCs w:val="18"/>
+              </w:rPr>
+              <w:t xml:space="preserve"> II Lt. 2 Jl. </w:t>
             </w:r>
             <w:r>
               <w:rPr>
@@ -181,7 +220,7 @@
                 <w:szCs w:val="18"/>
                 <w:lang w:val="nb-NO"/>
               </w:rPr>
-              <w:t>HR Rasuna</w:t>
+              <w:t xml:space="preserve">HR Rasuna</w:t>
             </w:r>
           </w:p>
           <w:p>
@@ -198,7 +237,7 @@
                 <w:szCs w:val="18"/>
                 <w:lang w:val="nb-NO"/>
               </w:rPr>
-              <w:t>Said Kav. C 7-9 Kuningan, Jakarta</w:t>
+              <w:t xml:space="preserve">Said Kav. C 7-9 Kuningan, Jakarta</w:t>
             </w:r>
           </w:p>
           <w:p>
@@ -215,7 +254,7 @@
                 <w:szCs w:val="18"/>
                 <w:lang w:val="nb-NO"/>
               </w:rPr>
-              <w:t>12290, Indonesia</w:t>
+              <w:t xml:space="preserve">12290, Indonesia</w:t>
             </w:r>
           </w:p>
         </w:tc>
@@ -223,10 +262,10 @@
           <w:tcPr>
             <w:tcW w:w="3600" w:type="dxa"/>
             <w:tcBorders>
-              <w:top w:val="none" w:sz="0" w:space="0" w:color="FFFFFF"/>
-              <w:left w:val="none" w:sz="0" w:space="0" w:color="FFFFFF"/>
-              <w:bottom w:val="none" w:sz="0" w:space="0" w:color="FFFFFF"/>
-              <w:right w:val="none" w:sz="0" w:space="0" w:color="FFFFFF"/>
+              <w:top w:val="nil"/>
+              <w:left w:val="nil"/>
+              <w:bottom w:val="nil"/>
+              <w:right w:val="nil"/>
             </w:tcBorders>
             <w:tcMar>
               <w:top w:w="60" w:type="dxa"/>
@@ -237,6 +276,7 @@
           </w:tcPr>
           <w:tbl>
             <w:tblPr>
+              <w:tblStyle w:val="NormalTable"/>
               <w:tblW w:w="3500" w:type="dxa"/>
               <w:tblBorders>
                 <w:top w:val="single" w:sz="4" w:space="0" w:color="auto"/>
@@ -256,6 +296,22 @@
               <w:gridCol w:w="2192"/>
             </w:tblGrid>
             <w:tr>
+              <w:tblPrEx>
+                <w:tblW w:w="3500" w:type="dxa"/>
+                <w:tblBorders>
+                  <w:top w:val="single" w:sz="4" w:space="0" w:color="auto"/>
+                  <w:left w:val="single" w:sz="4" w:space="0" w:color="auto"/>
+                  <w:bottom w:val="single" w:sz="4" w:space="0" w:color="auto"/>
+                  <w:right w:val="single" w:sz="4" w:space="0" w:color="auto"/>
+                </w:tblBorders>
+                <w:tblCellMar>
+                  <w:left w:w="10" w:type="dxa"/>
+                  <w:right w:w="10" w:type="dxa"/>
+                </w:tblCellMar>
+              </w:tblPrEx>
+              <w:trPr>
+                <w:trHeight w:hRule="auto" w:val="0"/>
+              </w:trPr>
               <w:tc>
                 <w:tcPr>
                   <w:tcW w:w="1097" w:type="dxa"/>
@@ -269,13 +325,14 @@
                 <w:p>
                   <w:pPr>
                     <w:spacing w:line="276" w:lineRule="auto"/>
+                    <w:rPr/>
                   </w:pPr>
                   <w:r>
                     <w:rPr>
                       <w:sz w:val="18"/>
                       <w:szCs w:val="18"/>
                     </w:rPr>
-                    <w:t>Nomor</w:t>
+                    <w:t xml:space="preserve">Nomor</w:t>
                   </w:r>
                 </w:p>
               </w:tc>
@@ -292,13 +349,14 @@
                 <w:p>
                   <w:pPr>
                     <w:spacing w:line="276" w:lineRule="auto"/>
+                    <w:rPr/>
                   </w:pPr>
                   <w:r>
                     <w:rPr>
                       <w:sz w:val="18"/>
                       <w:szCs w:val="18"/>
                     </w:rPr>
-                    <w:t>:</w:t>
+                    <w:t xml:space="preserve">:</w:t>
                   </w:r>
                 </w:p>
               </w:tc>
@@ -315,18 +373,35 @@
                 <w:p>
                   <w:pPr>
                     <w:spacing w:line="276" w:lineRule="auto"/>
+                    <w:rPr/>
                   </w:pPr>
                   <w:r>
                     <w:rPr>
                       <w:sz w:val="18"/>
                       <w:szCs w:val="18"/>
                     </w:rPr>
-                    <w:t>{{NomorSurat}}</w:t>
+                    <w:t xml:space="preserve">{{NomorSurat}}</w:t>
                   </w:r>
                 </w:p>
               </w:tc>
             </w:tr>
             <w:tr>
+              <w:tblPrEx>
+                <w:tblW w:w="3500" w:type="dxa"/>
+                <w:tblBorders>
+                  <w:top w:val="single" w:sz="4" w:space="0" w:color="auto"/>
+                  <w:left w:val="single" w:sz="4" w:space="0" w:color="auto"/>
+                  <w:bottom w:val="single" w:sz="4" w:space="0" w:color="auto"/>
+                  <w:right w:val="single" w:sz="4" w:space="0" w:color="auto"/>
+                </w:tblBorders>
+                <w:tblCellMar>
+                  <w:left w:w="10" w:type="dxa"/>
+                  <w:right w:w="10" w:type="dxa"/>
+                </w:tblCellMar>
+              </w:tblPrEx>
+              <w:trPr>
+                <w:trHeight w:hRule="auto" w:val="0"/>
+              </w:trPr>
               <w:tc>
                 <w:tcPr>
                   <w:tcW w:w="1097" w:type="dxa"/>
@@ -340,13 +415,14 @@
                 <w:p>
                   <w:pPr>
                     <w:spacing w:line="276" w:lineRule="auto"/>
+                    <w:rPr/>
                   </w:pPr>
                   <w:r>
                     <w:rPr>
                       <w:sz w:val="18"/>
                       <w:szCs w:val="18"/>
                     </w:rPr>
-                    <w:t>Tanggal</w:t>
+                    <w:t xml:space="preserve">Tanggal</w:t>
                   </w:r>
                 </w:p>
               </w:tc>
@@ -363,13 +439,14 @@
                 <w:p>
                   <w:pPr>
                     <w:spacing w:line="276" w:lineRule="auto"/>
+                    <w:rPr/>
                   </w:pPr>
                   <w:r>
                     <w:rPr>
                       <w:sz w:val="18"/>
                       <w:szCs w:val="18"/>
                     </w:rPr>
-                    <w:t>:</w:t>
+                    <w:t xml:space="preserve">:</w:t>
                   </w:r>
                 </w:p>
               </w:tc>
@@ -386,18 +463,35 @@
                 <w:p>
                   <w:pPr>
                     <w:spacing w:line="276" w:lineRule="auto"/>
+                    <w:rPr/>
                   </w:pPr>
                   <w:r>
                     <w:rPr>
                       <w:sz w:val="18"/>
                       <w:szCs w:val="18"/>
                     </w:rPr>
-                    <w:t>{{Tanggal}}</w:t>
+                    <w:t xml:space="preserve">{{Tanggal}}</w:t>
                   </w:r>
                 </w:p>
               </w:tc>
             </w:tr>
             <w:tr>
+              <w:tblPrEx>
+                <w:tblW w:w="3500" w:type="dxa"/>
+                <w:tblBorders>
+                  <w:top w:val="single" w:sz="4" w:space="0" w:color="auto"/>
+                  <w:left w:val="single" w:sz="4" w:space="0" w:color="auto"/>
+                  <w:bottom w:val="single" w:sz="4" w:space="0" w:color="auto"/>
+                  <w:right w:val="single" w:sz="4" w:space="0" w:color="auto"/>
+                </w:tblBorders>
+                <w:tblCellMar>
+                  <w:left w:w="10" w:type="dxa"/>
+                  <w:right w:w="10" w:type="dxa"/>
+                </w:tblCellMar>
+              </w:tblPrEx>
+              <w:trPr>
+                <w:trHeight w:hRule="auto" w:val="0"/>
+              </w:trPr>
               <w:tc>
                 <w:tcPr>
                   <w:tcW w:w="1097" w:type="dxa"/>
@@ -460,6 +554,22 @@
               </w:tc>
             </w:tr>
             <w:tr>
+              <w:tblPrEx>
+                <w:tblW w:w="3500" w:type="dxa"/>
+                <w:tblBorders>
+                  <w:top w:val="single" w:sz="4" w:space="0" w:color="auto"/>
+                  <w:left w:val="single" w:sz="4" w:space="0" w:color="auto"/>
+                  <w:bottom w:val="single" w:sz="4" w:space="0" w:color="auto"/>
+                  <w:right w:val="single" w:sz="4" w:space="0" w:color="auto"/>
+                </w:tblBorders>
+                <w:tblCellMar>
+                  <w:left w:w="10" w:type="dxa"/>
+                  <w:right w:w="10" w:type="dxa"/>
+                </w:tblCellMar>
+              </w:tblPrEx>
+              <w:trPr>
+                <w:trHeight w:hRule="auto" w:val="0"/>
+              </w:trPr>
               <w:tc>
                 <w:tcPr>
                   <w:tcW w:w="1097" w:type="dxa"/>
@@ -473,13 +583,14 @@
                 <w:p>
                   <w:pPr>
                     <w:spacing w:line="276" w:lineRule="auto"/>
+                    <w:rPr/>
                   </w:pPr>
                   <w:r>
                     <w:rPr>
                       <w:sz w:val="18"/>
                       <w:szCs w:val="18"/>
                     </w:rPr>
-                    <w:t>Dari</w:t>
+                    <w:t xml:space="preserve">Dari</w:t>
                   </w:r>
                 </w:p>
               </w:tc>
@@ -496,13 +607,14 @@
                 <w:p>
                   <w:pPr>
                     <w:spacing w:line="276" w:lineRule="auto"/>
+                    <w:rPr/>
                   </w:pPr>
                   <w:r>
                     <w:rPr>
                       <w:sz w:val="18"/>
                       <w:szCs w:val="18"/>
                     </w:rPr>
-                    <w:t>:</w:t>
+                    <w:t xml:space="preserve">:</w:t>
                   </w:r>
                 </w:p>
               </w:tc>
@@ -519,18 +631,42 @@
                 <w:p>
                   <w:pPr>
                     <w:spacing w:line="276" w:lineRule="auto"/>
+                    <w:rPr/>
                   </w:pPr>
                   <w:r>
                     <w:rPr>
                       <w:sz w:val="18"/>
                       <w:szCs w:val="18"/>
                     </w:rPr>
-                    <w:t>IT Sumbagsel</w:t>
+                    <w:t xml:space="preserve">IT </w:t>
+                  </w:r>
+                  <w:r>
+                    <w:rPr>
+                      <w:sz w:val="18"/>
+                      <w:szCs w:val="18"/>
+                    </w:rPr>
+                    <w:t xml:space="preserve">Sumbagsel</w:t>
                   </w:r>
                 </w:p>
               </w:tc>
             </w:tr>
             <w:tr>
+              <w:tblPrEx>
+                <w:tblW w:w="3500" w:type="dxa"/>
+                <w:tblBorders>
+                  <w:top w:val="single" w:sz="4" w:space="0" w:color="auto"/>
+                  <w:left w:val="single" w:sz="4" w:space="0" w:color="auto"/>
+                  <w:bottom w:val="single" w:sz="4" w:space="0" w:color="auto"/>
+                  <w:right w:val="single" w:sz="4" w:space="0" w:color="auto"/>
+                </w:tblBorders>
+                <w:tblCellMar>
+                  <w:left w:w="10" w:type="dxa"/>
+                  <w:right w:w="10" w:type="dxa"/>
+                </w:tblCellMar>
+              </w:tblPrEx>
+              <w:trPr>
+                <w:trHeight w:hRule="auto" w:val="0"/>
+              </w:trPr>
               <w:tc>
                 <w:tcPr>
                   <w:tcW w:w="1097" w:type="dxa"/>
@@ -544,13 +680,14 @@
                 <w:p>
                   <w:pPr>
                     <w:spacing w:line="276" w:lineRule="auto"/>
+                    <w:rPr/>
                   </w:pPr>
                   <w:r>
                     <w:rPr>
                       <w:sz w:val="18"/>
                       <w:szCs w:val="18"/>
                     </w:rPr>
-                    <w:t>Tujuan</w:t>
+                    <w:t xml:space="preserve">Tujuan</w:t>
                   </w:r>
                 </w:p>
               </w:tc>
@@ -567,13 +704,14 @@
                 <w:p>
                   <w:pPr>
                     <w:spacing w:line="276" w:lineRule="auto"/>
+                    <w:rPr/>
                   </w:pPr>
                   <w:r>
                     <w:rPr>
                       <w:sz w:val="18"/>
                       <w:szCs w:val="18"/>
                     </w:rPr>
-                    <w:t>:</w:t>
+                    <w:t xml:space="preserve">:</w:t>
                   </w:r>
                 </w:p>
               </w:tc>
@@ -590,13 +728,21 @@
                 <w:p>
                   <w:pPr>
                     <w:spacing w:line="276" w:lineRule="auto"/>
+                    <w:rPr/>
                   </w:pPr>
                   <w:r>
                     <w:rPr>
                       <w:sz w:val="18"/>
                       <w:szCs w:val="18"/>
                     </w:rPr>
-                    <w:t>Retail Sales Sumbagsel</w:t>
+                    <w:t xml:space="preserve">Retail Sales </w:t>
+                  </w:r>
+                  <w:r>
+                    <w:rPr>
+                      <w:sz w:val="18"/>
+                      <w:szCs w:val="18"/>
+                    </w:rPr>
+                    <w:t xml:space="preserve">Sumbagsel</w:t>
                   </w:r>
                 </w:p>
               </w:tc>
@@ -605,6 +751,7 @@
           <w:p>
             <w:pPr>
               <w:spacing w:line="276" w:lineRule="auto"/>
+              <w:rPr/>
             </w:pPr>
           </w:p>
         </w:tc>
@@ -613,12 +760,14 @@
     <w:p>
       <w:pPr>
         <w:spacing w:line="276" w:lineRule="auto"/>
+        <w:rPr/>
       </w:pPr>
     </w:p>
     <w:p>
       <w:pPr>
         <w:spacing w:line="276" w:lineRule="auto"/>
         <w:jc w:val="center"/>
+        <w:rPr/>
       </w:pPr>
       <w:r>
         <w:rPr>
@@ -628,16 +777,18 @@
           <w:szCs w:val="22"/>
           <w:u w:val="single"/>
         </w:rPr>
-        <w:t>BERITA ACARA ALOKASI BARANG</w:t>
+        <w:t xml:space="preserve">BERITA ACARA ALOKASI BARANG</w:t>
       </w:r>
     </w:p>
     <w:p>
       <w:pPr>
         <w:spacing w:line="276" w:lineRule="auto"/>
+        <w:rPr/>
       </w:pPr>
     </w:p>
     <w:tbl>
       <w:tblPr>
+        <w:tblStyle w:val="NormalTable"/>
         <w:tblW w:w="9128" w:type="dxa"/>
         <w:tblLayout w:type="fixed"/>
         <w:tblCellMar>
@@ -652,6 +803,17 @@
         <w:gridCol w:w="6073"/>
       </w:tblGrid>
       <w:tr>
+        <w:tblPrEx>
+          <w:tblW w:w="9128" w:type="dxa"/>
+          <w:tblLayout w:type="fixed"/>
+          <w:tblCellMar>
+            <w:left w:w="10" w:type="dxa"/>
+            <w:right w:w="10" w:type="dxa"/>
+          </w:tblCellMar>
+        </w:tblPrEx>
+        <w:trPr>
+          <w:trHeight w:hRule="auto" w:val="0"/>
+        </w:trPr>
         <w:tc>
           <w:tcPr>
             <w:tcW w:w="2785" w:type="dxa"/>
@@ -665,15 +827,20 @@
           <w:p>
             <w:pPr>
               <w:spacing w:line="276" w:lineRule="auto"/>
-            </w:pPr>
-            <w:r>
-              <w:t>Nama Penanggung</w:t>
-            </w:r>
-            <w:r>
+              <w:rPr/>
+            </w:pPr>
+            <w:r>
+              <w:t xml:space="preserve">Nama </w:t>
+            </w:r>
+            <w:r>
+              <w:t xml:space="preserve">Penanggung</w:t>
+            </w:r>
+            <w:r>
+              <w:rPr/>
               <w:t xml:space="preserve"> </w:t>
             </w:r>
             <w:r>
-              <w:t>Jawab</w:t>
+              <w:t xml:space="preserve">Jawab</w:t>
             </w:r>
           </w:p>
         </w:tc>
@@ -691,9 +858,10 @@
             <w:pPr>
               <w:spacing w:line="276" w:lineRule="auto"/>
               <w:ind w:left="-1"/>
-            </w:pPr>
-            <w:r>
-              <w:t>:</w:t>
+              <w:rPr/>
+            </w:pPr>
+            <w:r>
+              <w:t xml:space="preserve">:</w:t>
             </w:r>
           </w:p>
         </w:tc>
@@ -710,14 +878,26 @@
           <w:p>
             <w:pPr>
               <w:spacing w:line="276" w:lineRule="auto"/>
-            </w:pPr>
-            <w:r>
-              <w:t>{{NamaPJ}}</w:t>
+              <w:rPr/>
+            </w:pPr>
+            <w:r>
+              <w:t xml:space="preserve">{{NamaPJ}}</w:t>
             </w:r>
           </w:p>
         </w:tc>
       </w:tr>
       <w:tr>
+        <w:tblPrEx>
+          <w:tblW w:w="9128" w:type="dxa"/>
+          <w:tblLayout w:type="fixed"/>
+          <w:tblCellMar>
+            <w:left w:w="10" w:type="dxa"/>
+            <w:right w:w="10" w:type="dxa"/>
+          </w:tblCellMar>
+        </w:tblPrEx>
+        <w:trPr>
+          <w:trHeight w:hRule="auto" w:val="0"/>
+        </w:trPr>
         <w:tc>
           <w:tcPr>
             <w:tcW w:w="2785" w:type="dxa"/>
@@ -731,9 +911,10 @@
           <w:p>
             <w:pPr>
               <w:spacing w:line="276" w:lineRule="auto"/>
-            </w:pPr>
-            <w:r>
-              <w:t>Cost Center</w:t>
+              <w:rPr/>
+            </w:pPr>
+            <w:r>
+              <w:t xml:space="preserve">Cost Center</w:t>
             </w:r>
           </w:p>
         </w:tc>
@@ -751,9 +932,10 @@
             <w:pPr>
               <w:spacing w:line="276" w:lineRule="auto"/>
               <w:ind w:left="-1"/>
-            </w:pPr>
-            <w:r>
-              <w:t>:</w:t>
+              <w:rPr/>
+            </w:pPr>
+            <w:r>
+              <w:t xml:space="preserve">:</w:t>
             </w:r>
           </w:p>
         </w:tc>
@@ -770,14 +952,26 @@
           <w:p>
             <w:pPr>
               <w:spacing w:line="276" w:lineRule="auto"/>
-            </w:pPr>
-            <w:r>
-              <w:t>{{CostCenter}}</w:t>
+              <w:rPr/>
+            </w:pPr>
+            <w:r>
+              <w:t xml:space="preserve">{{CostCenter}}</w:t>
             </w:r>
           </w:p>
         </w:tc>
       </w:tr>
       <w:tr>
+        <w:tblPrEx>
+          <w:tblW w:w="9128" w:type="dxa"/>
+          <w:tblLayout w:type="fixed"/>
+          <w:tblCellMar>
+            <w:left w:w="10" w:type="dxa"/>
+            <w:right w:w="10" w:type="dxa"/>
+          </w:tblCellMar>
+        </w:tblPrEx>
+        <w:trPr>
+          <w:trHeight w:hRule="auto" w:val="0"/>
+        </w:trPr>
         <w:tc>
           <w:tcPr>
             <w:tcW w:w="2785" w:type="dxa"/>
@@ -791,9 +985,10 @@
           <w:p>
             <w:pPr>
               <w:spacing w:line="276" w:lineRule="auto"/>
-            </w:pPr>
-            <w:r>
-              <w:t>J a b a t a n</w:t>
+              <w:rPr/>
+            </w:pPr>
+            <w:r>
+              <w:t xml:space="preserve">J a b a t a n</w:t>
             </w:r>
           </w:p>
         </w:tc>
@@ -811,9 +1006,10 @@
             <w:pPr>
               <w:spacing w:line="276" w:lineRule="auto"/>
               <w:ind w:left="-1"/>
-            </w:pPr>
-            <w:r>
-              <w:t>:</w:t>
+              <w:rPr/>
+            </w:pPr>
+            <w:r>
+              <w:t xml:space="preserve">:</w:t>
             </w:r>
           </w:p>
         </w:tc>
@@ -830,14 +1026,26 @@
           <w:p>
             <w:pPr>
               <w:spacing w:line="276" w:lineRule="auto"/>
-            </w:pPr>
-            <w:r>
-              <w:t>{{JabatanPJ}}</w:t>
+              <w:rPr/>
+            </w:pPr>
+            <w:r>
+              <w:t xml:space="preserve">{{JabatanPJ}}</w:t>
             </w:r>
           </w:p>
         </w:tc>
       </w:tr>
       <w:tr>
+        <w:tblPrEx>
+          <w:tblW w:w="9128" w:type="dxa"/>
+          <w:tblLayout w:type="fixed"/>
+          <w:tblCellMar>
+            <w:left w:w="10" w:type="dxa"/>
+            <w:right w:w="10" w:type="dxa"/>
+          </w:tblCellMar>
+        </w:tblPrEx>
+        <w:trPr>
+          <w:trHeight w:hRule="auto" w:val="0"/>
+        </w:trPr>
         <w:tc>
           <w:tcPr>
             <w:tcW w:w="2785" w:type="dxa"/>
@@ -851,9 +1059,16 @@
           <w:p>
             <w:pPr>
               <w:spacing w:line="276" w:lineRule="auto"/>
-            </w:pPr>
-            <w:r>
-              <w:t>Fungsi/Direktorat</w:t>
+              <w:rPr/>
+            </w:pPr>
+            <w:r>
+              <w:t xml:space="preserve">Fungsi</w:t>
+            </w:r>
+            <w:r>
+              <w:t xml:space="preserve">/</w:t>
+            </w:r>
+            <w:r>
+              <w:t xml:space="preserve">Direktorat</w:t>
             </w:r>
           </w:p>
         </w:tc>
@@ -871,9 +1086,10 @@
             <w:pPr>
               <w:spacing w:line="276" w:lineRule="auto"/>
               <w:ind w:left="-1"/>
-            </w:pPr>
-            <w:r>
-              <w:t>:</w:t>
+              <w:rPr/>
+            </w:pPr>
+            <w:r>
+              <w:t xml:space="preserve">:</w:t>
             </w:r>
           </w:p>
         </w:tc>
@@ -890,14 +1106,29 @@
           <w:p>
             <w:pPr>
               <w:spacing w:line="276" w:lineRule="auto"/>
-            </w:pPr>
-            <w:r>
-              <w:t>Retail Sales Sumbagsel</w:t>
+              <w:rPr/>
+            </w:pPr>
+            <w:r>
+              <w:t xml:space="preserve">Retail Sales </w:t>
+            </w:r>
+            <w:r>
+              <w:t xml:space="preserve">Sumbagsel</w:t>
             </w:r>
           </w:p>
         </w:tc>
       </w:tr>
       <w:tr>
+        <w:tblPrEx>
+          <w:tblW w:w="9128" w:type="dxa"/>
+          <w:tblLayout w:type="fixed"/>
+          <w:tblCellMar>
+            <w:left w:w="10" w:type="dxa"/>
+            <w:right w:w="10" w:type="dxa"/>
+          </w:tblCellMar>
+        </w:tblPrEx>
+        <w:trPr>
+          <w:trHeight w:hRule="auto" w:val="0"/>
+        </w:trPr>
         <w:tc>
           <w:tcPr>
             <w:tcW w:w="2785" w:type="dxa"/>
@@ -911,9 +1142,10 @@
           <w:p>
             <w:pPr>
               <w:spacing w:line="276" w:lineRule="auto"/>
-            </w:pPr>
-            <w:r>
-              <w:t>Alamat</w:t>
+              <w:rPr/>
+            </w:pPr>
+            <w:r>
+              <w:t xml:space="preserve">Alamat</w:t>
             </w:r>
           </w:p>
         </w:tc>
@@ -931,9 +1163,10 @@
             <w:pPr>
               <w:spacing w:line="276" w:lineRule="auto"/>
               <w:ind w:left="-1"/>
-            </w:pPr>
-            <w:r>
-              <w:t>:</w:t>
+              <w:rPr/>
+            </w:pPr>
+            <w:r>
+              <w:t xml:space="preserve">:</w:t>
             </w:r>
           </w:p>
         </w:tc>
@@ -950,14 +1183,29 @@
           <w:p>
             <w:pPr>
               <w:spacing w:line="276" w:lineRule="auto"/>
-            </w:pPr>
-            <w:r>
-              <w:t>Retail Sales Sumbagsel</w:t>
+              <w:rPr/>
+            </w:pPr>
+            <w:r>
+              <w:t xml:space="preserve">Retail Sales </w:t>
+            </w:r>
+            <w:r>
+              <w:t xml:space="preserve">Sumbagsel</w:t>
             </w:r>
           </w:p>
         </w:tc>
       </w:tr>
       <w:tr>
+        <w:tblPrEx>
+          <w:tblW w:w="9128" w:type="dxa"/>
+          <w:tblLayout w:type="fixed"/>
+          <w:tblCellMar>
+            <w:left w:w="10" w:type="dxa"/>
+            <w:right w:w="10" w:type="dxa"/>
+          </w:tblCellMar>
+        </w:tblPrEx>
+        <w:trPr>
+          <w:trHeight w:hRule="auto" w:val="0"/>
+        </w:trPr>
         <w:tc>
           <w:tcPr>
             <w:tcW w:w="2785" w:type="dxa"/>
@@ -971,9 +1219,10 @@
           <w:p>
             <w:pPr>
               <w:spacing w:line="276" w:lineRule="auto"/>
-            </w:pPr>
-            <w:r>
-              <w:t>Alamat e-mail</w:t>
+              <w:rPr/>
+            </w:pPr>
+            <w:r>
+              <w:t xml:space="preserve">Alamat e-mail</w:t>
             </w:r>
           </w:p>
         </w:tc>
@@ -991,9 +1240,10 @@
             <w:pPr>
               <w:spacing w:line="276" w:lineRule="auto"/>
               <w:ind w:left="-1"/>
-            </w:pPr>
-            <w:r>
-              <w:t>:</w:t>
+              <w:rPr/>
+            </w:pPr>
+            <w:r>
+              <w:t xml:space="preserve">:</w:t>
             </w:r>
           </w:p>
         </w:tc>
@@ -1010,14 +1260,26 @@
           <w:p>
             <w:pPr>
               <w:spacing w:line="276" w:lineRule="auto"/>
-            </w:pPr>
-            <w:r>
-              <w:t>{{EmailPJ}}</w:t>
+              <w:rPr/>
+            </w:pPr>
+            <w:r>
+              <w:t xml:space="preserve">{{EmailPJ}}</w:t>
             </w:r>
           </w:p>
         </w:tc>
       </w:tr>
       <w:tr>
+        <w:tblPrEx>
+          <w:tblW w:w="9128" w:type="dxa"/>
+          <w:tblLayout w:type="fixed"/>
+          <w:tblCellMar>
+            <w:left w:w="10" w:type="dxa"/>
+            <w:right w:w="10" w:type="dxa"/>
+          </w:tblCellMar>
+        </w:tblPrEx>
+        <w:trPr>
+          <w:trHeight w:hRule="auto" w:val="0"/>
+        </w:trPr>
         <w:tc>
           <w:tcPr>
             <w:tcW w:w="2785" w:type="dxa"/>
@@ -1031,9 +1293,13 @@
           <w:p>
             <w:pPr>
               <w:spacing w:line="276" w:lineRule="auto"/>
-            </w:pPr>
-            <w:r>
-              <w:t>No. Pekerja</w:t>
+              <w:rPr/>
+            </w:pPr>
+            <w:r>
+              <w:t xml:space="preserve">No. </w:t>
+            </w:r>
+            <w:r>
+              <w:t xml:space="preserve">Pekerja</w:t>
             </w:r>
           </w:p>
         </w:tc>
@@ -1051,9 +1317,10 @@
             <w:pPr>
               <w:spacing w:line="276" w:lineRule="auto"/>
               <w:ind w:left="-1"/>
-            </w:pPr>
-            <w:r>
-              <w:t>:</w:t>
+              <w:rPr/>
+            </w:pPr>
+            <w:r>
+              <w:t xml:space="preserve">:</w:t>
             </w:r>
           </w:p>
         </w:tc>
@@ -1070,14 +1337,26 @@
           <w:p>
             <w:pPr>
               <w:spacing w:line="276" w:lineRule="auto"/>
-            </w:pPr>
-            <w:r>
-              <w:t>{{NoPekerjaPJ}}</w:t>
+              <w:rPr/>
+            </w:pPr>
+            <w:r>
+              <w:t xml:space="preserve">{{NoPekerjaPJ}}</w:t>
             </w:r>
           </w:p>
         </w:tc>
       </w:tr>
       <w:tr>
+        <w:tblPrEx>
+          <w:tblW w:w="9128" w:type="dxa"/>
+          <w:tblLayout w:type="fixed"/>
+          <w:tblCellMar>
+            <w:left w:w="10" w:type="dxa"/>
+            <w:right w:w="10" w:type="dxa"/>
+          </w:tblCellMar>
+        </w:tblPrEx>
+        <w:trPr>
+          <w:trHeight w:hRule="auto" w:val="0"/>
+        </w:trPr>
         <w:tc>
           <w:tcPr>
             <w:tcW w:w="2785" w:type="dxa"/>
@@ -1091,9 +1370,10 @@
           <w:p>
             <w:pPr>
               <w:spacing w:line="276" w:lineRule="auto"/>
-            </w:pPr>
-            <w:r>
-              <w:t>No. Telp / HP</w:t>
+              <w:rPr/>
+            </w:pPr>
+            <w:r>
+              <w:t xml:space="preserve">No. Telp / HP</w:t>
             </w:r>
           </w:p>
         </w:tc>
@@ -1111,9 +1391,10 @@
             <w:pPr>
               <w:spacing w:line="276" w:lineRule="auto"/>
               <w:ind w:left="-1"/>
-            </w:pPr>
-            <w:r>
-              <w:t>:</w:t>
+              <w:rPr/>
+            </w:pPr>
+            <w:r>
+              <w:t xml:space="preserve">:</w:t>
             </w:r>
           </w:p>
         </w:tc>
@@ -1130,9 +1411,10 @@
           <w:p>
             <w:pPr>
               <w:spacing w:line="276" w:lineRule="auto"/>
-            </w:pPr>
-            <w:r>
-              <w:t>{{NoTelpPJ}}</w:t>
+              <w:rPr/>
+            </w:pPr>
+            <w:r>
+              <w:t xml:space="preserve">{{NoTelpPJ}}</w:t>
             </w:r>
           </w:p>
         </w:tc>
@@ -1141,6 +1423,7 @@
     <w:p>
       <w:pPr>
         <w:spacing w:line="276" w:lineRule="auto"/>
+        <w:rPr/>
       </w:pPr>
     </w:p>
     <w:p>
@@ -1163,7 +1446,7 @@
           <w:bCs/>
           <w:lang w:val="nb-NO"/>
         </w:rPr>
-        <w:t>Rabu</w:t>
+        <w:t xml:space="preserve">Rabu</w:t>
       </w:r>
       <w:r>
         <w:rPr>
@@ -1177,7 +1460,7 @@
           <w:bCs/>
           <w:lang w:val="nb-NO"/>
         </w:rPr>
-        <w:t>{{Tanggal}}</w:t>
+        <w:t xml:space="preserve">{{Tanggal}}</w:t>
       </w:r>
       <w:r>
         <w:rPr>
@@ -1197,13 +1480,14 @@
     <w:p>
       <w:pPr>
         <w:spacing w:line="276" w:lineRule="auto"/>
+        <w:rPr/>
       </w:pPr>
       <w:r>
         <w:rPr>
           <w:b/>
           <w:bCs/>
         </w:rPr>
-        <w:t>I.</w:t>
+        <w:t xml:space="preserve">I.</w:t>
       </w:r>
       <w:r>
         <w:tab/>
@@ -1214,14 +1498,48 @@
           <w:bCs/>
           <w:u w:val="single"/>
         </w:rPr>
-        <w:t xml:space="preserve">Jenis Perangkat Keras : </w:t>
-      </w:r>
-      <w:r>
-        <w:t>{{JenisPerangkat}}</w:t>
+        <w:t xml:space="preserve">Jenis </w:t>
+      </w:r>
+      <w:r>
+        <w:rPr>
+          <w:b/>
+          <w:bCs/>
+          <w:u w:val="single"/>
+        </w:rPr>
+        <w:t xml:space="preserve">Perangkat</w:t>
+      </w:r>
+      <w:r>
+        <w:rPr>
+          <w:b/>
+          <w:bCs/>
+          <w:u w:val="single"/>
+        </w:rPr>
+        <w:t xml:space="preserve"> </w:t>
+      </w:r>
+      <w:r>
+        <w:rPr>
+          <w:b/>
+          <w:bCs/>
+          <w:u w:val="single"/>
+        </w:rPr>
+        <w:t xml:space="preserve">Keras</w:t>
+      </w:r>
+      <w:r>
+        <w:rPr>
+          <w:b/>
+          <w:bCs/>
+          <w:u w:val="single"/>
+        </w:rPr>
+        <w:t xml:space="preserve"> : </w:t>
+      </w:r>
+      <w:r>
+        <w:rPr/>
+        <w:t xml:space="preserve">{{JenisPerangkat}}</w:t>
       </w:r>
     </w:p>
     <w:tbl>
       <w:tblPr>
+        <w:tblStyle w:val="NormalTable"/>
         <w:tblW w:w="10343" w:type="dxa"/>
         <w:tblBorders>
           <w:top w:val="single" w:sz="4" w:space="0" w:color="auto"/>
@@ -1247,19 +1565,35 @@
         <w:gridCol w:w="2079"/>
       </w:tblGrid>
       <w:tr>
+        <w:tblPrEx>
+          <w:tblW w:w="10343" w:type="dxa"/>
+          <w:tblBorders>
+            <w:top w:val="single" w:sz="4" w:space="0" w:color="auto"/>
+            <w:left w:val="single" w:sz="4" w:space="0" w:color="auto"/>
+            <w:bottom w:val="single" w:sz="4" w:space="0" w:color="auto"/>
+            <w:right w:val="single" w:sz="4" w:space="0" w:color="auto"/>
+            <w:insideH w:val="single" w:sz="4" w:space="0" w:color="auto"/>
+            <w:insideV w:val="single" w:sz="4" w:space="0" w:color="auto"/>
+          </w:tblBorders>
+          <w:tblCellMar>
+            <w:left w:w="10" w:type="dxa"/>
+            <w:right w:w="10" w:type="dxa"/>
+          </w:tblCellMar>
+        </w:tblPrEx>
         <w:trPr>
+          <w:trHeight w:hRule="auto" w:val="0"/>
           <w:tblHeader/>
         </w:trPr>
         <w:tc>
           <w:tcPr>
             <w:tcW w:w="516" w:type="dxa"/>
             <w:tcBorders>
-              <w:top w:val="single" w:sz="4" w:space="0" w:color="000000"/>
-              <w:left w:val="single" w:sz="4" w:space="0" w:color="000000"/>
-              <w:bottom w:val="single" w:sz="4" w:space="0" w:color="000000"/>
-              <w:right w:val="single" w:sz="4" w:space="0" w:color="000000"/>
+              <w:top w:val="single" w:sz="4" w:space="0" w:color="auto"/>
+              <w:left w:val="single" w:sz="4" w:space="0" w:color="auto"/>
+              <w:bottom w:val="single" w:sz="4" w:space="0" w:color="auto"/>
+              <w:right w:val="single" w:sz="4" w:space="0" w:color="auto"/>
             </w:tcBorders>
-            <w:shd w:val="clear" w:color="auto" w:fill="FFFFFF" w:themeFill="background1"/>
+            <w:shd w:val="clear" w:color="auto" w:fill="FFFFFF"/>
             <w:tcMar>
               <w:top w:w="60" w:type="dxa"/>
               <w:left w:w="80" w:type="dxa"/>
@@ -1272,13 +1606,14 @@
             <w:pPr>
               <w:spacing w:line="276" w:lineRule="auto"/>
               <w:jc w:val="center"/>
+              <w:rPr/>
             </w:pPr>
             <w:r>
               <w:rPr>
                 <w:b/>
                 <w:bCs/>
               </w:rPr>
-              <w:t>NO.</w:t>
+              <w:t xml:space="preserve">NO.</w:t>
             </w:r>
           </w:p>
         </w:tc>
@@ -1287,12 +1622,12 @@
             <w:tcW w:w="4157" w:type="dxa"/>
             <w:gridSpan w:val="2"/>
             <w:tcBorders>
-              <w:top w:val="single" w:sz="4" w:space="0" w:color="000000"/>
-              <w:left w:val="single" w:sz="4" w:space="0" w:color="000000"/>
-              <w:bottom w:val="single" w:sz="4" w:space="0" w:color="000000"/>
-              <w:right w:val="single" w:sz="4" w:space="0" w:color="000000"/>
+              <w:top w:val="single" w:sz="4" w:space="0" w:color="auto"/>
+              <w:left w:val="single" w:sz="4" w:space="0" w:color="auto"/>
+              <w:bottom w:val="single" w:sz="4" w:space="0" w:color="auto"/>
+              <w:right w:val="single" w:sz="4" w:space="0" w:color="auto"/>
             </w:tcBorders>
-            <w:shd w:val="clear" w:color="auto" w:fill="FFFFFF" w:themeFill="background1"/>
+            <w:shd w:val="clear" w:color="auto" w:fill="FFFFFF"/>
             <w:tcMar>
               <w:top w:w="60" w:type="dxa"/>
               <w:left w:w="80" w:type="dxa"/>
@@ -1304,13 +1639,14 @@
             <w:pPr>
               <w:spacing w:line="276" w:lineRule="auto"/>
               <w:jc w:val="center"/>
+              <w:rPr/>
             </w:pPr>
             <w:r>
               <w:rPr>
                 <w:b/>
                 <w:bCs/>
               </w:rPr>
-              <w:t>JUMLAH</w:t>
+              <w:t xml:space="preserve">JUMLAH</w:t>
             </w:r>
           </w:p>
         </w:tc>
@@ -1319,12 +1655,12 @@
             <w:tcW w:w="1973" w:type="dxa"/>
             <w:gridSpan w:val="2"/>
             <w:tcBorders>
-              <w:top w:val="single" w:sz="4" w:space="0" w:color="000000"/>
-              <w:left w:val="single" w:sz="4" w:space="0" w:color="000000"/>
-              <w:bottom w:val="single" w:sz="4" w:space="0" w:color="000000"/>
-              <w:right w:val="single" w:sz="4" w:space="0" w:color="000000"/>
+              <w:top w:val="single" w:sz="4" w:space="0" w:color="auto"/>
+              <w:left w:val="single" w:sz="4" w:space="0" w:color="auto"/>
+              <w:bottom w:val="single" w:sz="4" w:space="0" w:color="auto"/>
+              <w:right w:val="single" w:sz="4" w:space="0" w:color="auto"/>
             </w:tcBorders>
-            <w:shd w:val="clear" w:color="auto" w:fill="FFFFFF" w:themeFill="background1"/>
+            <w:shd w:val="clear" w:color="auto" w:fill="FFFFFF"/>
             <w:tcMar>
               <w:top w:w="60" w:type="dxa"/>
               <w:left w:w="80" w:type="dxa"/>
@@ -1337,13 +1673,14 @@
             <w:pPr>
               <w:spacing w:line="276" w:lineRule="auto"/>
               <w:jc w:val="center"/>
+              <w:rPr/>
             </w:pPr>
             <w:r>
               <w:rPr>
                 <w:b/>
                 <w:bCs/>
               </w:rPr>
-              <w:t>SATUAN</w:t>
+              <w:t xml:space="preserve">SATUAN</w:t>
             </w:r>
           </w:p>
         </w:tc>
@@ -1351,12 +1688,12 @@
           <w:tcPr>
             <w:tcW w:w="1618" w:type="dxa"/>
             <w:tcBorders>
-              <w:top w:val="single" w:sz="4" w:space="0" w:color="000000"/>
-              <w:left w:val="single" w:sz="4" w:space="0" w:color="000000"/>
-              <w:bottom w:val="single" w:sz="4" w:space="0" w:color="000000"/>
-              <w:right w:val="single" w:sz="4" w:space="0" w:color="000000"/>
+              <w:top w:val="single" w:sz="4" w:space="0" w:color="auto"/>
+              <w:left w:val="single" w:sz="4" w:space="0" w:color="auto"/>
+              <w:bottom w:val="single" w:sz="4" w:space="0" w:color="auto"/>
+              <w:right w:val="single" w:sz="4" w:space="0" w:color="auto"/>
             </w:tcBorders>
-            <w:shd w:val="clear" w:color="auto" w:fill="FFFFFF" w:themeFill="background1"/>
+            <w:shd w:val="clear" w:color="auto" w:fill="FFFFFF"/>
             <w:tcMar>
               <w:top w:w="60" w:type="dxa"/>
               <w:left w:w="80" w:type="dxa"/>
@@ -1369,13 +1706,14 @@
             <w:pPr>
               <w:spacing w:line="276" w:lineRule="auto"/>
               <w:jc w:val="center"/>
+              <w:rPr/>
             </w:pPr>
             <w:r>
               <w:rPr>
                 <w:b/>
                 <w:bCs/>
               </w:rPr>
-              <w:t>NOMOR SERIAL</w:t>
+              <w:t xml:space="preserve">NOMOR SERIAL</w:t>
             </w:r>
           </w:p>
         </w:tc>
@@ -1383,12 +1721,12 @@
           <w:tcPr>
             <w:tcW w:w="2079" w:type="dxa"/>
             <w:tcBorders>
-              <w:top w:val="single" w:sz="4" w:space="0" w:color="000000"/>
-              <w:left w:val="single" w:sz="4" w:space="0" w:color="000000"/>
-              <w:bottom w:val="single" w:sz="4" w:space="0" w:color="000000"/>
-              <w:right w:val="single" w:sz="4" w:space="0" w:color="000000"/>
+              <w:top w:val="single" w:sz="4" w:space="0" w:color="auto"/>
+              <w:left w:val="single" w:sz="4" w:space="0" w:color="auto"/>
+              <w:bottom w:val="single" w:sz="4" w:space="0" w:color="auto"/>
+              <w:right w:val="single" w:sz="4" w:space="0" w:color="auto"/>
             </w:tcBorders>
-            <w:shd w:val="clear" w:color="auto" w:fill="FFFFFF" w:themeFill="background1"/>
+            <w:shd w:val="clear" w:color="auto" w:fill="FFFFFF"/>
             <w:tcMar>
               <w:top w:w="60" w:type="dxa"/>
               <w:left w:w="80" w:type="dxa"/>
@@ -1401,41 +1739,59 @@
             <w:pPr>
               <w:spacing w:line="276" w:lineRule="auto"/>
               <w:jc w:val="center"/>
+              <w:rPr/>
             </w:pPr>
             <w:r>
               <w:rPr>
                 <w:b/>
                 <w:bCs/>
               </w:rPr>
-              <w:t>K E T E R A N G A N</w:t>
+              <w:t xml:space="preserve">K E T E R A N G A N</w:t>
             </w:r>
           </w:p>
         </w:tc>
       </w:tr>
       <w:tr>
+        <w:tblPrEx>
+          <w:tblW w:w="10343" w:type="dxa"/>
+          <w:tblBorders>
+            <w:top w:val="single" w:sz="4" w:space="0" w:color="auto"/>
+            <w:left w:val="single" w:sz="4" w:space="0" w:color="auto"/>
+            <w:bottom w:val="single" w:sz="4" w:space="0" w:color="auto"/>
+            <w:right w:val="single" w:sz="4" w:space="0" w:color="auto"/>
+            <w:insideH w:val="single" w:sz="4" w:space="0" w:color="auto"/>
+            <w:insideV w:val="single" w:sz="4" w:space="0" w:color="auto"/>
+          </w:tblBorders>
+          <w:tblCellMar>
+            <w:left w:w="10" w:type="dxa"/>
+            <w:right w:w="10" w:type="dxa"/>
+          </w:tblCellMar>
+        </w:tblPrEx>
         <w:trPr>
+          <w:trHeight w:hRule="auto" w:val="0"/>
           <w:tblHeader/>
         </w:trPr>
         <w:tc>
           <w:tcPr>
             <w:tcW w:w="516" w:type="dxa"/>
             <w:tcBorders>
-              <w:top w:val="single" w:sz="4" w:space="0" w:color="000000"/>
-              <w:left w:val="single" w:sz="4" w:space="0" w:color="000000"/>
-              <w:bottom w:val="single" w:sz="4" w:space="0" w:color="000000"/>
-              <w:right w:val="single" w:sz="4" w:space="0" w:color="000000"/>
+              <w:top w:val="single" w:sz="4" w:space="0" w:color="auto"/>
+              <w:left w:val="single" w:sz="4" w:space="0" w:color="auto"/>
+              <w:bottom w:val="single" w:sz="4" w:space="0" w:color="auto"/>
+              <w:right w:val="single" w:sz="4" w:space="0" w:color="auto"/>
             </w:tcBorders>
-            <w:shd w:val="clear" w:color="auto" w:fill="FFFFFF" w:themeFill="background1"/>
-            <w:tcMar>
-              <w:top w:w="60" w:type="dxa"/>
-              <w:left w:w="80" w:type="dxa"/>
-              <w:bottom w:w="60" w:type="dxa"/>
-              <w:right w:w="80" w:type="dxa"/>
-            </w:tcMar>
-          </w:tcPr>
-          <w:p>
-            <w:pPr>
-              <w:spacing w:line="276" w:lineRule="auto"/>
+            <w:shd w:val="clear" w:color="auto" w:fill="FFFFFF"/>
+            <w:tcMar>
+              <w:top w:w="60" w:type="dxa"/>
+              <w:left w:w="80" w:type="dxa"/>
+              <w:bottom w:w="60" w:type="dxa"/>
+              <w:right w:w="80" w:type="dxa"/>
+            </w:tcMar>
+          </w:tcPr>
+          <w:p>
+            <w:pPr>
+              <w:spacing w:line="276" w:lineRule="auto"/>
+              <w:rPr/>
             </w:pPr>
           </w:p>
         </w:tc>
@@ -1443,12 +1799,12 @@
           <w:tcPr>
             <w:tcW w:w="1984" w:type="dxa"/>
             <w:tcBorders>
-              <w:top w:val="single" w:sz="4" w:space="0" w:color="000000"/>
-              <w:left w:val="single" w:sz="4" w:space="0" w:color="000000"/>
-              <w:bottom w:val="single" w:sz="4" w:space="0" w:color="000000"/>
-              <w:right w:val="single" w:sz="4" w:space="0" w:color="000000"/>
+              <w:top w:val="single" w:sz="4" w:space="0" w:color="auto"/>
+              <w:left w:val="single" w:sz="4" w:space="0" w:color="auto"/>
+              <w:bottom w:val="single" w:sz="4" w:space="0" w:color="auto"/>
+              <w:right w:val="single" w:sz="4" w:space="0" w:color="auto"/>
             </w:tcBorders>
-            <w:shd w:val="clear" w:color="auto" w:fill="FFFFFF" w:themeFill="background1"/>
+            <w:shd w:val="clear" w:color="auto" w:fill="FFFFFF"/>
             <w:tcMar>
               <w:top w:w="60" w:type="dxa"/>
               <w:left w:w="80" w:type="dxa"/>
@@ -1460,13 +1816,14 @@
             <w:pPr>
               <w:spacing w:line="276" w:lineRule="auto"/>
               <w:jc w:val="center"/>
+              <w:rPr/>
             </w:pPr>
             <w:r>
               <w:rPr>
                 <w:b/>
                 <w:bCs/>
               </w:rPr>
-              <w:t>ANGKA</w:t>
+              <w:t xml:space="preserve">ANGKA</w:t>
             </w:r>
           </w:p>
         </w:tc>
@@ -1474,12 +1831,12 @@
           <w:tcPr>
             <w:tcW w:w="2173" w:type="dxa"/>
             <w:tcBorders>
-              <w:top w:val="single" w:sz="4" w:space="0" w:color="000000"/>
-              <w:left w:val="single" w:sz="4" w:space="0" w:color="000000"/>
-              <w:bottom w:val="single" w:sz="4" w:space="0" w:color="000000"/>
-              <w:right w:val="single" w:sz="4" w:space="0" w:color="000000"/>
+              <w:top w:val="single" w:sz="4" w:space="0" w:color="auto"/>
+              <w:left w:val="single" w:sz="4" w:space="0" w:color="auto"/>
+              <w:bottom w:val="single" w:sz="4" w:space="0" w:color="auto"/>
+              <w:right w:val="single" w:sz="4" w:space="0" w:color="auto"/>
             </w:tcBorders>
-            <w:shd w:val="clear" w:color="auto" w:fill="FFFFFF" w:themeFill="background1"/>
+            <w:shd w:val="clear" w:color="auto" w:fill="FFFFFF"/>
             <w:tcMar>
               <w:top w:w="60" w:type="dxa"/>
               <w:left w:w="80" w:type="dxa"/>
@@ -1491,13 +1848,14 @@
             <w:pPr>
               <w:spacing w:line="276" w:lineRule="auto"/>
               <w:jc w:val="center"/>
+              <w:rPr/>
             </w:pPr>
             <w:r>
               <w:rPr>
                 <w:b/>
                 <w:bCs/>
               </w:rPr>
-              <w:t>HURUF</w:t>
+              <w:t xml:space="preserve">HURUF</w:t>
             </w:r>
           </w:p>
         </w:tc>
@@ -1506,22 +1864,23 @@
             <w:tcW w:w="1973" w:type="dxa"/>
             <w:gridSpan w:val="2"/>
             <w:tcBorders>
-              <w:top w:val="single" w:sz="4" w:space="0" w:color="000000"/>
-              <w:left w:val="single" w:sz="4" w:space="0" w:color="000000"/>
-              <w:bottom w:val="single" w:sz="4" w:space="0" w:color="000000"/>
-              <w:right w:val="single" w:sz="4" w:space="0" w:color="000000"/>
+              <w:top w:val="single" w:sz="4" w:space="0" w:color="auto"/>
+              <w:left w:val="single" w:sz="4" w:space="0" w:color="auto"/>
+              <w:bottom w:val="single" w:sz="4" w:space="0" w:color="auto"/>
+              <w:right w:val="single" w:sz="4" w:space="0" w:color="auto"/>
             </w:tcBorders>
-            <w:shd w:val="clear" w:color="auto" w:fill="FFFFFF" w:themeFill="background1"/>
-            <w:tcMar>
-              <w:top w:w="60" w:type="dxa"/>
-              <w:left w:w="80" w:type="dxa"/>
-              <w:bottom w:w="60" w:type="dxa"/>
-              <w:right w:w="80" w:type="dxa"/>
-            </w:tcMar>
-          </w:tcPr>
-          <w:p>
-            <w:pPr>
-              <w:spacing w:line="276" w:lineRule="auto"/>
+            <w:shd w:val="clear" w:color="auto" w:fill="FFFFFF"/>
+            <w:tcMar>
+              <w:top w:w="60" w:type="dxa"/>
+              <w:left w:w="80" w:type="dxa"/>
+              <w:bottom w:w="60" w:type="dxa"/>
+              <w:right w:w="80" w:type="dxa"/>
+            </w:tcMar>
+          </w:tcPr>
+          <w:p>
+            <w:pPr>
+              <w:spacing w:line="276" w:lineRule="auto"/>
+              <w:rPr/>
             </w:pPr>
           </w:p>
         </w:tc>
@@ -1529,22 +1888,23 @@
           <w:tcPr>
             <w:tcW w:w="1618" w:type="dxa"/>
             <w:tcBorders>
-              <w:top w:val="single" w:sz="4" w:space="0" w:color="000000"/>
-              <w:left w:val="single" w:sz="4" w:space="0" w:color="000000"/>
-              <w:bottom w:val="single" w:sz="4" w:space="0" w:color="000000"/>
-              <w:right w:val="single" w:sz="4" w:space="0" w:color="000000"/>
+              <w:top w:val="single" w:sz="4" w:space="0" w:color="auto"/>
+              <w:left w:val="single" w:sz="4" w:space="0" w:color="auto"/>
+              <w:bottom w:val="single" w:sz="4" w:space="0" w:color="auto"/>
+              <w:right w:val="single" w:sz="4" w:space="0" w:color="auto"/>
             </w:tcBorders>
-            <w:shd w:val="clear" w:color="auto" w:fill="FFFFFF" w:themeFill="background1"/>
-            <w:tcMar>
-              <w:top w:w="60" w:type="dxa"/>
-              <w:left w:w="80" w:type="dxa"/>
-              <w:bottom w:w="60" w:type="dxa"/>
-              <w:right w:w="80" w:type="dxa"/>
-            </w:tcMar>
-          </w:tcPr>
-          <w:p>
-            <w:pPr>
-              <w:spacing w:line="276" w:lineRule="auto"/>
+            <w:shd w:val="clear" w:color="auto" w:fill="FFFFFF"/>
+            <w:tcMar>
+              <w:top w:w="60" w:type="dxa"/>
+              <w:left w:w="80" w:type="dxa"/>
+              <w:bottom w:w="60" w:type="dxa"/>
+              <w:right w:w="80" w:type="dxa"/>
+            </w:tcMar>
+          </w:tcPr>
+          <w:p>
+            <w:pPr>
+              <w:spacing w:line="276" w:lineRule="auto"/>
+              <w:rPr/>
             </w:pPr>
           </w:p>
         </w:tc>
@@ -1552,35 +1912,54 @@
           <w:tcPr>
             <w:tcW w:w="2079" w:type="dxa"/>
             <w:tcBorders>
-              <w:top w:val="single" w:sz="4" w:space="0" w:color="000000"/>
-              <w:left w:val="single" w:sz="4" w:space="0" w:color="000000"/>
-              <w:bottom w:val="single" w:sz="4" w:space="0" w:color="000000"/>
-              <w:right w:val="single" w:sz="4" w:space="0" w:color="000000"/>
+              <w:top w:val="single" w:sz="4" w:space="0" w:color="auto"/>
+              <w:left w:val="single" w:sz="4" w:space="0" w:color="auto"/>
+              <w:bottom w:val="single" w:sz="4" w:space="0" w:color="auto"/>
+              <w:right w:val="single" w:sz="4" w:space="0" w:color="auto"/>
             </w:tcBorders>
-            <w:shd w:val="clear" w:color="auto" w:fill="FFFFFF" w:themeFill="background1"/>
-            <w:tcMar>
-              <w:top w:w="60" w:type="dxa"/>
-              <w:left w:w="80" w:type="dxa"/>
-              <w:bottom w:w="60" w:type="dxa"/>
-              <w:right w:w="80" w:type="dxa"/>
-            </w:tcMar>
-          </w:tcPr>
-          <w:p>
-            <w:pPr>
-              <w:spacing w:line="276" w:lineRule="auto"/>
+            <w:shd w:val="clear" w:color="auto" w:fill="FFFFFF"/>
+            <w:tcMar>
+              <w:top w:w="60" w:type="dxa"/>
+              <w:left w:w="80" w:type="dxa"/>
+              <w:bottom w:w="60" w:type="dxa"/>
+              <w:right w:w="80" w:type="dxa"/>
+            </w:tcMar>
+          </w:tcPr>
+          <w:p>
+            <w:pPr>
+              <w:spacing w:line="276" w:lineRule="auto"/>
+              <w:rPr/>
             </w:pPr>
           </w:p>
         </w:tc>
       </w:tr>
       <w:tr>
+        <w:tblPrEx>
+          <w:tblW w:w="10343" w:type="dxa"/>
+          <w:tblBorders>
+            <w:top w:val="single" w:sz="4" w:space="0" w:color="auto"/>
+            <w:left w:val="single" w:sz="4" w:space="0" w:color="auto"/>
+            <w:bottom w:val="single" w:sz="4" w:space="0" w:color="auto"/>
+            <w:right w:val="single" w:sz="4" w:space="0" w:color="auto"/>
+            <w:insideH w:val="single" w:sz="4" w:space="0" w:color="auto"/>
+            <w:insideV w:val="single" w:sz="4" w:space="0" w:color="auto"/>
+          </w:tblBorders>
+          <w:tblCellMar>
+            <w:left w:w="10" w:type="dxa"/>
+            <w:right w:w="10" w:type="dxa"/>
+          </w:tblCellMar>
+        </w:tblPrEx>
+        <w:trPr>
+          <w:trHeight w:hRule="auto" w:val="0"/>
+        </w:trPr>
         <w:tc>
           <w:tcPr>
             <w:tcW w:w="516" w:type="dxa"/>
             <w:tcBorders>
-              <w:top w:val="single" w:sz="4" w:space="0" w:color="000000"/>
-              <w:left w:val="single" w:sz="4" w:space="0" w:color="000000"/>
-              <w:bottom w:val="single" w:sz="4" w:space="0" w:color="000000"/>
-              <w:right w:val="single" w:sz="4" w:space="0" w:color="000000"/>
+              <w:top w:val="single" w:sz="4" w:space="0" w:color="auto"/>
+              <w:left w:val="single" w:sz="4" w:space="0" w:color="auto"/>
+              <w:bottom w:val="single" w:sz="4" w:space="0" w:color="auto"/>
+              <w:right w:val="single" w:sz="4" w:space="0" w:color="auto"/>
             </w:tcBorders>
             <w:tcMar>
               <w:top w:w="60" w:type="dxa"/>
@@ -1593,9 +1972,10 @@
             <w:pPr>
               <w:spacing w:line="276" w:lineRule="auto"/>
               <w:jc w:val="center"/>
-            </w:pPr>
-            <w:r>
-              <w:t>1</w:t>
+              <w:rPr/>
+            </w:pPr>
+            <w:r>
+              <w:t xml:space="preserve">1</w:t>
             </w:r>
           </w:p>
         </w:tc>
@@ -1603,10 +1983,10 @@
           <w:tcPr>
             <w:tcW w:w="1984" w:type="dxa"/>
             <w:tcBorders>
-              <w:top w:val="single" w:sz="4" w:space="0" w:color="000000"/>
-              <w:left w:val="single" w:sz="4" w:space="0" w:color="000000"/>
-              <w:bottom w:val="single" w:sz="4" w:space="0" w:color="000000"/>
-              <w:right w:val="single" w:sz="4" w:space="0" w:color="000000"/>
+              <w:top w:val="single" w:sz="4" w:space="0" w:color="auto"/>
+              <w:left w:val="single" w:sz="4" w:space="0" w:color="auto"/>
+              <w:bottom w:val="single" w:sz="4" w:space="0" w:color="auto"/>
+              <w:right w:val="single" w:sz="4" w:space="0" w:color="auto"/>
             </w:tcBorders>
             <w:tcMar>
               <w:top w:w="60" w:type="dxa"/>
@@ -1619,9 +1999,10 @@
             <w:pPr>
               <w:spacing w:line="276" w:lineRule="auto"/>
               <w:jc w:val="center"/>
-            </w:pPr>
-            <w:r>
-              <w:t>{{PerangkatJumlah}}</w:t>
+              <w:rPr/>
+            </w:pPr>
+            <w:r>
+              <w:t xml:space="preserve">{{PerangkatJumlah}}</w:t>
             </w:r>
           </w:p>
         </w:tc>
@@ -1629,10 +2010,10 @@
           <w:tcPr>
             <w:tcW w:w="2173" w:type="dxa"/>
             <w:tcBorders>
-              <w:top w:val="single" w:sz="4" w:space="0" w:color="000000"/>
-              <w:left w:val="single" w:sz="4" w:space="0" w:color="000000"/>
-              <w:bottom w:val="single" w:sz="4" w:space="0" w:color="000000"/>
-              <w:right w:val="single" w:sz="4" w:space="0" w:color="000000"/>
+              <w:top w:val="single" w:sz="4" w:space="0" w:color="auto"/>
+              <w:left w:val="single" w:sz="4" w:space="0" w:color="auto"/>
+              <w:bottom w:val="single" w:sz="4" w:space="0" w:color="auto"/>
+              <w:right w:val="single" w:sz="4" w:space="0" w:color="auto"/>
             </w:tcBorders>
             <w:tcMar>
               <w:top w:w="60" w:type="dxa"/>
@@ -1645,9 +2026,10 @@
             <w:pPr>
               <w:spacing w:line="276" w:lineRule="auto"/>
               <w:jc w:val="center"/>
-            </w:pPr>
-            <w:r>
-              <w:t>{{PerangkatTerbilang}}</w:t>
+              <w:rPr/>
+            </w:pPr>
+            <w:r>
+              <w:t xml:space="preserve">{{PerangkatTerbilang}}</w:t>
             </w:r>
           </w:p>
         </w:tc>
@@ -1656,10 +2038,10 @@
             <w:tcW w:w="1973" w:type="dxa"/>
             <w:gridSpan w:val="2"/>
             <w:tcBorders>
-              <w:top w:val="single" w:sz="4" w:space="0" w:color="000000"/>
-              <w:left w:val="single" w:sz="4" w:space="0" w:color="000000"/>
-              <w:bottom w:val="single" w:sz="4" w:space="0" w:color="000000"/>
-              <w:right w:val="single" w:sz="4" w:space="0" w:color="000000"/>
+              <w:top w:val="single" w:sz="4" w:space="0" w:color="auto"/>
+              <w:left w:val="single" w:sz="4" w:space="0" w:color="auto"/>
+              <w:bottom w:val="single" w:sz="4" w:space="0" w:color="auto"/>
+              <w:right w:val="single" w:sz="4" w:space="0" w:color="auto"/>
             </w:tcBorders>
             <w:tcMar>
               <w:top w:w="60" w:type="dxa"/>
@@ -1672,9 +2054,10 @@
             <w:pPr>
               <w:spacing w:line="276" w:lineRule="auto"/>
               <w:jc w:val="center"/>
-            </w:pPr>
-            <w:r>
-              <w:t>{{PerangkatSatuan}}</w:t>
+              <w:rPr/>
+            </w:pPr>
+            <w:r>
+              <w:t xml:space="preserve">{{PerangkatSatuan}}</w:t>
             </w:r>
           </w:p>
         </w:tc>
@@ -1682,10 +2065,10 @@
           <w:tcPr>
             <w:tcW w:w="1618" w:type="dxa"/>
             <w:tcBorders>
-              <w:top w:val="single" w:sz="4" w:space="0" w:color="000000"/>
-              <w:left w:val="single" w:sz="4" w:space="0" w:color="000000"/>
-              <w:bottom w:val="single" w:sz="4" w:space="0" w:color="000000"/>
-              <w:right w:val="single" w:sz="4" w:space="0" w:color="000000"/>
+              <w:top w:val="single" w:sz="4" w:space="0" w:color="auto"/>
+              <w:left w:val="single" w:sz="4" w:space="0" w:color="auto"/>
+              <w:bottom w:val="single" w:sz="4" w:space="0" w:color="auto"/>
+              <w:right w:val="single" w:sz="4" w:space="0" w:color="auto"/>
             </w:tcBorders>
             <w:tcMar>
               <w:top w:w="60" w:type="dxa"/>
@@ -1698,9 +2081,10 @@
             <w:pPr>
               <w:spacing w:line="276" w:lineRule="auto"/>
               <w:jc w:val="center"/>
-            </w:pPr>
-            <w:r>
-              <w:t>{{PerangkatSN}}</w:t>
+              <w:rPr/>
+            </w:pPr>
+            <w:r>
+              <w:t xml:space="preserve">{{PerangkatSN}}</w:t>
             </w:r>
           </w:p>
         </w:tc>
@@ -1708,10 +2092,10 @@
           <w:tcPr>
             <w:tcW w:w="2079" w:type="dxa"/>
             <w:tcBorders>
-              <w:top w:val="single" w:sz="4" w:space="0" w:color="000000"/>
-              <w:left w:val="single" w:sz="4" w:space="0" w:color="000000"/>
-              <w:bottom w:val="single" w:sz="4" w:space="0" w:color="000000"/>
-              <w:right w:val="single" w:sz="4" w:space="0" w:color="000000"/>
+              <w:top w:val="single" w:sz="4" w:space="0" w:color="auto"/>
+              <w:left w:val="single" w:sz="4" w:space="0" w:color="auto"/>
+              <w:bottom w:val="single" w:sz="4" w:space="0" w:color="auto"/>
+              <w:right w:val="single" w:sz="4" w:space="0" w:color="auto"/>
             </w:tcBorders>
             <w:tcMar>
               <w:top w:w="60" w:type="dxa"/>
@@ -1723,22 +2107,41 @@
           <w:p>
             <w:pPr>
               <w:spacing w:line="276" w:lineRule="auto"/>
-            </w:pPr>
-            <w:r>
-              <w:t>{{PerangkatNama}}</w:t>
+              <w:rPr/>
+            </w:pPr>
+            <w:r>
+              <w:t xml:space="preserve">{{PerangkatNama}}</w:t>
             </w:r>
           </w:p>
         </w:tc>
       </w:tr>
       <w:tr>
+        <w:tblPrEx>
+          <w:tblW w:w="10343" w:type="dxa"/>
+          <w:tblBorders>
+            <w:top w:val="single" w:sz="4" w:space="0" w:color="auto"/>
+            <w:left w:val="single" w:sz="4" w:space="0" w:color="auto"/>
+            <w:bottom w:val="single" w:sz="4" w:space="0" w:color="auto"/>
+            <w:right w:val="single" w:sz="4" w:space="0" w:color="auto"/>
+            <w:insideH w:val="single" w:sz="4" w:space="0" w:color="auto"/>
+            <w:insideV w:val="single" w:sz="4" w:space="0" w:color="auto"/>
+          </w:tblBorders>
+          <w:tblCellMar>
+            <w:left w:w="10" w:type="dxa"/>
+            <w:right w:w="10" w:type="dxa"/>
+          </w:tblCellMar>
+        </w:tblPrEx>
+        <w:trPr>
+          <w:trHeight w:hRule="auto" w:val="0"/>
+        </w:trPr>
         <w:tc>
           <w:tcPr>
             <w:tcW w:w="516" w:type="dxa"/>
             <w:tcBorders>
-              <w:top w:val="single" w:sz="4" w:space="0" w:color="000000"/>
-              <w:left w:val="single" w:sz="4" w:space="0" w:color="000000"/>
-              <w:bottom w:val="single" w:sz="4" w:space="0" w:color="000000"/>
-              <w:right w:val="single" w:sz="4" w:space="0" w:color="000000"/>
+              <w:top w:val="single" w:sz="4" w:space="0" w:color="auto"/>
+              <w:left w:val="single" w:sz="4" w:space="0" w:color="auto"/>
+              <w:bottom w:val="single" w:sz="4" w:space="0" w:color="auto"/>
+              <w:right w:val="single" w:sz="4" w:space="0" w:color="auto"/>
             </w:tcBorders>
             <w:tcMar>
               <w:top w:w="60" w:type="dxa"/>
@@ -1750,6 +2153,7 @@
           <w:p>
             <w:pPr>
               <w:spacing w:line="276" w:lineRule="auto"/>
+              <w:rPr/>
             </w:pPr>
           </w:p>
         </w:tc>
@@ -1757,10 +2161,10 @@
           <w:tcPr>
             <w:tcW w:w="1984" w:type="dxa"/>
             <w:tcBorders>
-              <w:top w:val="single" w:sz="4" w:space="0" w:color="000000"/>
-              <w:left w:val="single" w:sz="4" w:space="0" w:color="000000"/>
-              <w:bottom w:val="single" w:sz="4" w:space="0" w:color="000000"/>
-              <w:right w:val="single" w:sz="4" w:space="0" w:color="000000"/>
+              <w:top w:val="single" w:sz="4" w:space="0" w:color="auto"/>
+              <w:left w:val="single" w:sz="4" w:space="0" w:color="auto"/>
+              <w:bottom w:val="single" w:sz="4" w:space="0" w:color="auto"/>
+              <w:right w:val="single" w:sz="4" w:space="0" w:color="auto"/>
             </w:tcBorders>
             <w:tcMar>
               <w:top w:w="60" w:type="dxa"/>
@@ -1772,6 +2176,7 @@
           <w:p>
             <w:pPr>
               <w:spacing w:line="276" w:lineRule="auto"/>
+              <w:rPr/>
             </w:pPr>
           </w:p>
         </w:tc>
@@ -1779,10 +2184,10 @@
           <w:tcPr>
             <w:tcW w:w="2173" w:type="dxa"/>
             <w:tcBorders>
-              <w:top w:val="single" w:sz="4" w:space="0" w:color="000000"/>
-              <w:left w:val="single" w:sz="4" w:space="0" w:color="000000"/>
-              <w:bottom w:val="single" w:sz="4" w:space="0" w:color="000000"/>
-              <w:right w:val="single" w:sz="4" w:space="0" w:color="000000"/>
+              <w:top w:val="single" w:sz="4" w:space="0" w:color="auto"/>
+              <w:left w:val="single" w:sz="4" w:space="0" w:color="auto"/>
+              <w:bottom w:val="single" w:sz="4" w:space="0" w:color="auto"/>
+              <w:right w:val="single" w:sz="4" w:space="0" w:color="auto"/>
             </w:tcBorders>
             <w:tcMar>
               <w:top w:w="60" w:type="dxa"/>
@@ -1794,6 +2199,7 @@
           <w:p>
             <w:pPr>
               <w:spacing w:line="276" w:lineRule="auto"/>
+              <w:rPr/>
             </w:pPr>
           </w:p>
         </w:tc>
@@ -1802,10 +2208,10 @@
             <w:tcW w:w="1973" w:type="dxa"/>
             <w:gridSpan w:val="2"/>
             <w:tcBorders>
-              <w:top w:val="single" w:sz="4" w:space="0" w:color="000000"/>
-              <w:left w:val="single" w:sz="4" w:space="0" w:color="000000"/>
-              <w:bottom w:val="single" w:sz="4" w:space="0" w:color="000000"/>
-              <w:right w:val="single" w:sz="4" w:space="0" w:color="000000"/>
+              <w:top w:val="single" w:sz="4" w:space="0" w:color="auto"/>
+              <w:left w:val="single" w:sz="4" w:space="0" w:color="auto"/>
+              <w:bottom w:val="single" w:sz="4" w:space="0" w:color="auto"/>
+              <w:right w:val="single" w:sz="4" w:space="0" w:color="auto"/>
             </w:tcBorders>
             <w:tcMar>
               <w:top w:w="60" w:type="dxa"/>
@@ -1817,6 +2223,7 @@
           <w:p>
             <w:pPr>
               <w:spacing w:line="276" w:lineRule="auto"/>
+              <w:rPr/>
             </w:pPr>
           </w:p>
         </w:tc>
@@ -1824,10 +2231,10 @@
           <w:tcPr>
             <w:tcW w:w="1618" w:type="dxa"/>
             <w:tcBorders>
-              <w:top w:val="single" w:sz="4" w:space="0" w:color="000000"/>
-              <w:left w:val="single" w:sz="4" w:space="0" w:color="000000"/>
-              <w:bottom w:val="single" w:sz="4" w:space="0" w:color="000000"/>
-              <w:right w:val="single" w:sz="4" w:space="0" w:color="000000"/>
+              <w:top w:val="single" w:sz="4" w:space="0" w:color="auto"/>
+              <w:left w:val="single" w:sz="4" w:space="0" w:color="auto"/>
+              <w:bottom w:val="single" w:sz="4" w:space="0" w:color="auto"/>
+              <w:right w:val="single" w:sz="4" w:space="0" w:color="auto"/>
             </w:tcBorders>
             <w:tcMar>
               <w:top w:w="60" w:type="dxa"/>
@@ -1839,6 +2246,7 @@
           <w:p>
             <w:pPr>
               <w:spacing w:line="276" w:lineRule="auto"/>
+              <w:rPr/>
             </w:pPr>
           </w:p>
         </w:tc>
@@ -1846,10 +2254,10 @@
           <w:tcPr>
             <w:tcW w:w="2079" w:type="dxa"/>
             <w:tcBorders>
-              <w:top w:val="single" w:sz="4" w:space="0" w:color="000000"/>
-              <w:left w:val="single" w:sz="4" w:space="0" w:color="000000"/>
-              <w:bottom w:val="single" w:sz="4" w:space="0" w:color="000000"/>
-              <w:right w:val="single" w:sz="4" w:space="0" w:color="000000"/>
+              <w:top w:val="single" w:sz="4" w:space="0" w:color="auto"/>
+              <w:left w:val="single" w:sz="4" w:space="0" w:color="auto"/>
+              <w:bottom w:val="single" w:sz="4" w:space="0" w:color="auto"/>
+              <w:right w:val="single" w:sz="4" w:space="0" w:color="auto"/>
             </w:tcBorders>
             <w:tcMar>
               <w:top w:w="60" w:type="dxa"/>
@@ -1861,20 +2269,39 @@
           <w:p>
             <w:pPr>
               <w:spacing w:line="276" w:lineRule="auto"/>
+              <w:rPr/>
             </w:pPr>
           </w:p>
         </w:tc>
       </w:tr>
       <w:tr>
+        <w:tblPrEx>
+          <w:tblW w:w="10343" w:type="dxa"/>
+          <w:tblBorders>
+            <w:top w:val="single" w:sz="4" w:space="0" w:color="auto"/>
+            <w:left w:val="single" w:sz="4" w:space="0" w:color="auto"/>
+            <w:bottom w:val="single" w:sz="4" w:space="0" w:color="auto"/>
+            <w:right w:val="single" w:sz="4" w:space="0" w:color="auto"/>
+            <w:insideH w:val="single" w:sz="4" w:space="0" w:color="auto"/>
+            <w:insideV w:val="single" w:sz="4" w:space="0" w:color="auto"/>
+          </w:tblBorders>
+          <w:tblCellMar>
+            <w:left w:w="10" w:type="dxa"/>
+            <w:right w:w="10" w:type="dxa"/>
+          </w:tblCellMar>
+        </w:tblPrEx>
+        <w:trPr>
+          <w:trHeight w:hRule="auto" w:val="0"/>
+        </w:trPr>
         <w:tc>
           <w:tcPr>
             <w:tcW w:w="6374" w:type="dxa"/>
             <w:gridSpan w:val="4"/>
             <w:tcBorders>
-              <w:top w:val="none" w:sz="0" w:space="0" w:color="FFFFFF"/>
-              <w:left w:val="single" w:sz="4" w:space="0" w:color="000000"/>
-              <w:bottom w:val="single" w:sz="4" w:space="0" w:color="000000"/>
-              <w:right w:val="none" w:sz="0" w:space="0" w:color="FFFFFF"/>
+              <w:top w:val="nil"/>
+              <w:left w:val="single" w:sz="4" w:space="0" w:color="auto"/>
+              <w:bottom w:val="single" w:sz="4" w:space="0" w:color="auto"/>
+              <w:right w:val="nil"/>
             </w:tcBorders>
             <w:tcMar>
               <w:top w:w="60" w:type="dxa"/>
@@ -1889,80 +2316,141 @@
                 <w:tab w:val="right" w:pos="7995"/>
               </w:tabs>
               <w:spacing w:line="276" w:lineRule="auto"/>
+              <w:rPr/>
             </w:pPr>
             <w:r>
               <w:rPr>
                 <w:sz w:val="18"/>
                 <w:szCs w:val="18"/>
               </w:rPr>
-              <w:t>Catatan : Perangkat IT ini di pinjamkan berdasarkan</w:t>
-            </w:r>
-          </w:p>
-          <w:p>
-            <w:pPr>
-              <w:tabs>
-                <w:tab w:val="right" w:pos="7995"/>
-              </w:tabs>
-              <w:spacing w:line="276" w:lineRule="auto"/>
-            </w:pPr>
+              <w:t xml:space="preserve">Catatan</w:t>
+            </w:r>
             <w:r>
               <w:rPr>
                 <w:sz w:val="18"/>
                 <w:szCs w:val="18"/>
               </w:rPr>
-              <w:t>Tiket di My SSC No : WO00000DUMMY001</w:t>
-            </w:r>
-          </w:p>
-        </w:tc>
-        <w:tc>
-          <w:tcPr>
-            <w:tcW w:w="3969" w:type="dxa"/>
-            <w:gridSpan w:val="3"/>
-            <w:tcBorders>
-              <w:top w:val="none" w:sz="0" w:space="0" w:color="FFFFFF"/>
-              <w:left w:val="none" w:sz="0" w:space="0" w:color="FFFFFF"/>
-              <w:bottom w:val="single" w:sz="4" w:space="0" w:color="000000"/>
-              <w:right w:val="single" w:sz="4" w:space="0" w:color="000000"/>
-            </w:tcBorders>
-            <w:tcMar>
-              <w:top w:w="60" w:type="dxa"/>
-              <w:left w:w="80" w:type="dxa"/>
-              <w:bottom w:w="60" w:type="dxa"/>
-              <w:right w:w="80" w:type="dxa"/>
-            </w:tcMar>
-          </w:tcPr>
-          <w:p>
-            <w:pPr>
-              <w:spacing w:line="276" w:lineRule="auto"/>
-            </w:pPr>
+              <w:t xml:space="preserve"> : </w:t>
+            </w:r>
             <w:r>
               <w:rPr>
                 <w:sz w:val="18"/>
                 <w:szCs w:val="18"/>
               </w:rPr>
-              <w:t>SN lama : -</w:t>
-            </w:r>
-          </w:p>
-          <w:p>
-            <w:pPr>
-              <w:tabs>
-                <w:tab w:val="right" w:pos="3603"/>
-              </w:tabs>
-              <w:spacing w:line="276" w:lineRule="auto"/>
-            </w:pPr>
+              <w:t xml:space="preserve">Perangkat</w:t>
+            </w:r>
             <w:r>
               <w:rPr>
                 <w:sz w:val="18"/>
                 <w:szCs w:val="18"/>
               </w:rPr>
-              <w:t xml:space="preserve">Tanggal </w:t>
+              <w:t xml:space="preserve"> IT </w:t>
             </w:r>
             <w:r>
               <w:rPr>
                 <w:sz w:val="18"/>
                 <w:szCs w:val="18"/>
               </w:rPr>
-              <w:t>Pengembalian</w:t>
+              <w:t xml:space="preserve">ini</w:t>
+            </w:r>
+            <w:r>
+              <w:rPr>
+                <w:sz w:val="18"/>
+                <w:szCs w:val="18"/>
+              </w:rPr>
+              <w:t xml:space="preserve"> di </w:t>
+            </w:r>
+            <w:r>
+              <w:rPr>
+                <w:sz w:val="18"/>
+                <w:szCs w:val="18"/>
+              </w:rPr>
+              <w:t xml:space="preserve">pinjamkan</w:t>
+            </w:r>
+            <w:r>
+              <w:rPr>
+                <w:sz w:val="18"/>
+                <w:szCs w:val="18"/>
+              </w:rPr>
+              <w:t xml:space="preserve"> </w:t>
+            </w:r>
+            <w:r>
+              <w:rPr>
+                <w:sz w:val="18"/>
+                <w:szCs w:val="18"/>
+              </w:rPr>
+              <w:t xml:space="preserve">berdasarkan</w:t>
+            </w:r>
+          </w:p>
+          <w:p>
+            <w:pPr>
+              <w:tabs>
+                <w:tab w:val="right" w:pos="7995"/>
+              </w:tabs>
+              <w:spacing w:line="276" w:lineRule="auto"/>
+              <w:rPr/>
+            </w:pPr>
+            <w:r>
+              <w:rPr>
+                <w:sz w:val="18"/>
+                <w:szCs w:val="18"/>
+              </w:rPr>
+              <w:t xml:space="preserve">Tiket</w:t>
+            </w:r>
+            <w:r>
+              <w:rPr>
+                <w:sz w:val="18"/>
+                <w:szCs w:val="18"/>
+              </w:rPr>
+              <w:t xml:space="preserve"> di My SSC No : WO00000DUMMY001</w:t>
+            </w:r>
+          </w:p>
+        </w:tc>
+        <w:tc>
+          <w:tcPr>
+            <w:tcW w:w="3969" w:type="dxa"/>
+            <w:gridSpan w:val="3"/>
+            <w:tcBorders>
+              <w:top w:val="nil"/>
+              <w:left w:val="nil"/>
+              <w:bottom w:val="single" w:sz="4" w:space="0" w:color="auto"/>
+              <w:right w:val="single" w:sz="4" w:space="0" w:color="auto"/>
+            </w:tcBorders>
+            <w:tcMar>
+              <w:top w:w="60" w:type="dxa"/>
+              <w:left w:w="80" w:type="dxa"/>
+              <w:bottom w:w="60" w:type="dxa"/>
+              <w:right w:w="80" w:type="dxa"/>
+            </w:tcMar>
+          </w:tcPr>
+          <w:p>
+            <w:pPr>
+              <w:tabs>
+                <w:tab w:val="right" w:pos="3603"/>
+              </w:tabs>
+              <w:spacing w:line="276" w:lineRule="auto"/>
+              <w:rPr/>
+            </w:pPr>
+            <w:r>
+              <w:rPr>
+                <w:sz w:val="18"/>
+                <w:szCs w:val="18"/>
+              </w:rPr>
+              <w:t xml:space="preserve">Tanggal</w:t>
+            </w:r>
+            <w:r>
+              <w:rPr>
+                <w:sz w:val="18"/>
+                <w:szCs w:val="18"/>
+              </w:rPr>
+              <w:t xml:space="preserve"> </w:t>
+            </w:r>
+            <w:r>
+              <w:rPr>
+                <w:sz w:val="18"/>
+                <w:szCs w:val="18"/>
+              </w:rPr>
+              <w:t xml:space="preserve">Pengembalian</w:t>
             </w:r>
             <w:r>
               <w:rPr>
@@ -1983,7 +2471,7 @@
                 <w:sz w:val="18"/>
                 <w:szCs w:val="18"/>
               </w:rPr>
-              <w:t>{{TanggalKembali}}</w:t>
+              <w:t xml:space="preserve">{{TanggalKembali}}</w:t>
             </w:r>
           </w:p>
         </w:tc>
@@ -1992,19 +2480,21 @@
     <w:p>
       <w:pPr>
         <w:spacing w:line="276" w:lineRule="auto"/>
+        <w:rPr/>
       </w:pPr>
     </w:p>
     <w:p>
       <w:pPr>
         <w:spacing w:after="120" w:line="276" w:lineRule="auto"/>
         <w:jc w:val="both"/>
+        <w:rPr/>
       </w:pPr>
       <w:r>
         <w:rPr>
           <w:b/>
           <w:bCs/>
         </w:rPr>
-        <w:t>II.</w:t>
+        <w:t xml:space="preserve">II.</w:t>
       </w:r>
       <w:r>
         <w:rPr>
@@ -2014,7 +2504,154 @@
         <w:tab/>
       </w:r>
       <w:r>
-        <w:t>Pihak penerima bertanggung jawab sepenuhnya atas peralatan yang digunakannya dan telah membaca dan setuju dengan ketentuan tambahan yang tercantum pada halaman belakang dari lembar bukti penerimaan barang ini (wajib dibaca).</w:t>
+        <w:t xml:space="preserve">Pihak</w:t>
+      </w:r>
+      <w:r>
+        <w:t xml:space="preserve"> </w:t>
+      </w:r>
+      <w:r>
+        <w:t xml:space="preserve">penerima</w:t>
+      </w:r>
+      <w:r>
+        <w:t xml:space="preserve"> </w:t>
+      </w:r>
+      <w:r>
+        <w:t xml:space="preserve">bertanggung</w:t>
+      </w:r>
+      <w:r>
+        <w:t xml:space="preserve"> </w:t>
+      </w:r>
+      <w:r>
+        <w:t xml:space="preserve">jawab</w:t>
+      </w:r>
+      <w:r>
+        <w:t xml:space="preserve"> </w:t>
+      </w:r>
+      <w:r>
+        <w:t xml:space="preserve">sepenuhnya</w:t>
+      </w:r>
+      <w:r>
+        <w:t xml:space="preserve"> </w:t>
+      </w:r>
+      <w:r>
+        <w:t xml:space="preserve">atas</w:t>
+      </w:r>
+      <w:r>
+        <w:t xml:space="preserve"> </w:t>
+      </w:r>
+      <w:r>
+        <w:t xml:space="preserve">peralatan</w:t>
+      </w:r>
+      <w:r>
+        <w:t xml:space="preserve"> yang </w:t>
+      </w:r>
+      <w:r>
+        <w:t xml:space="preserve">digunakannya</w:t>
+      </w:r>
+      <w:r>
+        <w:t xml:space="preserve"> dan </w:t>
+      </w:r>
+      <w:r>
+        <w:t xml:space="preserve">telah</w:t>
+      </w:r>
+      <w:r>
+        <w:t xml:space="preserve"> </w:t>
+      </w:r>
+      <w:r>
+        <w:t xml:space="preserve">membaca</w:t>
+      </w:r>
+      <w:r>
+        <w:t xml:space="preserve"> dan </w:t>
+      </w:r>
+      <w:r>
+        <w:t xml:space="preserve">setuju</w:t>
+      </w:r>
+      <w:r>
+        <w:t xml:space="preserve"> </w:t>
+      </w:r>
+      <w:r>
+        <w:t xml:space="preserve">dengan</w:t>
+      </w:r>
+      <w:r>
+        <w:t xml:space="preserve"> </w:t>
+      </w:r>
+      <w:r>
+        <w:t xml:space="preserve">ketentuan</w:t>
+      </w:r>
+      <w:r>
+        <w:t xml:space="preserve"> </w:t>
+      </w:r>
+      <w:r>
+        <w:t xml:space="preserve">tambahan</w:t>
+      </w:r>
+      <w:r>
+        <w:t xml:space="preserve"> yang </w:t>
+      </w:r>
+      <w:r>
+        <w:t xml:space="preserve">tercantum</w:t>
+      </w:r>
+      <w:r>
+        <w:t xml:space="preserve"> pada </w:t>
+      </w:r>
+      <w:r>
+        <w:t xml:space="preserve">halaman</w:t>
+      </w:r>
+      <w:r>
+        <w:t xml:space="preserve"> </w:t>
+      </w:r>
+      <w:r>
+        <w:t xml:space="preserve">belakang</w:t>
+      </w:r>
+      <w:r>
+        <w:t xml:space="preserve"> </w:t>
+      </w:r>
+      <w:r>
+        <w:t xml:space="preserve">dari</w:t>
+      </w:r>
+      <w:r>
+        <w:t xml:space="preserve"> </w:t>
+      </w:r>
+      <w:r>
+        <w:t xml:space="preserve">lembar</w:t>
+      </w:r>
+      <w:r>
+        <w:t xml:space="preserve"> </w:t>
+      </w:r>
+      <w:r>
+        <w:t xml:space="preserve">bukti</w:t>
+      </w:r>
+      <w:r>
+        <w:t xml:space="preserve"> </w:t>
+      </w:r>
+      <w:r>
+        <w:t xml:space="preserve">penerimaan</w:t>
+      </w:r>
+      <w:r>
+        <w:t xml:space="preserve"> </w:t>
+      </w:r>
+      <w:r>
+        <w:t xml:space="preserve">barang</w:t>
+      </w:r>
+      <w:r>
+        <w:t xml:space="preserve"> </w:t>
+      </w:r>
+      <w:r>
+        <w:t xml:space="preserve">ini</w:t>
+      </w:r>
+      <w:r>
+        <w:t xml:space="preserve"> (</w:t>
+      </w:r>
+      <w:r>
+        <w:t xml:space="preserve">wajib</w:t>
+      </w:r>
+      <w:r>
+        <w:t xml:space="preserve"> </w:t>
+      </w:r>
+      <w:r>
+        <w:t xml:space="preserve">dibaca</w:t>
+      </w:r>
+      <w:r>
+        <w:t xml:space="preserve">).</w:t>
       </w:r>
     </w:p>
     <w:p>
@@ -2030,7 +2667,7 @@
           <w:b/>
           <w:bCs/>
         </w:rPr>
-        <w:t>III.</w:t>
+        <w:t xml:space="preserve">III.</w:t>
       </w:r>
       <w:r>
         <w:rPr>
@@ -2040,13 +2677,160 @@
         <w:tab/>
       </w:r>
       <w:r>
-        <w:t xml:space="preserve">Apabila terjadi pencurian/kehilangan perangkat yang diserahkan kepada pemakai/penanggung jawab, maka pemakai/penanggung jawab harus melaporkan     kepada Kepolisian dan Sekuriti PERTAMINA dimana terjadi pencurian / kehilangan barang tersebut. </w:t>
+        <w:t xml:space="preserve">Apabila</w:t>
+      </w:r>
+      <w:r>
+        <w:t xml:space="preserve"> </w:t>
+      </w:r>
+      <w:r>
+        <w:t xml:space="preserve">terjadi</w:t>
+      </w:r>
+      <w:r>
+        <w:t xml:space="preserve"> </w:t>
+      </w:r>
+      <w:r>
+        <w:t xml:space="preserve">pencurian</w:t>
+      </w:r>
+      <w:r>
+        <w:t xml:space="preserve">/</w:t>
+      </w:r>
+      <w:r>
+        <w:t xml:space="preserve">kehilangan</w:t>
+      </w:r>
+      <w:r>
+        <w:t xml:space="preserve"> </w:t>
+      </w:r>
+      <w:r>
+        <w:t xml:space="preserve">perangkat</w:t>
+      </w:r>
+      <w:r>
+        <w:t xml:space="preserve"> yang </w:t>
+      </w:r>
+      <w:r>
+        <w:t xml:space="preserve">diserahkan</w:t>
+      </w:r>
+      <w:r>
+        <w:t xml:space="preserve"> </w:t>
+      </w:r>
+      <w:r>
+        <w:t xml:space="preserve">kepada</w:t>
+      </w:r>
+      <w:r>
+        <w:t xml:space="preserve"> </w:t>
+      </w:r>
+      <w:r>
+        <w:t xml:space="preserve">pemakai</w:t>
+      </w:r>
+      <w:r>
+        <w:t xml:space="preserve">/</w:t>
+      </w:r>
+      <w:r>
+        <w:t xml:space="preserve">penanggung</w:t>
+      </w:r>
+      <w:r>
+        <w:t xml:space="preserve"> </w:t>
+      </w:r>
+      <w:r>
+        <w:t xml:space="preserve">jawab</w:t>
+      </w:r>
+      <w:r>
+        <w:t xml:space="preserve">, </w:t>
+      </w:r>
+      <w:r>
+        <w:t xml:space="preserve">maka</w:t>
+      </w:r>
+      <w:r>
+        <w:t xml:space="preserve"> </w:t>
+      </w:r>
+      <w:r>
+        <w:t xml:space="preserve">pemakai</w:t>
+      </w:r>
+      <w:r>
+        <w:t xml:space="preserve">/</w:t>
+      </w:r>
+      <w:r>
+        <w:t xml:space="preserve">penanggung</w:t>
+      </w:r>
+      <w:r>
+        <w:t xml:space="preserve"> </w:t>
+      </w:r>
+      <w:r>
+        <w:t xml:space="preserve">jawab</w:t>
+      </w:r>
+      <w:r>
+        <w:t xml:space="preserve"> </w:t>
+      </w:r>
+      <w:r>
+        <w:t xml:space="preserve">harus</w:t>
+      </w:r>
+      <w:r>
+        <w:t xml:space="preserve"> </w:t>
+      </w:r>
+      <w:r>
+        <w:t xml:space="preserve">melaporkan</w:t>
+      </w:r>
+      <w:r>
+        <w:t xml:space="preserve">     </w:t>
+      </w:r>
+      <w:r>
+        <w:t xml:space="preserve">kepada</w:t>
+      </w:r>
+      <w:r>
+        <w:t xml:space="preserve"> </w:t>
+      </w:r>
+      <w:r>
+        <w:t xml:space="preserve">Kepolisian</w:t>
+      </w:r>
+      <w:r>
+        <w:t xml:space="preserve"> dan </w:t>
+      </w:r>
+      <w:r>
+        <w:t xml:space="preserve">Sekuriti</w:t>
+      </w:r>
+      <w:r>
+        <w:t xml:space="preserve"> PERTAMINA </w:t>
+      </w:r>
+      <w:r>
+        <w:t xml:space="preserve">dimana</w:t>
+      </w:r>
+      <w:r>
+        <w:t xml:space="preserve"> </w:t>
+      </w:r>
+      <w:r>
+        <w:t xml:space="preserve">terjadi</w:t>
+      </w:r>
+      <w:r>
+        <w:t xml:space="preserve"> </w:t>
+      </w:r>
+      <w:r>
+        <w:t xml:space="preserve">pencurian</w:t>
+      </w:r>
+      <w:r>
+        <w:t xml:space="preserve"> / </w:t>
+      </w:r>
+      <w:r>
+        <w:t xml:space="preserve">kehilangan</w:t>
+      </w:r>
+      <w:r>
+        <w:t xml:space="preserve"> </w:t>
+      </w:r>
+      <w:r>
+        <w:t xml:space="preserve">barang</w:t>
+      </w:r>
+      <w:r>
+        <w:t xml:space="preserve"> </w:t>
+      </w:r>
+      <w:r>
+        <w:t xml:space="preserve">tersebut</w:t>
+      </w:r>
+      <w:r>
+        <w:t xml:space="preserve">. </w:t>
       </w:r>
       <w:r>
         <w:rPr>
           <w:lang w:val="nb-NO"/>
         </w:rPr>
-        <w:t>Laporan tsb akan diproses oleh pihak berwenang sesuai dengan peraturan yang berlaku.</w:t>
+        <w:t xml:space="preserve">Laporan tsb akan diproses oleh pihak berwenang sesuai dengan peraturan yang berlaku.</w:t>
       </w:r>
     </w:p>
     <w:p>
@@ -2063,7 +2847,7 @@
           <w:bCs/>
           <w:lang w:val="nb-NO"/>
         </w:rPr>
-        <w:t>IV.</w:t>
+        <w:t xml:space="preserve">IV.</w:t>
       </w:r>
       <w:r>
         <w:rPr>
@@ -2077,7 +2861,7 @@
         <w:rPr>
           <w:lang w:val="nb-NO"/>
         </w:rPr>
-        <w:t>Perangkat Notebook yang dipinjamkan adalah milik PT Pertamina Patra Niaga Regional Sumbagsel. Jika terjadi pencurian/kehilangan selama masa peminjaman maka Perusahaan tidak wajib memberikan pengganti notebook dan pekerja wajib menyediakan notebook pengganti sesuai spesifikasi hardware, software, OS yang ditentukan Perusahaan. Perangkat pengganti tetap akan dikelola oleh Perusahaan.</w:t>
+        <w:t xml:space="preserve">Perangkat Notebook yang dipinjamkan adalah milik PT Pertamina Patra Niaga Regional Sumbagsel. Jika terjadi pencurian/kehilangan selama masa peminjaman maka Perusahaan tidak wajib memberikan pengganti notebook dan pekerja wajib menyediakan notebook pengganti sesuai spesifikasi hardware, software, OS yang ditentukan Perusahaan. Perangkat pengganti tetap akan dikelola oleh Perusahaan.</w:t>
       </w:r>
     </w:p>
     <w:p>
@@ -2100,7 +2884,7 @@
         <w:rPr>
           <w:lang w:val="nb-NO"/>
         </w:rPr>
-        <w:t>Notebook peminjaman akan ditarik oleh Perusahaan apabila Pekerja yang bersangkutan berstatus Pemutusan Hubungan Kerja/Resign/Pensiun Dini atau akan menjalani MPPK dalam jangka waktu kurang dari 3 bulan atau 9 bulan sebelum Pensiun dengan Perusahaan selama masa peminjaman.</w:t>
+        <w:t xml:space="preserve">Notebook peminjaman akan ditarik oleh Perusahaan apabila Pekerja yang bersangkutan berstatus Pemutusan Hubungan Kerja/Resign/Pensiun Dini atau akan menjalani MPPK dalam jangka waktu kurang dari 3 bulan atau 9 bulan sebelum Pensiun dengan Perusahaan selama masa peminjaman.</w:t>
       </w:r>
     </w:p>
     <w:p>
@@ -2117,7 +2901,7 @@
           <w:bCs/>
           <w:lang w:val="nb-NO"/>
         </w:rPr>
-        <w:t>V.</w:t>
+        <w:t xml:space="preserve">V.</w:t>
       </w:r>
       <w:r>
         <w:rPr>
@@ -2131,7 +2915,7 @@
         <w:rPr>
           <w:lang w:val="nb-NO"/>
         </w:rPr>
-        <w:t>Telah dilakukan uji-coba terhadap perangkat-keras dan perangkat-lunak yang terpasang tersebut di atas yang dilaksanakan oleh petugas dari IT Sumbagsel dan pihak penerima sebagai pemakai/penanggung jawab, semua sepakat bahwa semua peralatan tersebut telah sesuai seperti tercantum di atas dan bekerja dengan baik serta laik pakai, sebagai berikut :</w:t>
+        <w:t xml:space="preserve">Telah dilakukan uji-coba terhadap perangkat-keras dan perangkat-lunak yang terpasang tersebut di atas yang dilaksanakan oleh petugas dari IT Sumbagsel dan pihak penerima sebagai pemakai/penanggung jawab, semua sepakat bahwa semua peralatan tersebut telah sesuai seperti tercantum di atas dan bekerja dengan baik serta laik pakai, sebagai berikut :</w:t>
       </w:r>
     </w:p>
     <w:p>
@@ -2148,8 +2932,7 @@
           <w:bCs/>
           <w:lang w:val="nb-NO"/>
         </w:rPr>
-        <w:lastRenderedPageBreak/>
-        <w:t>VI.</w:t>
+        <w:t xml:space="preserve">VI.</w:t>
       </w:r>
       <w:r>
         <w:rPr>
@@ -2163,7 +2946,7 @@
         <w:rPr>
           <w:lang w:val="nb-NO"/>
         </w:rPr>
-        <w:t>Kami sebagai Penerima/Penanggung Jawab telah membaca, memahami, dan menerima semua ketentuan Perusahaan tersebut.</w:t>
+        <w:t xml:space="preserve">Kami sebagai Penerima/Penanggung Jawab telah membaca, memahami, dan menerima semua ketentuan Perusahaan tersebut.</w:t>
       </w:r>
     </w:p>
     <w:p>
@@ -2176,6 +2959,7 @@
     </w:p>
     <w:tbl>
       <w:tblPr>
+        <w:tblStyle w:val="NormalTable"/>
         <w:tblW w:w="10490" w:type="dxa"/>
         <w:tblCellMar>
           <w:left w:w="10" w:type="dxa"/>
@@ -2189,6 +2973,16 @@
         <w:gridCol w:w="2268"/>
       </w:tblGrid>
       <w:tr>
+        <w:tblPrEx>
+          <w:tblW w:w="10490" w:type="dxa"/>
+          <w:tblCellMar>
+            <w:left w:w="10" w:type="dxa"/>
+            <w:right w:w="10" w:type="dxa"/>
+          </w:tblCellMar>
+        </w:tblPrEx>
+        <w:trPr>
+          <w:trHeight w:hRule="auto" w:val="0"/>
+        </w:trPr>
         <w:tc>
           <w:tcPr>
             <w:tcW w:w="4111" w:type="dxa"/>
@@ -2203,9 +2997,16 @@
             <w:pPr>
               <w:spacing w:line="276" w:lineRule="auto"/>
               <w:jc w:val="both"/>
-            </w:pPr>
-            <w:r>
-              <w:t>Yang menyerahkan,</w:t>
+              <w:rPr/>
+            </w:pPr>
+            <w:r>
+              <w:t xml:space="preserve">Yang </w:t>
+            </w:r>
+            <w:r>
+              <w:t xml:space="preserve">menyerahkan</w:t>
+            </w:r>
+            <w:r>
+              <w:t xml:space="preserve">,</w:t>
             </w:r>
           </w:p>
         </w:tc>
@@ -2223,18 +3024,23 @@
             <w:pPr>
               <w:spacing w:line="276" w:lineRule="auto"/>
               <w:jc w:val="both"/>
-            </w:pPr>
-            <w:r>
-              <w:t>Mengetahui,</w:t>
+              <w:rPr/>
+            </w:pPr>
+            <w:r>
+              <w:t xml:space="preserve">Mengetahui</w:t>
+            </w:r>
+            <w:r>
+              <w:t xml:space="preserve">,</w:t>
             </w:r>
           </w:p>
           <w:p>
             <w:pPr>
               <w:spacing w:line="276" w:lineRule="auto"/>
               <w:jc w:val="both"/>
-            </w:pPr>
-            <w:r>
-              <w:t>Officer I System Operation</w:t>
+              <w:rPr/>
+            </w:pPr>
+            <w:r>
+              <w:t xml:space="preserve">Officer I System Operation</w:t>
             </w:r>
           </w:p>
         </w:tc>
@@ -2252,23 +3058,32 @@
             <w:pPr>
               <w:spacing w:line="276" w:lineRule="auto"/>
               <w:jc w:val="both"/>
-            </w:pPr>
-            <w:r>
-              <w:t>Palembang, {{Tanggal}}</w:t>
+              <w:rPr/>
+            </w:pPr>
+            <w:r>
+              <w:t xml:space="preserve">Palembang, {{Tanggal}}</w:t>
             </w:r>
           </w:p>
           <w:p>
             <w:pPr>
               <w:spacing w:line="276" w:lineRule="auto"/>
               <w:jc w:val="both"/>
-            </w:pPr>
-            <w:r>
-              <w:t>Yang Menerima,</w:t>
+              <w:rPr/>
+            </w:pPr>
+            <w:r>
+              <w:t xml:space="preserve">Yang Menerima,</w:t>
             </w:r>
           </w:p>
         </w:tc>
       </w:tr>
       <w:tr>
+        <w:tblPrEx>
+          <w:tblW w:w="10490" w:type="dxa"/>
+          <w:tblCellMar>
+            <w:left w:w="10" w:type="dxa"/>
+            <w:right w:w="10" w:type="dxa"/>
+          </w:tblCellMar>
+        </w:tblPrEx>
         <w:trPr>
           <w:trHeight w:hRule="exact" w:val="1800"/>
         </w:trPr>
@@ -2285,6 +3100,7 @@
           <w:p>
             <w:pPr>
               <w:spacing w:line="276" w:lineRule="auto"/>
+              <w:rPr/>
             </w:pPr>
           </w:p>
         </w:tc>
@@ -2301,6 +3117,7 @@
           <w:p>
             <w:pPr>
               <w:spacing w:line="276" w:lineRule="auto"/>
+              <w:rPr/>
             </w:pPr>
           </w:p>
         </w:tc>
@@ -2317,11 +3134,22 @@
           <w:p>
             <w:pPr>
               <w:spacing w:line="276" w:lineRule="auto"/>
+              <w:rPr/>
             </w:pPr>
           </w:p>
         </w:tc>
       </w:tr>
       <w:tr>
+        <w:tblPrEx>
+          <w:tblW w:w="10490" w:type="dxa"/>
+          <w:tblCellMar>
+            <w:left w:w="10" w:type="dxa"/>
+            <w:right w:w="10" w:type="dxa"/>
+          </w:tblCellMar>
+        </w:tblPrEx>
+        <w:trPr>
+          <w:trHeight w:hRule="auto" w:val="0"/>
+        </w:trPr>
         <w:tc>
           <w:tcPr>
             <w:tcW w:w="4111" w:type="dxa"/>
@@ -2335,59 +3163,94 @@
           <w:p>
             <w:pPr>
               <w:spacing w:line="276" w:lineRule="auto"/>
+              <w:rPr/>
             </w:pPr>
             <w:r>
               <w:rPr>
                 <w:b/>
                 <w:bCs/>
               </w:rPr>
-              <w:t>{{Menyerahkan}}</w:t>
-            </w:r>
-          </w:p>
-        </w:tc>
-        <w:tc>
-          <w:tcPr>
-            <w:tcW w:w="4111" w:type="dxa"/>
-            <w:tcMar>
-              <w:top w:w="60" w:type="dxa"/>
-              <w:left w:w="80" w:type="dxa"/>
-              <w:bottom w:w="60" w:type="dxa"/>
-              <w:right w:w="80" w:type="dxa"/>
-            </w:tcMar>
-          </w:tcPr>
-          <w:p>
-            <w:pPr>
-              <w:spacing w:line="276" w:lineRule="auto"/>
+              <w:t xml:space="preserve">{{SIG_MENYERAHKAN}}</w:t>
+            </w:r>
+          </w:p>
+          <w:p>
+            <w:pPr>
+              <w:spacing w:line="276" w:lineRule="auto"/>
+              <w:rPr/>
             </w:pPr>
             <w:r>
               <w:rPr>
                 <w:b/>
                 <w:bCs/>
               </w:rPr>
-              <w:t>{{Approver}}</w:t>
-            </w:r>
-          </w:p>
-        </w:tc>
-        <w:tc>
-          <w:tcPr>
-            <w:tcW w:w="2268" w:type="dxa"/>
-            <w:tcMar>
-              <w:top w:w="60" w:type="dxa"/>
-              <w:left w:w="80" w:type="dxa"/>
-              <w:bottom w:w="60" w:type="dxa"/>
-              <w:right w:w="80" w:type="dxa"/>
-            </w:tcMar>
-          </w:tcPr>
-          <w:p>
-            <w:pPr>
-              <w:spacing w:line="276" w:lineRule="auto"/>
+              <w:t xml:space="preserve">{{Menyerahkan}}</w:t>
+            </w:r>
+          </w:p>
+        </w:tc>
+        <w:tc>
+          <w:tcPr>
+            <w:tcW w:w="4111" w:type="dxa"/>
+            <w:tcMar>
+              <w:top w:w="60" w:type="dxa"/>
+              <w:left w:w="80" w:type="dxa"/>
+              <w:bottom w:w="60" w:type="dxa"/>
+              <w:right w:w="80" w:type="dxa"/>
+            </w:tcMar>
+          </w:tcPr>
+          <w:p>
+            <w:pPr>
+              <w:spacing w:line="276" w:lineRule="auto"/>
+              <w:rPr/>
             </w:pPr>
             <w:r>
               <w:rPr>
                 <w:b/>
                 <w:bCs/>
               </w:rPr>
-              <w:t>{{NamaPJ}}</w:t>
+              <w:t xml:space="preserve">{{SIG_APPROVER}}</w:t>
+            </w:r>
+          </w:p>
+          <w:p>
+            <w:pPr>
+              <w:spacing w:line="276" w:lineRule="auto"/>
+              <w:rPr/>
+            </w:pPr>
+            <w:r>
+              <w:rPr>
+                <w:b/>
+                <w:bCs/>
+              </w:rPr>
+              <w:t xml:space="preserve">{{Approver}}</w:t>
+            </w:r>
+          </w:p>
+        </w:tc>
+        <w:tc>
+          <w:tcPr>
+            <w:tcW w:w="2268" w:type="dxa"/>
+            <w:tcMar>
+              <w:top w:w="60" w:type="dxa"/>
+              <w:left w:w="80" w:type="dxa"/>
+              <w:bottom w:w="60" w:type="dxa"/>
+              <w:right w:w="80" w:type="dxa"/>
+            </w:tcMar>
+          </w:tcPr>
+          <w:p>
+            <w:pPr/>
+            <w:r>
+              <w:t xml:space="preserve">{{SIG_PJ}}</w:t>
+            </w:r>
+          </w:p>
+          <w:p>
+            <w:pPr>
+              <w:spacing w:line="276" w:lineRule="auto"/>
+              <w:rPr/>
+            </w:pPr>
+            <w:r>
+              <w:rPr>
+                <w:b/>
+                <w:bCs/>
+              </w:rPr>
+              <w:t xml:space="preserve">{{NamaPJ}}</w:t>
             </w:r>
           </w:p>
         </w:tc>
@@ -2396,6 +3259,7 @@
     <w:p>
       <w:pPr>
         <w:spacing w:line="276" w:lineRule="auto"/>
+        <w:rPr/>
       </w:pPr>
       <w:r>
         <w:br w:type="page"/>
@@ -2404,6 +3268,7 @@
     <w:p>
       <w:pPr>
         <w:spacing w:line="276" w:lineRule="auto"/>
+        <w:rPr/>
       </w:pPr>
       <w:r>
         <w:rPr>
@@ -2413,18 +3278,39 @@
           <w:szCs w:val="24"/>
           <w:u w:val="single"/>
         </w:rPr>
-        <w:lastRenderedPageBreak/>
-        <w:t>Bukti Foto Alokasi Barang</w:t>
+        <w:t xml:space="preserve">Bukti Foto </w:t>
+      </w:r>
+      <w:r>
+        <w:rPr>
+          <w:b/>
+          <w:bCs/>
+          <w:sz w:val="24"/>
+          <w:szCs w:val="24"/>
+          <w:u w:val="single"/>
+        </w:rPr>
+        <w:t xml:space="preserve">Alokasi</w:t>
+      </w:r>
+      <w:r>
+        <w:rPr>
+          <w:b/>
+          <w:bCs/>
+          <w:sz w:val="24"/>
+          <w:szCs w:val="24"/>
+          <w:u w:val="single"/>
+        </w:rPr>
+        <w:t xml:space="preserve"> Barang</w:t>
       </w:r>
     </w:p>
     <w:p>
       <w:pPr>
         <w:spacing w:line="276" w:lineRule="auto"/>
+        <w:rPr/>
       </w:pPr>
     </w:p>
     <w:p>
       <w:pPr>
         <w:spacing w:line="276" w:lineRule="auto"/>
+        <w:rPr/>
       </w:pPr>
       <w:r>
         <w:rPr>
@@ -2433,7 +3319,7 @@
           <w:sz w:val="18"/>
           <w:szCs w:val="18"/>
         </w:rPr>
-        <w:t xml:space="preserve">Berita acara alokasi </w:t>
+        <w:t xml:space="preserve">Berita acara </w:t>
       </w:r>
       <w:r>
         <w:rPr>
@@ -2442,19 +3328,73 @@
           <w:sz w:val="18"/>
           <w:szCs w:val="18"/>
         </w:rPr>
-        <w:t>{{JenisPerangkat}}</w:t>
+        <w:t xml:space="preserve">alokasi</w:t>
+      </w:r>
+      <w:r>
+        <w:rPr>
+          <w:b/>
+          <w:bCs/>
+          <w:sz w:val="18"/>
+          <w:szCs w:val="18"/>
+        </w:rPr>
+        <w:t xml:space="preserve"> </w:t>
+      </w:r>
+      <w:r>
+        <w:rPr>
+          <w:b/>
+          <w:bCs/>
+          <w:sz w:val="18"/>
+          <w:szCs w:val="18"/>
+        </w:rPr>
+        <w:t xml:space="preserve">{{JenisPerangkat}}</w:t>
       </w:r>
     </w:p>
     <w:p>
       <w:pPr>
         <w:spacing w:line="276" w:lineRule="auto"/>
+        <w:rPr/>
       </w:pPr>
       <w:r>
         <w:rPr>
           <w:sz w:val="18"/>
           <w:szCs w:val="18"/>
         </w:rPr>
-        <w:t xml:space="preserve">sesuai dengan Tiket di My SSC No. </w:t>
+        <w:t xml:space="preserve">sesuai</w:t>
+      </w:r>
+      <w:r>
+        <w:rPr>
+          <w:sz w:val="18"/>
+          <w:szCs w:val="18"/>
+        </w:rPr>
+        <w:t xml:space="preserve"> </w:t>
+      </w:r>
+      <w:r>
+        <w:rPr>
+          <w:sz w:val="18"/>
+          <w:szCs w:val="18"/>
+        </w:rPr>
+        <w:t xml:space="preserve">dengan</w:t>
+      </w:r>
+      <w:r>
+        <w:rPr>
+          <w:sz w:val="18"/>
+          <w:szCs w:val="18"/>
+        </w:rPr>
+        <w:t xml:space="preserve"> </w:t>
+      </w:r>
+      <w:r>
+        <w:rPr>
+          <w:sz w:val="18"/>
+          <w:szCs w:val="18"/>
+        </w:rPr>
+        <w:t xml:space="preserve">Tiket</w:t>
+      </w:r>
+      <w:r>
+        <w:rPr>
+          <w:sz w:val="18"/>
+          <w:szCs w:val="18"/>
+        </w:rPr>
+        <w:t xml:space="preserve"> di My SSC No. </w:t>
       </w:r>
       <w:r>
         <w:rPr>
@@ -2463,12 +3403,13 @@
           <w:sz w:val="18"/>
           <w:szCs w:val="18"/>
         </w:rPr>
-        <w:t>WO00000DUMMY001</w:t>
+        <w:t xml:space="preserve">WO00000DUMMY001</w:t>
       </w:r>
     </w:p>
     <w:p>
       <w:pPr>
         <w:spacing w:line="276" w:lineRule="auto"/>
+        <w:rPr/>
       </w:pPr>
       <w:r>
         <w:rPr>
@@ -2477,44 +3418,54 @@
           <w:sz w:val="18"/>
           <w:szCs w:val="18"/>
         </w:rPr>
-        <w:t>{{NamaPJ}}</w:t>
+        <w:t xml:space="preserve">{{NamaPJ}}</w:t>
       </w:r>
       <w:r>
         <w:rPr>
           <w:sz w:val="18"/>
           <w:szCs w:val="18"/>
         </w:rPr>
-        <w:t xml:space="preserve"> - Retail Sales Sumbagsel</w:t>
+        <w:t xml:space="preserve"> - Retail Sales </w:t>
+      </w:r>
+      <w:r>
+        <w:rPr>
+          <w:sz w:val="18"/>
+          <w:szCs w:val="18"/>
+        </w:rPr>
+        <w:t xml:space="preserve">Sumbagsel</w:t>
       </w:r>
     </w:p>
     <w:p>
       <w:pPr>
         <w:spacing w:line="276" w:lineRule="auto"/>
+        <w:rPr/>
       </w:pPr>
       <w:r>
         <w:rPr>
           <w:sz w:val="18"/>
           <w:szCs w:val="18"/>
         </w:rPr>
-        <w:t>{{Tanggal}}</w:t>
+        <w:t xml:space="preserve">{{Tanggal}}</w:t>
       </w:r>
     </w:p>
     <w:p>
       <w:pPr>
         <w:spacing w:line="276" w:lineRule="auto"/>
+        <w:rPr/>
       </w:pPr>
     </w:p>
     <w:p>
       <w:pPr>
         <w:spacing w:line="276" w:lineRule="auto"/>
         <w:jc w:val="center"/>
+        <w:rPr/>
       </w:pPr>
       <w:r>
         <w:rPr>
           <w:noProof/>
         </w:rPr>
         <w:drawing>
-          <wp:inline distT="0" distB="0" distL="0" distR="0" wp14:anchorId="79A6BEE3" wp14:editId="0CF60859">
+          <wp:inline distT="0" distB="0" distL="0" distR="0">
             <wp:extent cx="3619500" cy="2476500"/>
             <wp:effectExtent l="0" t="0" r="0" b="0"/>
             <wp:docPr id="1" name="Picture 1"/>
@@ -2525,14 +3476,13 @@
               <a:graphicData uri="http://schemas.openxmlformats.org/drawingml/2006/picture">
                 <pic:pic xmlns:pic="http://schemas.openxmlformats.org/drawingml/2006/picture">
                   <pic:nvPicPr>
-                    <pic:cNvPr id="0" name=""/>
+                    <pic:cNvPr id="1058987639" name=""/>
                     <pic:cNvPicPr>
                       <a:picLocks noChangeAspect="1" noChangeArrowheads="1"/>
                     </pic:cNvPicPr>
                   </pic:nvPicPr>
                   <pic:blipFill>
-                    <a:blip r:embed="rId6"/>
-                    <a:srcRect/>
+                    <a:blip xmlns:r="http://schemas.openxmlformats.org/officeDocument/2006/relationships" r:embed="rId2"/>
                     <a:stretch>
                       <a:fillRect/>
                     </a:stretch>
@@ -2556,6 +3506,7 @@
     <w:p>
       <w:pPr>
         <w:spacing w:line="276" w:lineRule="auto"/>
+        <w:rPr/>
       </w:pPr>
     </w:p>
     <w:p>
@@ -2568,114 +3519,20 @@
       </w:pPr>
     </w:p>
     <w:sectPr>
-      <w:pgSz w:w="11906" w:h="16838"/>
+      <w:pgSz w:w="11906" w:h="16838" w:orient="portrait"/>
       <w:pgMar w:top="720" w:right="720" w:bottom="720" w:left="720" w:header="708" w:footer="708" w:gutter="0"/>
-      <w:cols w:space="720"/>
+      <w:pgBorders/>
+      <w:cols w:num="1" w:space="720">
+        <w:col w:w="10466" w:space="720"/>
+      </w:cols>
       <w:docGrid w:linePitch="360"/>
     </w:sectPr>
   </w:body>
 </w:document>
 </file>
 
-<file path=word/numbering.xml><?xml version="1.0" encoding="utf-8"?>
-<w:numbering xmlns:wpc="http://schemas.microsoft.com/office/word/2010/wordprocessingCanvas" xmlns:cx="http://schemas.microsoft.com/office/drawing/2014/chartex" xmlns:cx1="http://schemas.microsoft.com/office/drawing/2015/9/8/chartex" xmlns:cx2="http://schemas.microsoft.com/office/drawing/2015/10/21/chartex" xmlns:cx3="http://schemas.microsoft.com/office/drawing/2016/5/9/chartex" xmlns:cx4="http://schemas.microsoft.com/office/drawing/2016/5/10/chartex" xmlns:cx5="http://schemas.microsoft.com/office/drawing/2016/5/11/chartex" xmlns:cx6="http://schemas.microsoft.com/office/drawing/2016/5/12/chartex" xmlns:cx7="http://schemas.microsoft.com/office/drawing/2016/5/13/chartex" xmlns:cx8="http://schemas.microsoft.com/office/drawing/2016/5/14/chartex" xmlns:mc="http://schemas.openxmlformats.org/markup-compatibility/2006" xmlns:aink="http://schemas.microsoft.com/office/drawing/2016/ink" xmlns:am3d="http://schemas.microsoft.com/office/drawing/2017/model3d" xmlns:o="urn:schemas-microsoft-com:office:office" xmlns:oel="http://schemas.microsoft.com/office/2019/extlst" xmlns:r="http://schemas.openxmlformats.org/officeDocument/2006/relationships" xmlns:m="http://schemas.openxmlformats.org/officeDocument/2006/math" xmlns:v="urn:schemas-microsoft-com:vml" xmlns:wp14="http://schemas.microsoft.com/office/word/2010/wordprocessingDrawing" xmlns:wp="http://schemas.openxmlformats.org/drawingml/2006/wordprocessingDrawing" xmlns:w10="urn:schemas-microsoft-com:office:word" xmlns:w="http://schemas.openxmlformats.org/wordprocessingml/2006/main" xmlns:w14="http://schemas.microsoft.com/office/word/2010/wordml" xmlns:w15="http://schemas.microsoft.com/office/word/2012/wordml" xmlns:w16cex="http://schemas.microsoft.com/office/word/2018/wordml/cex" xmlns:w16cid="http://schemas.microsoft.com/office/word/2016/wordml/cid" xmlns:w16="http://schemas.microsoft.com/office/word/2018/wordml" xmlns:w16du="http://schemas.microsoft.com/office/word/2023/wordml/word16du" xmlns:w16sdtdh="http://schemas.microsoft.com/office/word/2020/wordml/sdtdatahash" xmlns:w16sdtfl="http://schemas.microsoft.com/office/word/2024/wordml/sdtformatlock" xmlns:w16se="http://schemas.microsoft.com/office/word/2015/wordml/symex" xmlns:wpg="http://schemas.microsoft.com/office/word/2010/wordprocessingGroup" xmlns:wpi="http://schemas.microsoft.com/office/word/2010/wordprocessingInk" xmlns:wne="http://schemas.microsoft.com/office/word/2006/wordml" xmlns:wps="http://schemas.microsoft.com/office/word/2010/wordprocessingShape" mc:Ignorable="w14 w15 w16se w16cid w16 w16cex w16sdtdh w16sdtfl w16du wp14">
-  <w:abstractNum w:abstractNumId="0" w15:restartNumberingAfterBreak="0">
-    <w:nsid w:val="13C763E5"/>
-    <w:multiLevelType w:val="hybridMultilevel"/>
-    <w:tmpl w:val="4540FEB6"/>
-    <w:lvl w:ilvl="0" w:tplc="2F60F598">
-      <w:start w:val="1"/>
-      <w:numFmt w:val="bullet"/>
-      <w:lvlText w:val="●"/>
-      <w:lvlJc w:val="left"/>
-      <w:pPr>
-        <w:ind w:left="720" w:hanging="360"/>
-      </w:pPr>
-    </w:lvl>
-    <w:lvl w:ilvl="1" w:tplc="65EC7CB6">
-      <w:start w:val="1"/>
-      <w:numFmt w:val="bullet"/>
-      <w:lvlText w:val="○"/>
-      <w:lvlJc w:val="left"/>
-      <w:pPr>
-        <w:ind w:left="1440" w:hanging="360"/>
-      </w:pPr>
-    </w:lvl>
-    <w:lvl w:ilvl="2" w:tplc="D958ABCA">
-      <w:start w:val="1"/>
-      <w:numFmt w:val="bullet"/>
-      <w:lvlText w:val="■"/>
-      <w:lvlJc w:val="left"/>
-      <w:pPr>
-        <w:ind w:left="2160" w:hanging="360"/>
-      </w:pPr>
-    </w:lvl>
-    <w:lvl w:ilvl="3" w:tplc="E4A639C0">
-      <w:start w:val="1"/>
-      <w:numFmt w:val="bullet"/>
-      <w:lvlText w:val="●"/>
-      <w:lvlJc w:val="left"/>
-      <w:pPr>
-        <w:ind w:left="2880" w:hanging="360"/>
-      </w:pPr>
-    </w:lvl>
-    <w:lvl w:ilvl="4" w:tplc="0D4095C2">
-      <w:start w:val="1"/>
-      <w:numFmt w:val="bullet"/>
-      <w:lvlText w:val="○"/>
-      <w:lvlJc w:val="left"/>
-      <w:pPr>
-        <w:ind w:left="3600" w:hanging="360"/>
-      </w:pPr>
-    </w:lvl>
-    <w:lvl w:ilvl="5" w:tplc="B0203D86">
-      <w:start w:val="1"/>
-      <w:numFmt w:val="bullet"/>
-      <w:lvlText w:val="■"/>
-      <w:lvlJc w:val="left"/>
-      <w:pPr>
-        <w:ind w:left="4320" w:hanging="360"/>
-      </w:pPr>
-    </w:lvl>
-    <w:lvl w:ilvl="6" w:tplc="BA5CCE66">
-      <w:start w:val="1"/>
-      <w:numFmt w:val="bullet"/>
-      <w:lvlText w:val="●"/>
-      <w:lvlJc w:val="left"/>
-      <w:pPr>
-        <w:ind w:left="5040" w:hanging="360"/>
-      </w:pPr>
-    </w:lvl>
-    <w:lvl w:ilvl="7" w:tplc="A9ACA52C">
-      <w:start w:val="1"/>
-      <w:numFmt w:val="bullet"/>
-      <w:lvlText w:val="●"/>
-      <w:lvlJc w:val="left"/>
-      <w:pPr>
-        <w:ind w:left="5760" w:hanging="360"/>
-      </w:pPr>
-    </w:lvl>
-    <w:lvl w:ilvl="8" w:tplc="34167AD6">
-      <w:start w:val="1"/>
-      <w:numFmt w:val="bullet"/>
-      <w:lvlText w:val="●"/>
-      <w:lvlJc w:val="left"/>
-      <w:pPr>
-        <w:ind w:left="6480" w:hanging="360"/>
-      </w:pPr>
-    </w:lvl>
-  </w:abstractNum>
-  <w:num w:numId="1" w16cid:durableId="1761943491">
-    <w:abstractNumId w:val="0"/>
-    <w:lvlOverride w:ilvl="0">
-      <w:startOverride w:val="1"/>
-    </w:lvlOverride>
-  </w:num>
-</w:numbering>
-</file>
-
 <file path=word/styles.xml><?xml version="1.0" encoding="utf-8"?>
-<w:styles xmlns:mc="http://schemas.openxmlformats.org/markup-compatibility/2006" xmlns:r="http://schemas.openxmlformats.org/officeDocument/2006/relationships" xmlns:w="http://schemas.openxmlformats.org/wordprocessingml/2006/main" xmlns:w14="http://schemas.microsoft.com/office/word/2010/wordml" xmlns:w15="http://schemas.microsoft.com/office/word/2012/wordml" xmlns:w16cex="http://schemas.microsoft.com/office/word/2018/wordml/cex" xmlns:w16cid="http://schemas.microsoft.com/office/word/2016/wordml/cid" xmlns:w16="http://schemas.microsoft.com/office/word/2018/wordml" xmlns:w16du="http://schemas.microsoft.com/office/word/2023/wordml/word16du" xmlns:w16sdtdh="http://schemas.microsoft.com/office/word/2020/wordml/sdtdatahash" xmlns:w16sdtfl="http://schemas.microsoft.com/office/word/2024/wordml/sdtformatlock" xmlns:w16se="http://schemas.microsoft.com/office/word/2015/wordml/symex" mc:Ignorable="w14 w15 w16se w16cid w16 w16cex w16sdtdh w16sdtfl w16du">
+<w:styles xmlns:mc="http://schemas.openxmlformats.org/markup-compatibility/2006" xmlns:r="http://schemas.openxmlformats.org/officeDocument/2006/relationships" xmlns:w="http://schemas.openxmlformats.org/wordprocessingml/2006/main" xmlns:w14="http://schemas.microsoft.com/office/word/2010/wordml" mc:Ignorable="w14">
   <w:docDefaults>
     <w:rPrDefault>
       <w:rPr>
@@ -2765,7 +3622,6 @@
     <w:lsdException w:name="Date" w:semiHidden="1" w:unhideWhenUsed="1"/>
     <w:lsdException w:name="Body Text First Indent" w:semiHidden="1" w:unhideWhenUsed="1"/>
     <w:lsdException w:name="Body Text First Indent 2" w:semiHidden="1" w:unhideWhenUsed="1"/>
-    <w:lsdException w:name="Note Heading" w:semiHidden="1" w:unhideWhenUsed="1"/>
     <w:lsdException w:name="Body Text 2" w:semiHidden="1" w:unhideWhenUsed="1"/>
     <w:lsdException w:name="Body Text 3" w:semiHidden="1" w:unhideWhenUsed="1"/>
     <w:lsdException w:name="Body Text Indent 2" w:semiHidden="1" w:unhideWhenUsed="1"/>
@@ -2789,7 +3645,6 @@
     <w:lsdException w:name="HTML Keyboard" w:semiHidden="1" w:unhideWhenUsed="1"/>
     <w:lsdException w:name="HTML Preformatted" w:semiHidden="1" w:unhideWhenUsed="1"/>
     <w:lsdException w:name="HTML Sample" w:semiHidden="1" w:unhideWhenUsed="1"/>
-    <w:lsdException w:name="HTML Typewriter" w:semiHidden="1" w:unhideWhenUsed="1"/>
     <w:lsdException w:name="HTML Variable" w:semiHidden="1" w:unhideWhenUsed="1"/>
     <w:lsdException w:name="Normal Table" w:semiHidden="1" w:unhideWhenUsed="1"/>
     <w:lsdException w:name="annotation subject" w:semiHidden="1" w:unhideWhenUsed="1"/>
@@ -3057,18 +3912,14 @@
     <w:lsdException w:name="List Table 5 Dark Accent 6" w:uiPriority="50"/>
     <w:lsdException w:name="List Table 6 Colorful Accent 6" w:uiPriority="51"/>
     <w:lsdException w:name="List Table 7 Colorful Accent 6" w:uiPriority="52"/>
-    <w:lsdException w:name="Mention" w:semiHidden="1" w:unhideWhenUsed="1"/>
-    <w:lsdException w:name="Smart Hyperlink" w:semiHidden="1" w:unhideWhenUsed="1"/>
-    <w:lsdException w:name="Hashtag" w:semiHidden="1" w:unhideWhenUsed="1"/>
-    <w:lsdException w:name="Unresolved Mention" w:semiHidden="1" w:unhideWhenUsed="1"/>
-    <w:lsdException w:name="Smart Link" w:semiHidden="1" w:unhideWhenUsed="1"/>
   </w:latentStyles>
   <w:style w:type="paragraph" w:default="1" w:styleId="Normal">
     <w:name w:val="Normal"/>
     <w:qFormat/>
+    <w:rPr/>
   </w:style>
   <w:style w:type="paragraph" w:styleId="Heading1">
-    <w:name w:val="heading 1"/>
+    <w:name w:val="Heading 1"/>
     <w:uiPriority w:val="9"/>
     <w:qFormat/>
     <w:pPr>
@@ -3081,7 +3932,7 @@
     </w:rPr>
   </w:style>
   <w:style w:type="paragraph" w:styleId="Heading2">
-    <w:name w:val="heading 2"/>
+    <w:name w:val="Heading 2"/>
     <w:uiPriority w:val="9"/>
     <w:semiHidden/>
     <w:unhideWhenUsed/>
@@ -3096,7 +3947,7 @@
     </w:rPr>
   </w:style>
   <w:style w:type="paragraph" w:styleId="Heading3">
-    <w:name w:val="heading 3"/>
+    <w:name w:val="Heading 3"/>
     <w:uiPriority w:val="9"/>
     <w:semiHidden/>
     <w:unhideWhenUsed/>
@@ -3111,7 +3962,7 @@
     </w:rPr>
   </w:style>
   <w:style w:type="paragraph" w:styleId="Heading4">
-    <w:name w:val="heading 4"/>
+    <w:name w:val="Heading 4"/>
     <w:uiPriority w:val="9"/>
     <w:semiHidden/>
     <w:unhideWhenUsed/>
@@ -3126,7 +3977,7 @@
     </w:rPr>
   </w:style>
   <w:style w:type="paragraph" w:styleId="Heading5">
-    <w:name w:val="heading 5"/>
+    <w:name w:val="Heading 5"/>
     <w:uiPriority w:val="9"/>
     <w:semiHidden/>
     <w:unhideWhenUsed/>
@@ -3139,7 +3990,7 @@
     </w:rPr>
   </w:style>
   <w:style w:type="paragraph" w:styleId="Heading6">
-    <w:name w:val="heading 6"/>
+    <w:name w:val="Heading 6"/>
     <w:uiPriority w:val="9"/>
     <w:semiHidden/>
     <w:unhideWhenUsed/>
@@ -3156,12 +4007,14 @@
     <w:uiPriority w:val="1"/>
     <w:semiHidden/>
     <w:unhideWhenUsed/>
+    <w:rPr/>
   </w:style>
-  <w:style w:type="table" w:default="1" w:styleId="TableNormal">
+  <w:style w:type="table" w:default="1" w:styleId="NormalTable">
     <w:name w:val="Normal Table"/>
     <w:uiPriority w:val="99"/>
     <w:semiHidden/>
     <w:unhideWhenUsed/>
+    <w:rPr/>
     <w:tblPr>
       <w:tblInd w:w="0" w:type="dxa"/>
       <w:tblCellMar>
@@ -3172,11 +4025,12 @@
       </w:tblCellMar>
     </w:tblPr>
   </w:style>
-  <w:style w:type="numbering" w:default="1" w:styleId="NoList">
+  <w:style w:type="numbering" w:styleId="NoList">
     <w:name w:val="No List"/>
     <w:uiPriority w:val="99"/>
     <w:semiHidden/>
     <w:unhideWhenUsed/>
+    <w:rPr/>
   </w:style>
   <w:style w:type="paragraph" w:styleId="Title">
     <w:name w:val="Title"/>
@@ -3198,6 +4052,7 @@
   <w:style w:type="paragraph" w:styleId="ListParagraph">
     <w:name w:val="List Paragraph"/>
     <w:qFormat/>
+    <w:rPr/>
   </w:style>
   <w:style w:type="character" w:styleId="Hyperlink">
     <w:name w:val="Hyperlink"/>
@@ -3209,7 +4064,7 @@
     </w:rPr>
   </w:style>
   <w:style w:type="character" w:styleId="FootnoteReference">
-    <w:name w:val="footnote reference"/>
+    <w:name w:val="Footnote Reference"/>
     <w:uiPriority w:val="99"/>
     <w:semiHidden/>
     <w:unhideWhenUsed/>
@@ -3218,14 +4073,15 @@
     </w:rPr>
   </w:style>
   <w:style w:type="paragraph" w:styleId="FootnoteText">
-    <w:name w:val="footnote text"/>
-    <w:link w:val="FootnoteTextChar"/>
+    <w:name w:val="Footnote Text"/>
+    <w:link w:val="TeksCatatanKakiKAR"/>
     <w:uiPriority w:val="99"/>
     <w:semiHidden/>
     <w:unhideWhenUsed/>
+    <w:rPr/>
   </w:style>
-  <w:style w:type="character" w:customStyle="1" w:styleId="FootnoteTextChar">
-    <w:name w:val="Footnote Text Char"/>
+  <w:style w:type="character" w:customStyle="1" w:styleId="TeksCatatanKakiKAR">
+    <w:name w:val="Teks Catatan Kaki KAR"/>
     <w:link w:val="FootnoteText"/>
     <w:uiPriority w:val="99"/>
     <w:semiHidden/>
@@ -3236,7 +4092,7 @@
     </w:rPr>
   </w:style>
   <w:style w:type="character" w:styleId="EndnoteReference">
-    <w:name w:val="endnote reference"/>
+    <w:name w:val="Endnote Reference"/>
     <w:uiPriority w:val="99"/>
     <w:semiHidden/>
     <w:unhideWhenUsed/>
@@ -3245,14 +4101,15 @@
     </w:rPr>
   </w:style>
   <w:style w:type="paragraph" w:styleId="EndnoteText">
-    <w:name w:val="endnote text"/>
-    <w:link w:val="EndnoteTextChar"/>
+    <w:name w:val="Endnote Text"/>
+    <w:link w:val="TeksCatatanAkhirKAR"/>
     <w:uiPriority w:val="99"/>
     <w:semiHidden/>
     <w:unhideWhenUsed/>
+    <w:rPr/>
   </w:style>
-  <w:style w:type="character" w:customStyle="1" w:styleId="EndnoteTextChar">
-    <w:name w:val="Endnote Text Char"/>
+  <w:style w:type="character" w:customStyle="1" w:styleId="TeksCatatanAkhirKAR">
+    <w:name w:val="Teks Catatan Akhir KAR"/>
     <w:link w:val="EndnoteText"/>
     <w:uiPriority w:val="99"/>
     <w:semiHidden/>
@@ -3261,6 +4118,21 @@
       <w:sz w:val="20"/>
       <w:szCs w:val="20"/>
     </w:rPr>
+  </w:style>
+  <w:style w:type="table" w:styleId="TableGrid">
+    <w:name w:val="Table Grid"/>
+    <w:rPr/>
+    <w:tblPr>
+      <w:tblInd w:w="0" w:type="dxa"/>
+      <w:tblBorders>
+        <w:top w:val="single" w:sz="4" w:space="0" w:color="auto"/>
+        <w:left w:val="single" w:sz="4" w:space="0" w:color="auto"/>
+        <w:bottom w:val="single" w:sz="4" w:space="0" w:color="auto"/>
+        <w:right w:val="single" w:sz="4" w:space="0" w:color="auto"/>
+        <w:insideH w:val="single" w:sz="4" w:space="0" w:color="auto"/>
+        <w:insideV w:val="single" w:sz="4" w:space="0" w:color="auto"/>
+      </w:tblBorders>
+    </w:tblPr>
   </w:style>
 </w:styles>
 </file>
